--- a/sessions/session_02_oakshade_village.docx
+++ b/sessions/session_02_oakshade_village.docx
@@ -375,6 +375,62 @@
     <w:p>
       <w:pPr>
         <w:keepNext/>
+        <w:spacing w:before="120" w:after="40"/>
+        <w:jc w:val="center"/>
+      </w:pPr>
+      <w:r>
+        <w:drawing>
+          <wp:inline xmlns:a="http://schemas.openxmlformats.org/drawingml/2006/main" xmlns:pic="http://schemas.openxmlformats.org/drawingml/2006/picture">
+            <wp:extent cx="2926080" cy="2926080"/>
+            <wp:docPr id="1" name="Picture 1"/>
+            <wp:cNvGraphicFramePr>
+              <a:graphicFrameLocks noChangeAspect="1"/>
+            </wp:cNvGraphicFramePr>
+            <a:graphic>
+              <a:graphicData uri="http://schemas.openxmlformats.org/drawingml/2006/picture">
+                <pic:pic>
+                  <pic:nvPicPr>
+                    <pic:cNvPr id="0" name="image.jpg"/>
+                    <pic:cNvPicPr/>
+                  </pic:nvPicPr>
+                  <pic:blipFill>
+                    <a:blip r:embed="rId10"/>
+                    <a:stretch>
+                      <a:fillRect/>
+                    </a:stretch>
+                  </pic:blipFill>
+                  <pic:spPr>
+                    <a:xfrm>
+                      <a:off x="0" y="0"/>
+                      <a:ext cx="2926080" cy="2926080"/>
+                    </a:xfrm>
+                    <a:prstGeom prst="rect"/>
+                  </pic:spPr>
+                </pic:pic>
+              </a:graphicData>
+            </a:graphic>
+          </wp:inline>
+        </w:drawing>
+      </w:r>
+    </w:p>
+    <w:p>
+      <w:pPr>
+        <w:spacing w:after="140"/>
+        <w:jc w:val="center"/>
+      </w:pPr>
+      <w:r>
+        <w:rPr>
+          <w:rFonts w:ascii="Georgia" w:hAnsi="Georgia" w:cs="Georgia"/>
+          <w:i/>
+          <w:color w:val="888888"/>
+          <w:sz w:val="18"/>
+        </w:rPr>
+        <w:t>Dawn breaks over Oakshade Village, and the mist lets go at last.</w:t>
+      </w:r>
+    </w:p>
+    <w:p>
+      <w:pPr>
+        <w:keepNext/>
         <w:spacing w:before="400" w:after="120"/>
         <w:pBdr>
           <w:bottom w:val="single" w:sz="6" w:space="4" w:color="B8860B"/>
@@ -557,6 +613,62 @@
     </w:p>
     <w:p>
       <w:pPr>
+        <w:keepNext/>
+        <w:spacing w:before="120" w:after="40"/>
+        <w:jc w:val="center"/>
+      </w:pPr>
+      <w:r>
+        <w:drawing>
+          <wp:inline xmlns:a="http://schemas.openxmlformats.org/drawingml/2006/main" xmlns:pic="http://schemas.openxmlformats.org/drawingml/2006/picture">
+            <wp:extent cx="3566160" cy="3566160"/>
+            <wp:docPr id="2" name="Picture 2"/>
+            <wp:cNvGraphicFramePr>
+              <a:graphicFrameLocks noChangeAspect="1"/>
+            </wp:cNvGraphicFramePr>
+            <a:graphic>
+              <a:graphicData uri="http://schemas.openxmlformats.org/drawingml/2006/picture">
+                <pic:pic>
+                  <pic:nvPicPr>
+                    <pic:cNvPr id="0" name="image.jpg"/>
+                    <pic:cNvPicPr/>
+                  </pic:nvPicPr>
+                  <pic:blipFill>
+                    <a:blip r:embed="rId11"/>
+                    <a:stretch>
+                      <a:fillRect/>
+                    </a:stretch>
+                  </pic:blipFill>
+                  <pic:spPr>
+                    <a:xfrm>
+                      <a:off x="0" y="0"/>
+                      <a:ext cx="3566160" cy="3566160"/>
+                    </a:xfrm>
+                    <a:prstGeom prst="rect"/>
+                  </pic:spPr>
+                </pic:pic>
+              </a:graphicData>
+            </a:graphic>
+          </wp:inline>
+        </w:drawing>
+      </w:r>
+    </w:p>
+    <w:p>
+      <w:pPr>
+        <w:spacing w:after="140"/>
+        <w:jc w:val="center"/>
+      </w:pPr>
+      <w:r>
+        <w:rPr>
+          <w:rFonts w:ascii="Georgia" w:hAnsi="Georgia" w:cs="Georgia"/>
+          <w:i/>
+          <w:color w:val="888888"/>
+          <w:sz w:val="18"/>
+        </w:rPr>
+        <w:t>The lost herb gatherers walk home at last, and Oakshade cheers its newest heroes.</w:t>
+      </w:r>
+    </w:p>
+    <w:p>
+      <w:pPr>
         <w:pBdr>
           <w:left w:val="single" w:sz="18" w:space="12" w:color="B8860B"/>
         </w:pBdr>
@@ -663,62 +775,6 @@
           <w:sz w:val="19"/>
         </w:rPr>
         <w:t>.</w:t>
-      </w:r>
-    </w:p>
-    <w:p>
-      <w:pPr>
-        <w:keepNext/>
-        <w:spacing w:before="120" w:after="40"/>
-        <w:jc w:val="center"/>
-      </w:pPr>
-      <w:r>
-        <w:drawing>
-          <wp:inline xmlns:a="http://schemas.openxmlformats.org/drawingml/2006/main" xmlns:pic="http://schemas.openxmlformats.org/drawingml/2006/picture">
-            <wp:extent cx="3840480" cy="3840480"/>
-            <wp:docPr id="1" name="Picture 1"/>
-            <wp:cNvGraphicFramePr>
-              <a:graphicFrameLocks noChangeAspect="1"/>
-            </wp:cNvGraphicFramePr>
-            <a:graphic>
-              <a:graphicData uri="http://schemas.openxmlformats.org/drawingml/2006/picture">
-                <pic:pic>
-                  <pic:nvPicPr>
-                    <pic:cNvPr id="0" name="image.jpg"/>
-                    <pic:cNvPicPr/>
-                  </pic:nvPicPr>
-                  <pic:blipFill>
-                    <a:blip r:embed="rId10"/>
-                    <a:stretch>
-                      <a:fillRect/>
-                    </a:stretch>
-                  </pic:blipFill>
-                  <pic:spPr>
-                    <a:xfrm>
-                      <a:off x="0" y="0"/>
-                      <a:ext cx="3840480" cy="3840480"/>
-                    </a:xfrm>
-                    <a:prstGeom prst="rect"/>
-                  </pic:spPr>
-                </pic:pic>
-              </a:graphicData>
-            </a:graphic>
-          </wp:inline>
-        </w:drawing>
-      </w:r>
-    </w:p>
-    <w:p>
-      <w:pPr>
-        <w:spacing w:after="140"/>
-        <w:jc w:val="center"/>
-      </w:pPr>
-      <w:r>
-        <w:rPr>
-          <w:rFonts w:ascii="Georgia" w:hAnsi="Georgia" w:cs="Georgia"/>
-          <w:i/>
-          <w:color w:val="888888"/>
-          <w:sz w:val="18"/>
-        </w:rPr>
-        <w:t>The lost herb gatherers walk home at last, and Oakshade cheers its newest heroes.</w:t>
       </w:r>
     </w:p>
     <w:p>
@@ -1129,7 +1185,7 @@
         <w:drawing>
           <wp:inline xmlns:a="http://schemas.openxmlformats.org/drawingml/2006/main" xmlns:pic="http://schemas.openxmlformats.org/drawingml/2006/picture">
             <wp:extent cx="3840480" cy="3840480"/>
-            <wp:docPr id="2" name="Picture 2"/>
+            <wp:docPr id="3" name="Picture 3"/>
             <wp:cNvGraphicFramePr>
               <a:graphicFrameLocks noChangeAspect="1"/>
             </wp:cNvGraphicFramePr>
@@ -1141,7 +1197,7 @@
                     <pic:cNvPicPr/>
                   </pic:nvPicPr>
                   <pic:blipFill>
-                    <a:blip r:embed="rId11"/>
+                    <a:blip r:embed="rId12"/>
                     <a:stretch>
                       <a:fillRect/>
                     </a:stretch>
@@ -1530,7 +1586,7 @@
         <w:drawing>
           <wp:inline xmlns:a="http://schemas.openxmlformats.org/drawingml/2006/main" xmlns:pic="http://schemas.openxmlformats.org/drawingml/2006/picture">
             <wp:extent cx="3840480" cy="3840480"/>
-            <wp:docPr id="3" name="Picture 3"/>
+            <wp:docPr id="4" name="Picture 4"/>
             <wp:cNvGraphicFramePr>
               <a:graphicFrameLocks noChangeAspect="1"/>
             </wp:cNvGraphicFramePr>
@@ -1542,7 +1598,7 @@
                     <pic:cNvPicPr/>
                   </pic:nvPicPr>
                   <pic:blipFill>
-                    <a:blip r:embed="rId12"/>
+                    <a:blip r:embed="rId13"/>
                     <a:stretch>
                       <a:fillRect/>
                     </a:stretch>
@@ -1727,6 +1783,62 @@
           <w:sz w:val="21"/>
         </w:rPr>
         <w:t>. Ancient trees ring it round, their leaves rustling softly in air that holds no wind at all, so that the whole glade seems to murmur. At its center stands an old stone monument, cloaked in moss, carved with runes that glow faint as embers.</w:t>
+      </w:r>
+    </w:p>
+    <w:p>
+      <w:pPr>
+        <w:keepNext/>
+        <w:spacing w:before="120" w:after="40"/>
+        <w:jc w:val="center"/>
+      </w:pPr>
+      <w:r>
+        <w:drawing>
+          <wp:inline xmlns:a="http://schemas.openxmlformats.org/drawingml/2006/main" xmlns:pic="http://schemas.openxmlformats.org/drawingml/2006/picture">
+            <wp:extent cx="3840480" cy="3840480"/>
+            <wp:docPr id="5" name="Picture 5"/>
+            <wp:cNvGraphicFramePr>
+              <a:graphicFrameLocks noChangeAspect="1"/>
+            </wp:cNvGraphicFramePr>
+            <a:graphic>
+              <a:graphicData uri="http://schemas.openxmlformats.org/drawingml/2006/picture">
+                <pic:pic>
+                  <pic:nvPicPr>
+                    <pic:cNvPr id="0" name="image.jpg"/>
+                    <pic:cNvPicPr/>
+                  </pic:nvPicPr>
+                  <pic:blipFill>
+                    <a:blip r:embed="rId14"/>
+                    <a:stretch>
+                      <a:fillRect/>
+                    </a:stretch>
+                  </pic:blipFill>
+                  <pic:spPr>
+                    <a:xfrm>
+                      <a:off x="0" y="0"/>
+                      <a:ext cx="3840480" cy="3840480"/>
+                    </a:xfrm>
+                    <a:prstGeom prst="rect"/>
+                  </pic:spPr>
+                </pic:pic>
+              </a:graphicData>
+            </a:graphic>
+          </wp:inline>
+        </w:drawing>
+      </w:r>
+    </w:p>
+    <w:p>
+      <w:pPr>
+        <w:spacing w:after="140"/>
+        <w:jc w:val="center"/>
+      </w:pPr>
+      <w:r>
+        <w:rPr>
+          <w:rFonts w:ascii="Georgia" w:hAnsi="Georgia" w:cs="Georgia"/>
+          <w:i/>
+          <w:color w:val="888888"/>
+          <w:sz w:val="18"/>
+        </w:rPr>
+        <w:t>The Whispering Glade at sunset, its mossy monument waiting in the windless hush.</w:t>
       </w:r>
     </w:p>
     <w:p>
@@ -2024,7 +2136,7 @@
         <w:drawing>
           <wp:inline xmlns:a="http://schemas.openxmlformats.org/drawingml/2006/main" xmlns:pic="http://schemas.openxmlformats.org/drawingml/2006/picture">
             <wp:extent cx="3840480" cy="3840480"/>
-            <wp:docPr id="4" name="Picture 4"/>
+            <wp:docPr id="6" name="Picture 6"/>
             <wp:cNvGraphicFramePr>
               <a:graphicFrameLocks noChangeAspect="1"/>
             </wp:cNvGraphicFramePr>
@@ -2036,7 +2148,7 @@
                     <pic:cNvPicPr/>
                   </pic:nvPicPr>
                   <pic:blipFill>
-                    <a:blip r:embed="rId13"/>
+                    <a:blip r:embed="rId15"/>
                     <a:stretch>
                       <a:fillRect/>
                     </a:stretch>
@@ -2335,6 +2447,52 @@
     </w:p>
     <w:p>
       <w:pPr>
+        <w:spacing w:after="0" w:before="0"/>
+      </w:pPr>
+      <w:r>
+        <w:drawing>
+          <wp:anchor xmlns:a="http://schemas.openxmlformats.org/drawingml/2006/main" behindDoc="0" distT="0" distB="0" distL="114300" distR="0" simplePos="0" locked="0" layoutInCell="1" allowOverlap="1" relativeHeight="2">
+            <wp:simplePos x="0" y="0"/>
+            <wp:positionH relativeFrom="column">
+              <wp:align>right</wp:align>
+            </wp:positionH>
+            <wp:positionV relativeFrom="paragraph">
+              <wp:posOffset>0</wp:posOffset>
+            </wp:positionV>
+            <wp:extent cx="2011680" cy="2011680"/>
+            <wp:effectExtent l="0" t="0" r="0" b="0"/>
+            <wp:wrapSquare wrapText="bothSides"/>
+            <wp:docPr id="7" name="Picture 7"/>
+            <wp:cNvGraphicFramePr/>
+            <a:graphic xmlns:pic="http://schemas.openxmlformats.org/drawingml/2006/picture">
+              <a:graphicData uri="http://schemas.openxmlformats.org/drawingml/2006/picture">
+                <pic:pic>
+                  <pic:nvPicPr>
+                    <pic:cNvPr id="0" name="image.jpg"/>
+                    <pic:cNvPicPr/>
+                  </pic:nvPicPr>
+                  <pic:blipFill>
+                    <a:blip r:embed="rId16"/>
+                    <a:stretch>
+                      <a:fillRect/>
+                    </a:stretch>
+                  </pic:blipFill>
+                  <pic:spPr>
+                    <a:xfrm>
+                      <a:off x="0" y="0"/>
+                      <a:ext cx="2011680" cy="2011680"/>
+                    </a:xfrm>
+                    <a:prstGeom prst="rect"/>
+                  </pic:spPr>
+                </pic:pic>
+              </a:graphicData>
+            </a:graphic>
+          </wp:anchor>
+        </w:drawing>
+      </w:r>
+    </w:p>
+    <w:p>
+      <w:pPr>
         <w:pBdr>
           <w:left w:val="single" w:sz="18" w:space="12" w:color="B8860B"/>
         </w:pBdr>
@@ -2361,62 +2519,6 @@
           <w:sz w:val="21"/>
         </w:rPr>
         <w:t xml:space="preserve"> rises: a great serpent of living stone and packed earth, rocky scales glinting in the fading light, eyes glowing from within like windows onto slow magma. It regards the party the way a mountain regards weather, and then it strikes. There is no talking to it, no bargaining, no clever password. Some guardians test. This one only defends.</w:t>
-      </w:r>
-    </w:p>
-    <w:p>
-      <w:pPr>
-        <w:keepNext/>
-        <w:spacing w:before="120" w:after="40"/>
-        <w:jc w:val="center"/>
-      </w:pPr>
-      <w:r>
-        <w:drawing>
-          <wp:inline xmlns:a="http://schemas.openxmlformats.org/drawingml/2006/main" xmlns:pic="http://schemas.openxmlformats.org/drawingml/2006/picture">
-            <wp:extent cx="3840480" cy="3840480"/>
-            <wp:docPr id="5" name="Picture 5"/>
-            <wp:cNvGraphicFramePr>
-              <a:graphicFrameLocks noChangeAspect="1"/>
-            </wp:cNvGraphicFramePr>
-            <a:graphic>
-              <a:graphicData uri="http://schemas.openxmlformats.org/drawingml/2006/picture">
-                <pic:pic>
-                  <pic:nvPicPr>
-                    <pic:cNvPr id="0" name="image.jpg"/>
-                    <pic:cNvPicPr/>
-                  </pic:nvPicPr>
-                  <pic:blipFill>
-                    <a:blip r:embed="rId14"/>
-                    <a:stretch>
-                      <a:fillRect/>
-                    </a:stretch>
-                  </pic:blipFill>
-                  <pic:spPr>
-                    <a:xfrm>
-                      <a:off x="0" y="0"/>
-                      <a:ext cx="3840480" cy="3840480"/>
-                    </a:xfrm>
-                    <a:prstGeom prst="rect"/>
-                  </pic:spPr>
-                </pic:pic>
-              </a:graphicData>
-            </a:graphic>
-          </wp:inline>
-        </w:drawing>
-      </w:r>
-    </w:p>
-    <w:p>
-      <w:pPr>
-        <w:spacing w:after="140"/>
-        <w:jc w:val="center"/>
-      </w:pPr>
-      <w:r>
-        <w:rPr>
-          <w:rFonts w:ascii="Georgia" w:hAnsi="Georgia" w:cs="Georgia"/>
-          <w:i/>
-          <w:color w:val="888888"/>
-          <w:sz w:val="18"/>
-        </w:rPr>
-        <w:t>Terranox, the stone serpent, rears from the mountain path in a rain of floating rock.</w:t>
       </w:r>
     </w:p>
     <w:p>
@@ -2477,6 +2579,62 @@
           <w:sz w:val="19"/>
         </w:rPr>
         <w:t>. No parley. Immune to fire, so flame tricks fail again; it stomps the ground to knock heroes flat and coils around spellcasters. Loose rocks fall throughout: DC 12 Dexterity save or 1d10 bludgeoning.</w:t>
+      </w:r>
+    </w:p>
+    <w:p>
+      <w:pPr>
+        <w:keepNext/>
+        <w:spacing w:before="120" w:after="40"/>
+        <w:jc w:val="center"/>
+      </w:pPr>
+      <w:r>
+        <w:drawing>
+          <wp:inline xmlns:a="http://schemas.openxmlformats.org/drawingml/2006/main" xmlns:pic="http://schemas.openxmlformats.org/drawingml/2006/picture">
+            <wp:extent cx="3657600" cy="3657600"/>
+            <wp:docPr id="8" name="Picture 8"/>
+            <wp:cNvGraphicFramePr>
+              <a:graphicFrameLocks noChangeAspect="1"/>
+            </wp:cNvGraphicFramePr>
+            <a:graphic>
+              <a:graphicData uri="http://schemas.openxmlformats.org/drawingml/2006/picture">
+                <pic:pic>
+                  <pic:nvPicPr>
+                    <pic:cNvPr id="0" name="image.jpg"/>
+                    <pic:cNvPicPr/>
+                  </pic:nvPicPr>
+                  <pic:blipFill>
+                    <a:blip r:embed="rId17"/>
+                    <a:stretch>
+                      <a:fillRect/>
+                    </a:stretch>
+                  </pic:blipFill>
+                  <pic:spPr>
+                    <a:xfrm>
+                      <a:off x="0" y="0"/>
+                      <a:ext cx="3657600" cy="3657600"/>
+                    </a:xfrm>
+                    <a:prstGeom prst="rect"/>
+                  </pic:spPr>
+                </pic:pic>
+              </a:graphicData>
+            </a:graphic>
+          </wp:inline>
+        </w:drawing>
+      </w:r>
+    </w:p>
+    <w:p>
+      <w:pPr>
+        <w:spacing w:after="140"/>
+        <w:jc w:val="center"/>
+      </w:pPr>
+      <w:r>
+        <w:rPr>
+          <w:rFonts w:ascii="Georgia" w:hAnsi="Georgia" w:cs="Georgia"/>
+          <w:i/>
+          <w:color w:val="888888"/>
+          <w:sz w:val="18"/>
+        </w:rPr>
+        <w:t>Terranox, the stone serpent, rears from the mountain path in a rain of floating rock.</w:t>
       </w:r>
     </w:p>
     <w:p>
@@ -2602,7 +2760,7 @@
         <w:drawing>
           <wp:inline xmlns:a="http://schemas.openxmlformats.org/drawingml/2006/main" xmlns:pic="http://schemas.openxmlformats.org/drawingml/2006/picture">
             <wp:extent cx="3840480" cy="3840480"/>
-            <wp:docPr id="6" name="Picture 6"/>
+            <wp:docPr id="9" name="Picture 9"/>
             <wp:cNvGraphicFramePr>
               <a:graphicFrameLocks noChangeAspect="1"/>
             </wp:cNvGraphicFramePr>
@@ -2614,7 +2772,7 @@
                     <pic:cNvPicPr/>
                   </pic:nvPicPr>
                   <pic:blipFill>
-                    <a:blip r:embed="rId15"/>
+                    <a:blip r:embed="rId18"/>
                     <a:stretch>
                       <a:fillRect/>
                     </a:stretch>
@@ -2828,7 +2986,7 @@
         <w:drawing>
           <wp:inline xmlns:a="http://schemas.openxmlformats.org/drawingml/2006/main" xmlns:pic="http://schemas.openxmlformats.org/drawingml/2006/picture">
             <wp:extent cx="3840480" cy="3840480"/>
-            <wp:docPr id="7" name="Picture 7"/>
+            <wp:docPr id="10" name="Picture 10"/>
             <wp:cNvGraphicFramePr>
               <a:graphicFrameLocks noChangeAspect="1"/>
             </wp:cNvGraphicFramePr>
@@ -2840,7 +2998,7 @@
                     <pic:cNvPicPr/>
                   </pic:nvPicPr>
                   <pic:blipFill>
-                    <a:blip r:embed="rId16"/>
+                    <a:blip r:embed="rId19"/>
                     <a:stretch>
                       <a:fillRect/>
                     </a:stretch>
@@ -2887,6 +3045,52 @@
           <w:sz w:val="26"/>
         </w:rPr>
         <w:t>Professor Aelwyn Ravenstone</w:t>
+      </w:r>
+    </w:p>
+    <w:p>
+      <w:pPr>
+        <w:spacing w:after="0" w:before="0"/>
+      </w:pPr>
+      <w:r>
+        <w:drawing>
+          <wp:anchor xmlns:a="http://schemas.openxmlformats.org/drawingml/2006/main" behindDoc="0" distT="0" distB="0" distL="114300" distR="0" simplePos="0" locked="0" layoutInCell="1" allowOverlap="1" relativeHeight="2">
+            <wp:simplePos x="0" y="0"/>
+            <wp:positionH relativeFrom="column">
+              <wp:align>right</wp:align>
+            </wp:positionH>
+            <wp:positionV relativeFrom="paragraph">
+              <wp:posOffset>0</wp:posOffset>
+            </wp:positionV>
+            <wp:extent cx="2103120" cy="2103120"/>
+            <wp:effectExtent l="0" t="0" r="0" b="0"/>
+            <wp:wrapSquare wrapText="bothSides"/>
+            <wp:docPr id="11" name="Picture 11"/>
+            <wp:cNvGraphicFramePr/>
+            <a:graphic xmlns:pic="http://schemas.openxmlformats.org/drawingml/2006/picture">
+              <a:graphicData uri="http://schemas.openxmlformats.org/drawingml/2006/picture">
+                <pic:pic>
+                  <pic:nvPicPr>
+                    <pic:cNvPr id="0" name="image.jpg"/>
+                    <pic:cNvPicPr/>
+                  </pic:nvPicPr>
+                  <pic:blipFill>
+                    <a:blip r:embed="rId20"/>
+                    <a:stretch>
+                      <a:fillRect/>
+                    </a:stretch>
+                  </pic:blipFill>
+                  <pic:spPr>
+                    <a:xfrm>
+                      <a:off x="0" y="0"/>
+                      <a:ext cx="2103120" cy="2103120"/>
+                    </a:xfrm>
+                    <a:prstGeom prst="rect"/>
+                  </pic:spPr>
+                </pic:pic>
+              </a:graphicData>
+            </a:graphic>
+          </wp:anchor>
+        </w:drawing>
       </w:r>
     </w:p>
     <w:p>
@@ -2957,62 +3161,6 @@
           <w:sz w:val="21"/>
         </w:rPr>
         <w:t xml:space="preserve"> “Ah, visitors! How wonderful. I do not get many these days.”</w:t>
-      </w:r>
-    </w:p>
-    <w:p>
-      <w:pPr>
-        <w:keepNext/>
-        <w:spacing w:before="120" w:after="40"/>
-        <w:jc w:val="center"/>
-      </w:pPr>
-      <w:r>
-        <w:drawing>
-          <wp:inline xmlns:a="http://schemas.openxmlformats.org/drawingml/2006/main" xmlns:pic="http://schemas.openxmlformats.org/drawingml/2006/picture">
-            <wp:extent cx="3108960" cy="3108960"/>
-            <wp:docPr id="8" name="Picture 8"/>
-            <wp:cNvGraphicFramePr>
-              <a:graphicFrameLocks noChangeAspect="1"/>
-            </wp:cNvGraphicFramePr>
-            <a:graphic>
-              <a:graphicData uri="http://schemas.openxmlformats.org/drawingml/2006/picture">
-                <pic:pic>
-                  <pic:nvPicPr>
-                    <pic:cNvPr id="0" name="image.jpg"/>
-                    <pic:cNvPicPr/>
-                  </pic:nvPicPr>
-                  <pic:blipFill>
-                    <a:blip r:embed="rId17"/>
-                    <a:stretch>
-                      <a:fillRect/>
-                    </a:stretch>
-                  </pic:blipFill>
-                  <pic:spPr>
-                    <a:xfrm>
-                      <a:off x="0" y="0"/>
-                      <a:ext cx="3108960" cy="3108960"/>
-                    </a:xfrm>
-                    <a:prstGeom prst="rect"/>
-                  </pic:spPr>
-                </pic:pic>
-              </a:graphicData>
-            </a:graphic>
-          </wp:inline>
-        </w:drawing>
-      </w:r>
-    </w:p>
-    <w:p>
-      <w:pPr>
-        <w:spacing w:after="140"/>
-        <w:jc w:val="center"/>
-      </w:pPr>
-      <w:r>
-        <w:rPr>
-          <w:rFonts w:ascii="Georgia" w:hAnsi="Georgia" w:cs="Georgia"/>
-          <w:i/>
-          <w:color w:val="888888"/>
-          <w:sz w:val="18"/>
-        </w:rPr>
-        <w:t>Professor Aelwyn Ravenstone, planar researcher of Ravenstone Laboratory.</w:t>
       </w:r>
     </w:p>
     <w:p>

--- a/sessions/session_02_oakshade_village.docx
+++ b/sessions/session_02_oakshade_village.docx
@@ -1,6 +1,7 @@
 
 <file path=word/document.xml><?xml version="1.0" encoding="utf-8"?>
 <w:document xmlns:wpc="http://schemas.microsoft.com/office/word/2010/wordprocessingCanvas" xmlns:mo="http://schemas.microsoft.com/office/mac/office/2008/main" xmlns:mc="http://schemas.openxmlformats.org/markup-compatibility/2006" xmlns:mv="urn:schemas-microsoft-com:mac:vml" xmlns:o="urn:schemas-microsoft-com:office:office" xmlns:r="http://schemas.openxmlformats.org/officeDocument/2006/relationships" xmlns:m="http://schemas.openxmlformats.org/officeDocument/2006/math" xmlns:v="urn:schemas-microsoft-com:vml" xmlns:wp14="http://schemas.microsoft.com/office/word/2010/wordprocessingDrawing" xmlns:wp="http://schemas.openxmlformats.org/drawingml/2006/wordprocessingDrawing" xmlns:w10="urn:schemas-microsoft-com:office:word" xmlns:w="http://schemas.openxmlformats.org/wordprocessingml/2006/main" xmlns:w14="http://schemas.microsoft.com/office/word/2010/wordml" xmlns:wpg="http://schemas.microsoft.com/office/word/2010/wordprocessingGroup" xmlns:wpi="http://schemas.microsoft.com/office/word/2010/wordprocessingInk" xmlns:wne="http://schemas.microsoft.com/office/word/2006/wordml" xmlns:wps="http://schemas.microsoft.com/office/word/2010/wordprocessingShape" mc:Ignorable="w14 wp14">
+  <w:background w:color="F9F2E2"/>
   <w:body>
     <w:p>
       <w:pPr>
@@ -4154,7 +4155,7 @@
     <w:sectPr>
       <w:footerReference w:type="default" r:id="rId9"/>
       <w:pgSz w:w="12240" w:h="15840"/>
-      <w:pgMar w:top="1080" w:right="1440" w:bottom="1080" w:left="1440" w:header="720" w:footer="720" w:gutter="0"/>
+      <w:pgMar w:top="1080" w:right="1440" w:bottom="1300" w:left="1440" w:header="720" w:footer="720" w:gutter="0"/>
       <w:cols w:space="720"/>
       <w:docGrid w:linePitch="360"/>
     </w:sectPr>

--- a/sessions/session_02_oakshade_village.docx
+++ b/sessions/session_02_oakshade_village.docx
@@ -1586,7 +1586,7 @@
       <w:r>
         <w:drawing>
           <wp:inline xmlns:a="http://schemas.openxmlformats.org/drawingml/2006/main" xmlns:pic="http://schemas.openxmlformats.org/drawingml/2006/picture">
-            <wp:extent cx="3840480" cy="3840480"/>
+            <wp:extent cx="2926080" cy="2926080"/>
             <wp:docPr id="4" name="Picture 4"/>
             <wp:cNvGraphicFramePr>
               <a:graphicFrameLocks noChangeAspect="1"/>
@@ -1607,7 +1607,7 @@
                   <pic:spPr>
                     <a:xfrm>
                       <a:off x="0" y="0"/>
-                      <a:ext cx="3840480" cy="3840480"/>
+                      <a:ext cx="2926080" cy="2926080"/>
                     </a:xfrm>
                     <a:prstGeom prst="rect"/>
                   </pic:spPr>
@@ -1999,6 +1999,62 @@
     </w:p>
     <w:p>
       <w:pPr>
+        <w:keepNext/>
+        <w:spacing w:before="120" w:after="40"/>
+        <w:jc w:val="center"/>
+      </w:pPr>
+      <w:r>
+        <w:drawing>
+          <wp:inline xmlns:a="http://schemas.openxmlformats.org/drawingml/2006/main" xmlns:pic="http://schemas.openxmlformats.org/drawingml/2006/picture">
+            <wp:extent cx="3840480" cy="3840480"/>
+            <wp:docPr id="6" name="Picture 6"/>
+            <wp:cNvGraphicFramePr>
+              <a:graphicFrameLocks noChangeAspect="1"/>
+            </wp:cNvGraphicFramePr>
+            <a:graphic>
+              <a:graphicData uri="http://schemas.openxmlformats.org/drawingml/2006/picture">
+                <pic:pic>
+                  <pic:nvPicPr>
+                    <pic:cNvPr id="0" name="image.jpg"/>
+                    <pic:cNvPicPr/>
+                  </pic:nvPicPr>
+                  <pic:blipFill>
+                    <a:blip r:embed="rId15"/>
+                    <a:stretch>
+                      <a:fillRect/>
+                    </a:stretch>
+                  </pic:blipFill>
+                  <pic:spPr>
+                    <a:xfrm>
+                      <a:off x="0" y="0"/>
+                      <a:ext cx="3840480" cy="3840480"/>
+                    </a:xfrm>
+                    <a:prstGeom prst="rect"/>
+                  </pic:spPr>
+                </pic:pic>
+              </a:graphicData>
+            </a:graphic>
+          </wp:inline>
+        </w:drawing>
+      </w:r>
+    </w:p>
+    <w:p>
+      <w:pPr>
+        <w:spacing w:after="140"/>
+        <w:jc w:val="center"/>
+      </w:pPr>
+      <w:r>
+        <w:rPr>
+          <w:rFonts w:ascii="Georgia" w:hAnsi="Georgia" w:cs="Georgia"/>
+          <w:i/>
+          <w:color w:val="888888"/>
+          <w:sz w:val="18"/>
+        </w:rPr>
+        <w:t>Elaria, guardian of the planes, gathers out of starlight and vine above the three heroes.</w:t>
+      </w:r>
+    </w:p>
+    <w:p>
+      <w:pPr>
         <w:pBdr>
           <w:left w:val="single" w:sz="18" w:space="12" w:color="B8860B"/>
         </w:pBdr>
@@ -2125,62 +2181,6 @@
           <w:sz w:val="21"/>
         </w:rPr>
         <w:t xml:space="preserve"> “The disturbances are but a symptom of a greater malady. An ancient entity seeks to exploit this weakness, consuming the essence of worlds. Unite your strengths. Restore the safeguards. Mend the fractures, before all is lost.”</w:t>
-      </w:r>
-    </w:p>
-    <w:p>
-      <w:pPr>
-        <w:keepNext/>
-        <w:spacing w:before="120" w:after="40"/>
-        <w:jc w:val="center"/>
-      </w:pPr>
-      <w:r>
-        <w:drawing>
-          <wp:inline xmlns:a="http://schemas.openxmlformats.org/drawingml/2006/main" xmlns:pic="http://schemas.openxmlformats.org/drawingml/2006/picture">
-            <wp:extent cx="3840480" cy="3840480"/>
-            <wp:docPr id="6" name="Picture 6"/>
-            <wp:cNvGraphicFramePr>
-              <a:graphicFrameLocks noChangeAspect="1"/>
-            </wp:cNvGraphicFramePr>
-            <a:graphic>
-              <a:graphicData uri="http://schemas.openxmlformats.org/drawingml/2006/picture">
-                <pic:pic>
-                  <pic:nvPicPr>
-                    <pic:cNvPr id="0" name="image.jpg"/>
-                    <pic:cNvPicPr/>
-                  </pic:nvPicPr>
-                  <pic:blipFill>
-                    <a:blip r:embed="rId15"/>
-                    <a:stretch>
-                      <a:fillRect/>
-                    </a:stretch>
-                  </pic:blipFill>
-                  <pic:spPr>
-                    <a:xfrm>
-                      <a:off x="0" y="0"/>
-                      <a:ext cx="3840480" cy="3840480"/>
-                    </a:xfrm>
-                    <a:prstGeom prst="rect"/>
-                  </pic:spPr>
-                </pic:pic>
-              </a:graphicData>
-            </a:graphic>
-          </wp:inline>
-        </w:drawing>
-      </w:r>
-    </w:p>
-    <w:p>
-      <w:pPr>
-        <w:spacing w:after="140"/>
-        <w:jc w:val="center"/>
-      </w:pPr>
-      <w:r>
-        <w:rPr>
-          <w:rFonts w:ascii="Georgia" w:hAnsi="Georgia" w:cs="Georgia"/>
-          <w:i/>
-          <w:color w:val="888888"/>
-          <w:sz w:val="18"/>
-        </w:rPr>
-        <w:t>Elaria, guardian of the planes, gathers out of starlight and vine above the three heroes.</w:t>
       </w:r>
     </w:p>
     <w:p>
@@ -2986,7 +2986,7 @@
       <w:r>
         <w:drawing>
           <wp:inline xmlns:a="http://schemas.openxmlformats.org/drawingml/2006/main" xmlns:pic="http://schemas.openxmlformats.org/drawingml/2006/picture">
-            <wp:extent cx="3840480" cy="3840480"/>
+            <wp:extent cx="2926080" cy="2926080"/>
             <wp:docPr id="10" name="Picture 10"/>
             <wp:cNvGraphicFramePr>
               <a:graphicFrameLocks noChangeAspect="1"/>
@@ -3007,7 +3007,7 @@
                   <pic:spPr>
                     <a:xfrm>
                       <a:off x="0" y="0"/>
-                      <a:ext cx="3840480" cy="3840480"/>
+                      <a:ext cx="2926080" cy="2926080"/>
                     </a:xfrm>
                     <a:prstGeom prst="rect"/>
                   </pic:spPr>

--- a/sessions/session_02_oakshade_village.docx
+++ b/sessions/session_02_oakshade_village.docx
@@ -73,6 +73,62 @@
           <w:sz w:val="19"/>
         </w:rPr>
         <w:t>An illustrated adventure. Read the gold boxes aloud; the purple boxes are for the DM.</w:t>
+      </w:r>
+    </w:p>
+    <w:p>
+      <w:pPr>
+        <w:keepNext/>
+        <w:spacing w:before="120" w:after="40"/>
+        <w:jc w:val="center"/>
+      </w:pPr>
+      <w:r>
+        <w:drawing>
+          <wp:inline xmlns:a="http://schemas.openxmlformats.org/drawingml/2006/main" xmlns:pic="http://schemas.openxmlformats.org/drawingml/2006/picture">
+            <wp:extent cx="3108960" cy="3108960"/>
+            <wp:docPr id="1" name="Picture 1"/>
+            <wp:cNvGraphicFramePr>
+              <a:graphicFrameLocks noChangeAspect="1"/>
+            </wp:cNvGraphicFramePr>
+            <a:graphic>
+              <a:graphicData uri="http://schemas.openxmlformats.org/drawingml/2006/picture">
+                <pic:pic>
+                  <pic:nvPicPr>
+                    <pic:cNvPr id="0" name="image.jpg"/>
+                    <pic:cNvPicPr/>
+                  </pic:nvPicPr>
+                  <pic:blipFill>
+                    <a:blip r:embed="rId10"/>
+                    <a:stretch>
+                      <a:fillRect/>
+                    </a:stretch>
+                  </pic:blipFill>
+                  <pic:spPr>
+                    <a:xfrm>
+                      <a:off x="0" y="0"/>
+                      <a:ext cx="3108960" cy="3108960"/>
+                    </a:xfrm>
+                    <a:prstGeom prst="rect"/>
+                  </pic:spPr>
+                </pic:pic>
+              </a:graphicData>
+            </a:graphic>
+          </wp:inline>
+        </w:drawing>
+      </w:r>
+    </w:p>
+    <w:p>
+      <w:pPr>
+        <w:spacing w:after="140"/>
+        <w:jc w:val="center"/>
+      </w:pPr>
+      <w:r>
+        <w:rPr>
+          <w:rFonts w:ascii="Georgia" w:hAnsi="Georgia" w:cs="Georgia"/>
+          <w:i/>
+          <w:color w:val="888888"/>
+          <w:sz w:val="18"/>
+        </w:rPr>
+        <w:t>Dawn breaks over Oakshade Village, and the mist lets go at last.</w:t>
       </w:r>
     </w:p>
     <w:p>
@@ -376,62 +432,6 @@
     <w:p>
       <w:pPr>
         <w:keepNext/>
-        <w:spacing w:before="120" w:after="40"/>
-        <w:jc w:val="center"/>
-      </w:pPr>
-      <w:r>
-        <w:drawing>
-          <wp:inline xmlns:a="http://schemas.openxmlformats.org/drawingml/2006/main" xmlns:pic="http://schemas.openxmlformats.org/drawingml/2006/picture">
-            <wp:extent cx="2926080" cy="2926080"/>
-            <wp:docPr id="1" name="Picture 1"/>
-            <wp:cNvGraphicFramePr>
-              <a:graphicFrameLocks noChangeAspect="1"/>
-            </wp:cNvGraphicFramePr>
-            <a:graphic>
-              <a:graphicData uri="http://schemas.openxmlformats.org/drawingml/2006/picture">
-                <pic:pic>
-                  <pic:nvPicPr>
-                    <pic:cNvPr id="0" name="image.jpg"/>
-                    <pic:cNvPicPr/>
-                  </pic:nvPicPr>
-                  <pic:blipFill>
-                    <a:blip r:embed="rId10"/>
-                    <a:stretch>
-                      <a:fillRect/>
-                    </a:stretch>
-                  </pic:blipFill>
-                  <pic:spPr>
-                    <a:xfrm>
-                      <a:off x="0" y="0"/>
-                      <a:ext cx="2926080" cy="2926080"/>
-                    </a:xfrm>
-                    <a:prstGeom prst="rect"/>
-                  </pic:spPr>
-                </pic:pic>
-              </a:graphicData>
-            </a:graphic>
-          </wp:inline>
-        </w:drawing>
-      </w:r>
-    </w:p>
-    <w:p>
-      <w:pPr>
-        <w:spacing w:after="140"/>
-        <w:jc w:val="center"/>
-      </w:pPr>
-      <w:r>
-        <w:rPr>
-          <w:rFonts w:ascii="Georgia" w:hAnsi="Georgia" w:cs="Georgia"/>
-          <w:i/>
-          <w:color w:val="888888"/>
-          <w:sz w:val="18"/>
-        </w:rPr>
-        <w:t>Dawn breaks over Oakshade Village, and the mist lets go at last.</w:t>
-      </w:r>
-    </w:p>
-    <w:p>
-      <w:pPr>
-        <w:keepNext/>
         <w:spacing w:before="400" w:after="120"/>
         <w:pBdr>
           <w:bottom w:val="single" w:sz="6" w:space="4" w:color="B8860B"/>
@@ -614,19 +614,24 @@
     </w:p>
     <w:p>
       <w:pPr>
-        <w:keepNext/>
-        <w:spacing w:before="120" w:after="40"/>
-        <w:jc w:val="center"/>
+        <w:spacing w:after="0" w:before="0"/>
       </w:pPr>
       <w:r>
         <w:drawing>
-          <wp:inline xmlns:a="http://schemas.openxmlformats.org/drawingml/2006/main" xmlns:pic="http://schemas.openxmlformats.org/drawingml/2006/picture">
-            <wp:extent cx="3566160" cy="3566160"/>
+          <wp:anchor xmlns:a="http://schemas.openxmlformats.org/drawingml/2006/main" behindDoc="0" distT="91440" distB="91440" distL="201600" distR="0" simplePos="0" locked="0" layoutInCell="1" allowOverlap="1" relativeHeight="2">
+            <wp:simplePos x="0" y="0"/>
+            <wp:positionH relativeFrom="column">
+              <wp:align>right</wp:align>
+            </wp:positionH>
+            <wp:positionV relativeFrom="paragraph">
+              <wp:posOffset>0</wp:posOffset>
+            </wp:positionV>
+            <wp:extent cx="2468880" cy="2468880"/>
+            <wp:effectExtent l="0" t="0" r="0" b="0"/>
+            <wp:wrapSquare wrapText="bothSides"/>
             <wp:docPr id="2" name="Picture 2"/>
-            <wp:cNvGraphicFramePr>
-              <a:graphicFrameLocks noChangeAspect="1"/>
-            </wp:cNvGraphicFramePr>
-            <a:graphic>
+            <wp:cNvGraphicFramePr/>
+            <a:graphic xmlns:pic="http://schemas.openxmlformats.org/drawingml/2006/picture">
               <a:graphicData uri="http://schemas.openxmlformats.org/drawingml/2006/picture">
                 <pic:pic>
                   <pic:nvPicPr>
@@ -642,30 +647,15 @@
                   <pic:spPr>
                     <a:xfrm>
                       <a:off x="0" y="0"/>
-                      <a:ext cx="3566160" cy="3566160"/>
+                      <a:ext cx="2468880" cy="2468880"/>
                     </a:xfrm>
                     <a:prstGeom prst="rect"/>
                   </pic:spPr>
                 </pic:pic>
               </a:graphicData>
             </a:graphic>
-          </wp:inline>
+          </wp:anchor>
         </w:drawing>
-      </w:r>
-    </w:p>
-    <w:p>
-      <w:pPr>
-        <w:spacing w:after="140"/>
-        <w:jc w:val="center"/>
-      </w:pPr>
-      <w:r>
-        <w:rPr>
-          <w:rFonts w:ascii="Georgia" w:hAnsi="Georgia" w:cs="Georgia"/>
-          <w:i/>
-          <w:color w:val="888888"/>
-          <w:sz w:val="18"/>
-        </w:rPr>
-        <w:t>The lost herb gatherers walk home at last, and Oakshade cheers its newest heroes.</w:t>
       </w:r>
     </w:p>
     <w:p>
@@ -1178,19 +1168,24 @@
     </w:p>
     <w:p>
       <w:pPr>
-        <w:keepNext/>
-        <w:spacing w:before="120" w:after="40"/>
-        <w:jc w:val="center"/>
+        <w:spacing w:after="0" w:before="0"/>
       </w:pPr>
       <w:r>
         <w:drawing>
-          <wp:inline xmlns:a="http://schemas.openxmlformats.org/drawingml/2006/main" xmlns:pic="http://schemas.openxmlformats.org/drawingml/2006/picture">
-            <wp:extent cx="3840480" cy="3840480"/>
+          <wp:anchor xmlns:a="http://schemas.openxmlformats.org/drawingml/2006/main" behindDoc="0" distT="91440" distB="91440" distL="201600" distR="0" simplePos="0" locked="0" layoutInCell="1" allowOverlap="1" relativeHeight="2">
+            <wp:simplePos x="0" y="0"/>
+            <wp:positionH relativeFrom="column">
+              <wp:align>right</wp:align>
+            </wp:positionH>
+            <wp:positionV relativeFrom="paragraph">
+              <wp:posOffset>0</wp:posOffset>
+            </wp:positionV>
+            <wp:extent cx="2468880" cy="2468880"/>
+            <wp:effectExtent l="0" t="0" r="0" b="0"/>
+            <wp:wrapSquare wrapText="bothSides"/>
             <wp:docPr id="3" name="Picture 3"/>
-            <wp:cNvGraphicFramePr>
-              <a:graphicFrameLocks noChangeAspect="1"/>
-            </wp:cNvGraphicFramePr>
-            <a:graphic>
+            <wp:cNvGraphicFramePr/>
+            <a:graphic xmlns:pic="http://schemas.openxmlformats.org/drawingml/2006/picture">
               <a:graphicData uri="http://schemas.openxmlformats.org/drawingml/2006/picture">
                 <pic:pic>
                   <pic:nvPicPr>
@@ -1206,30 +1201,15 @@
                   <pic:spPr>
                     <a:xfrm>
                       <a:off x="0" y="0"/>
-                      <a:ext cx="3840480" cy="3840480"/>
+                      <a:ext cx="2468880" cy="2468880"/>
                     </a:xfrm>
                     <a:prstGeom prst="rect"/>
                   </pic:spPr>
                 </pic:pic>
               </a:graphicData>
             </a:graphic>
-          </wp:inline>
+          </wp:anchor>
         </w:drawing>
-      </w:r>
-    </w:p>
-    <w:p>
-      <w:pPr>
-        <w:spacing w:after="140"/>
-        <w:jc w:val="center"/>
-      </w:pPr>
-      <w:r>
-        <w:rPr>
-          <w:rFonts w:ascii="Georgia" w:hAnsi="Georgia" w:cs="Georgia"/>
-          <w:i/>
-          <w:color w:val="888888"/>
-          <w:sz w:val="18"/>
-        </w:rPr>
-        <w:t>Lilly rewires for lightning as the giggling Mudskips burst from the pools.</w:t>
       </w:r>
     </w:p>
     <w:p>
@@ -1579,19 +1559,24 @@
     </w:p>
     <w:p>
       <w:pPr>
-        <w:keepNext/>
-        <w:spacing w:before="120" w:after="40"/>
-        <w:jc w:val="center"/>
+        <w:spacing w:after="0" w:before="0"/>
       </w:pPr>
       <w:r>
         <w:drawing>
-          <wp:inline xmlns:a="http://schemas.openxmlformats.org/drawingml/2006/main" xmlns:pic="http://schemas.openxmlformats.org/drawingml/2006/picture">
-            <wp:extent cx="2926080" cy="2926080"/>
+          <wp:anchor xmlns:a="http://schemas.openxmlformats.org/drawingml/2006/main" behindDoc="0" distT="91440" distB="91440" distL="201600" distR="0" simplePos="0" locked="0" layoutInCell="1" allowOverlap="1" relativeHeight="2">
+            <wp:simplePos x="0" y="0"/>
+            <wp:positionH relativeFrom="column">
+              <wp:align>right</wp:align>
+            </wp:positionH>
+            <wp:positionV relativeFrom="paragraph">
+              <wp:posOffset>0</wp:posOffset>
+            </wp:positionV>
+            <wp:extent cx="2377440" cy="2377440"/>
+            <wp:effectExtent l="0" t="0" r="0" b="0"/>
+            <wp:wrapSquare wrapText="bothSides"/>
             <wp:docPr id="4" name="Picture 4"/>
-            <wp:cNvGraphicFramePr>
-              <a:graphicFrameLocks noChangeAspect="1"/>
-            </wp:cNvGraphicFramePr>
-            <a:graphic>
+            <wp:cNvGraphicFramePr/>
+            <a:graphic xmlns:pic="http://schemas.openxmlformats.org/drawingml/2006/picture">
               <a:graphicData uri="http://schemas.openxmlformats.org/drawingml/2006/picture">
                 <pic:pic>
                   <pic:nvPicPr>
@@ -1607,30 +1592,15 @@
                   <pic:spPr>
                     <a:xfrm>
                       <a:off x="0" y="0"/>
-                      <a:ext cx="2926080" cy="2926080"/>
+                      <a:ext cx="2377440" cy="2377440"/>
                     </a:xfrm>
                     <a:prstGeom prst="rect"/>
                   </pic:spPr>
                 </pic:pic>
               </a:graphicData>
             </a:graphic>
-          </wp:inline>
+          </wp:anchor>
         </w:drawing>
-      </w:r>
-    </w:p>
-    <w:p>
-      <w:pPr>
-        <w:spacing w:after="140"/>
-        <w:jc w:val="center"/>
-      </w:pPr>
-      <w:r>
-        <w:rPr>
-          <w:rFonts w:ascii="Georgia" w:hAnsi="Georgia" w:cs="Georgia"/>
-          <w:i/>
-          <w:color w:val="888888"/>
-          <w:sz w:val="18"/>
-        </w:rPr>
-        <w:t>Stabby squares off alone as the Grimfang war band boils out of the brush.</w:t>
       </w:r>
     </w:p>
     <w:p>
@@ -1788,19 +1758,24 @@
     </w:p>
     <w:p>
       <w:pPr>
-        <w:keepNext/>
-        <w:spacing w:before="120" w:after="40"/>
-        <w:jc w:val="center"/>
+        <w:spacing w:after="0" w:before="0"/>
       </w:pPr>
       <w:r>
         <w:drawing>
-          <wp:inline xmlns:a="http://schemas.openxmlformats.org/drawingml/2006/main" xmlns:pic="http://schemas.openxmlformats.org/drawingml/2006/picture">
-            <wp:extent cx="3840480" cy="3840480"/>
+          <wp:anchor xmlns:a="http://schemas.openxmlformats.org/drawingml/2006/main" behindDoc="0" distT="91440" distB="91440" distL="201600" distR="0" simplePos="0" locked="0" layoutInCell="1" allowOverlap="1" relativeHeight="2">
+            <wp:simplePos x="0" y="0"/>
+            <wp:positionH relativeFrom="column">
+              <wp:align>right</wp:align>
+            </wp:positionH>
+            <wp:positionV relativeFrom="paragraph">
+              <wp:posOffset>0</wp:posOffset>
+            </wp:positionV>
+            <wp:extent cx="2468880" cy="2468880"/>
+            <wp:effectExtent l="0" t="0" r="0" b="0"/>
+            <wp:wrapSquare wrapText="bothSides"/>
             <wp:docPr id="5" name="Picture 5"/>
-            <wp:cNvGraphicFramePr>
-              <a:graphicFrameLocks noChangeAspect="1"/>
-            </wp:cNvGraphicFramePr>
-            <a:graphic>
+            <wp:cNvGraphicFramePr/>
+            <a:graphic xmlns:pic="http://schemas.openxmlformats.org/drawingml/2006/picture">
               <a:graphicData uri="http://schemas.openxmlformats.org/drawingml/2006/picture">
                 <pic:pic>
                   <pic:nvPicPr>
@@ -1816,30 +1791,15 @@
                   <pic:spPr>
                     <a:xfrm>
                       <a:off x="0" y="0"/>
-                      <a:ext cx="3840480" cy="3840480"/>
+                      <a:ext cx="2468880" cy="2468880"/>
                     </a:xfrm>
                     <a:prstGeom prst="rect"/>
                   </pic:spPr>
                 </pic:pic>
               </a:graphicData>
             </a:graphic>
-          </wp:inline>
+          </wp:anchor>
         </w:drawing>
-      </w:r>
-    </w:p>
-    <w:p>
-      <w:pPr>
-        <w:spacing w:after="140"/>
-        <w:jc w:val="center"/>
-      </w:pPr>
-      <w:r>
-        <w:rPr>
-          <w:rFonts w:ascii="Georgia" w:hAnsi="Georgia" w:cs="Georgia"/>
-          <w:i/>
-          <w:color w:val="888888"/>
-          <w:sz w:val="18"/>
-        </w:rPr>
-        <w:t>The Whispering Glade at sunset, its mossy monument waiting in the windless hush.</w:t>
       </w:r>
     </w:p>
     <w:p>
@@ -2452,7 +2412,7 @@
       </w:pPr>
       <w:r>
         <w:drawing>
-          <wp:anchor xmlns:a="http://schemas.openxmlformats.org/drawingml/2006/main" behindDoc="0" distT="0" distB="0" distL="114300" distR="0" simplePos="0" locked="0" layoutInCell="1" allowOverlap="1" relativeHeight="2">
+          <wp:anchor xmlns:a="http://schemas.openxmlformats.org/drawingml/2006/main" behindDoc="0" distT="91440" distB="91440" distL="201600" distR="0" simplePos="0" locked="0" layoutInCell="1" allowOverlap="1" relativeHeight="2">
             <wp:simplePos x="0" y="0"/>
             <wp:positionH relativeFrom="column">
               <wp:align>right</wp:align>
@@ -2584,62 +2544,6 @@
     </w:p>
     <w:p>
       <w:pPr>
-        <w:keepNext/>
-        <w:spacing w:before="120" w:after="40"/>
-        <w:jc w:val="center"/>
-      </w:pPr>
-      <w:r>
-        <w:drawing>
-          <wp:inline xmlns:a="http://schemas.openxmlformats.org/drawingml/2006/main" xmlns:pic="http://schemas.openxmlformats.org/drawingml/2006/picture">
-            <wp:extent cx="3657600" cy="3657600"/>
-            <wp:docPr id="8" name="Picture 8"/>
-            <wp:cNvGraphicFramePr>
-              <a:graphicFrameLocks noChangeAspect="1"/>
-            </wp:cNvGraphicFramePr>
-            <a:graphic>
-              <a:graphicData uri="http://schemas.openxmlformats.org/drawingml/2006/picture">
-                <pic:pic>
-                  <pic:nvPicPr>
-                    <pic:cNvPr id="0" name="image.jpg"/>
-                    <pic:cNvPicPr/>
-                  </pic:nvPicPr>
-                  <pic:blipFill>
-                    <a:blip r:embed="rId17"/>
-                    <a:stretch>
-                      <a:fillRect/>
-                    </a:stretch>
-                  </pic:blipFill>
-                  <pic:spPr>
-                    <a:xfrm>
-                      <a:off x="0" y="0"/>
-                      <a:ext cx="3657600" cy="3657600"/>
-                    </a:xfrm>
-                    <a:prstGeom prst="rect"/>
-                  </pic:spPr>
-                </pic:pic>
-              </a:graphicData>
-            </a:graphic>
-          </wp:inline>
-        </w:drawing>
-      </w:r>
-    </w:p>
-    <w:p>
-      <w:pPr>
-        <w:spacing w:after="140"/>
-        <w:jc w:val="center"/>
-      </w:pPr>
-      <w:r>
-        <w:rPr>
-          <w:rFonts w:ascii="Georgia" w:hAnsi="Georgia" w:cs="Georgia"/>
-          <w:i/>
-          <w:color w:val="888888"/>
-          <w:sz w:val="18"/>
-        </w:rPr>
-        <w:t>Terranox, the stone serpent, rears from the mountain path in a rain of floating rock.</w:t>
-      </w:r>
-    </w:p>
-    <w:p>
-      <w:pPr>
         <w:pBdr>
           <w:left w:val="single" w:sz="18" w:space="12" w:color="B8860B"/>
         </w:pBdr>
@@ -2656,6 +2560,52 @@
           <w:sz w:val="21"/>
         </w:rPr>
         <w:t>It is the hardest fight of their young lives. Terranox's tail sweeps like a falling tree; its stone coils catch Ursa mid spell and squeeze until Stabby's flurry of blows cracks the grip loose. Fire splashes off the creature like rain off a roof, so Lilly rewires her cannon on her knees in the dark while Ursa calls down starlight instead of flame. Chip by chip, crack by crack, the heroes carve the mountain down, until at last the great serpent shudders, sighs a long gravel sigh, and collapses into a heap of inert stone and settling dust.</w:t>
+      </w:r>
+    </w:p>
+    <w:p>
+      <w:pPr>
+        <w:spacing w:after="0" w:before="0"/>
+      </w:pPr>
+      <w:r>
+        <w:drawing>
+          <wp:anchor xmlns:a="http://schemas.openxmlformats.org/drawingml/2006/main" behindDoc="0" distT="91440" distB="91440" distL="201600" distR="0" simplePos="0" locked="0" layoutInCell="1" allowOverlap="1" relativeHeight="2">
+            <wp:simplePos x="0" y="0"/>
+            <wp:positionH relativeFrom="column">
+              <wp:align>left</wp:align>
+            </wp:positionH>
+            <wp:positionV relativeFrom="paragraph">
+              <wp:posOffset>0</wp:posOffset>
+            </wp:positionV>
+            <wp:extent cx="2377440" cy="2377440"/>
+            <wp:effectExtent l="0" t="0" r="0" b="0"/>
+            <wp:wrapSquare wrapText="bothSides"/>
+            <wp:docPr id="8" name="Picture 8"/>
+            <wp:cNvGraphicFramePr/>
+            <a:graphic xmlns:pic="http://schemas.openxmlformats.org/drawingml/2006/picture">
+              <a:graphicData uri="http://schemas.openxmlformats.org/drawingml/2006/picture">
+                <pic:pic>
+                  <pic:nvPicPr>
+                    <pic:cNvPr id="0" name="image.jpg"/>
+                    <pic:cNvPicPr/>
+                  </pic:nvPicPr>
+                  <pic:blipFill>
+                    <a:blip r:embed="rId17"/>
+                    <a:stretch>
+                      <a:fillRect/>
+                    </a:stretch>
+                  </pic:blipFill>
+                  <pic:spPr>
+                    <a:xfrm>
+                      <a:off x="0" y="0"/>
+                      <a:ext cx="2377440" cy="2377440"/>
+                    </a:xfrm>
+                    <a:prstGeom prst="rect"/>
+                  </pic:spPr>
+                </pic:pic>
+              </a:graphicData>
+            </a:graphic>
+          </wp:anchor>
+        </w:drawing>
       </w:r>
     </w:p>
     <w:p>
@@ -2753,6 +2703,46 @@
     </w:p>
     <w:p>
       <w:pPr>
+        <w:pBdr>
+          <w:left w:val="single" w:sz="18" w:space="12" w:color="B8860B"/>
+        </w:pBdr>
+        <w:shd w:val="clear" w:color="auto" w:fill="FBF6EA"/>
+        <w:spacing w:before="30" w:after="70"/>
+        <w:ind w:left="340" w:right="340"/>
+      </w:pPr>
+      <w:r>
+        <w:rPr>
+          <w:rFonts w:ascii="Georgia" w:hAnsi="Georgia" w:cs="Georgia"/>
+          <w:b w:val="0"/>
+          <w:i w:val="0"/>
+          <w:color w:val="222222"/>
+          <w:sz w:val="21"/>
+        </w:rPr>
+        <w:t xml:space="preserve">Below them, nestled in a tranquil valley of ancient oaks and shimmering ponds, stands </w:t>
+      </w:r>
+      <w:r>
+        <w:rPr>
+          <w:rFonts w:ascii="Georgia" w:hAnsi="Georgia" w:cs="Georgia"/>
+          <w:b/>
+          <w:i w:val="0"/>
+          <w:color w:val="222222"/>
+          <w:sz w:val="21"/>
+        </w:rPr>
+        <w:t>Ravenstone Laboratory</w:t>
+      </w:r>
+      <w:r>
+        <w:rPr>
+          <w:rFonts w:ascii="Georgia" w:hAnsi="Georgia" w:cs="Georgia"/>
+          <w:b w:val="0"/>
+          <w:i w:val="0"/>
+          <w:color w:val="222222"/>
+          <w:sz w:val="21"/>
+        </w:rPr>
+        <w:t>: a graceful structure of stone and glass, its turrets spiraling upward like reaching fingers, capped with metal domes that catch the last orange and purple of the sky. Warm light glows from every window. The path down is lined with luminescent flowers that sway gently in the still air, and among the trees flit small, impossible creatures: some with wings like leaves, some like tiny mammals traced in glowing lines.</w:t>
+      </w:r>
+    </w:p>
+    <w:p>
+      <w:pPr>
         <w:keepNext/>
         <w:spacing w:before="120" w:after="40"/>
         <w:jc w:val="center"/>
@@ -2805,46 +2795,6 @@
           <w:sz w:val="18"/>
         </w:rPr>
         <w:t>Lilly points the way as Ravenstone Laboratory glitters awake in the dusk below.</w:t>
-      </w:r>
-    </w:p>
-    <w:p>
-      <w:pPr>
-        <w:pBdr>
-          <w:left w:val="single" w:sz="18" w:space="12" w:color="B8860B"/>
-        </w:pBdr>
-        <w:shd w:val="clear" w:color="auto" w:fill="FBF6EA"/>
-        <w:spacing w:before="30" w:after="70"/>
-        <w:ind w:left="340" w:right="340"/>
-      </w:pPr>
-      <w:r>
-        <w:rPr>
-          <w:rFonts w:ascii="Georgia" w:hAnsi="Georgia" w:cs="Georgia"/>
-          <w:b w:val="0"/>
-          <w:i w:val="0"/>
-          <w:color w:val="222222"/>
-          <w:sz w:val="21"/>
-        </w:rPr>
-        <w:t xml:space="preserve">Below them, nestled in a tranquil valley of ancient oaks and shimmering ponds, stands </w:t>
-      </w:r>
-      <w:r>
-        <w:rPr>
-          <w:rFonts w:ascii="Georgia" w:hAnsi="Georgia" w:cs="Georgia"/>
-          <w:b/>
-          <w:i w:val="0"/>
-          <w:color w:val="222222"/>
-          <w:sz w:val="21"/>
-        </w:rPr>
-        <w:t>Ravenstone Laboratory</w:t>
-      </w:r>
-      <w:r>
-        <w:rPr>
-          <w:rFonts w:ascii="Georgia" w:hAnsi="Georgia" w:cs="Georgia"/>
-          <w:b w:val="0"/>
-          <w:i w:val="0"/>
-          <w:color w:val="222222"/>
-          <w:sz w:val="21"/>
-        </w:rPr>
-        <w:t>: a graceful structure of stone and glass, its turrets spiraling upward like reaching fingers, capped with metal domes that catch the last orange and purple of the sky. Warm light glows from every window. The path down is lined with luminescent flowers that sway gently in the still air, and among the trees flit small, impossible creatures: some with wings like leaves, some like tiny mammals traced in glowing lines.</w:t>
       </w:r>
     </w:p>
     <w:p>
@@ -2959,6 +2909,52 @@
     </w:p>
     <w:p>
       <w:pPr>
+        <w:spacing w:after="0" w:before="0"/>
+      </w:pPr>
+      <w:r>
+        <w:drawing>
+          <wp:anchor xmlns:a="http://schemas.openxmlformats.org/drawingml/2006/main" behindDoc="0" distT="91440" distB="91440" distL="201600" distR="0" simplePos="0" locked="0" layoutInCell="1" allowOverlap="1" relativeHeight="2">
+            <wp:simplePos x="0" y="0"/>
+            <wp:positionH relativeFrom="column">
+              <wp:align>right</wp:align>
+            </wp:positionH>
+            <wp:positionV relativeFrom="paragraph">
+              <wp:posOffset>0</wp:posOffset>
+            </wp:positionV>
+            <wp:extent cx="2194560" cy="2194560"/>
+            <wp:effectExtent l="0" t="0" r="0" b="0"/>
+            <wp:wrapSquare wrapText="bothSides"/>
+            <wp:docPr id="10" name="Picture 10"/>
+            <wp:cNvGraphicFramePr/>
+            <a:graphic xmlns:pic="http://schemas.openxmlformats.org/drawingml/2006/picture">
+              <a:graphicData uri="http://schemas.openxmlformats.org/drawingml/2006/picture">
+                <pic:pic>
+                  <pic:nvPicPr>
+                    <pic:cNvPr id="0" name="image.jpg"/>
+                    <pic:cNvPicPr/>
+                  </pic:nvPicPr>
+                  <pic:blipFill>
+                    <a:blip r:embed="rId19"/>
+                    <a:stretch>
+                      <a:fillRect/>
+                    </a:stretch>
+                  </pic:blipFill>
+                  <pic:spPr>
+                    <a:xfrm>
+                      <a:off x="0" y="0"/>
+                      <a:ext cx="2194560" cy="2194560"/>
+                    </a:xfrm>
+                    <a:prstGeom prst="rect"/>
+                  </pic:spPr>
+                </pic:pic>
+              </a:graphicData>
+            </a:graphic>
+          </wp:anchor>
+        </w:drawing>
+      </w:r>
+    </w:p>
+    <w:p>
+      <w:pPr>
         <w:pBdr>
           <w:left w:val="single" w:sz="18" w:space="12" w:color="B8860B"/>
         </w:pBdr>
@@ -2980,62 +2976,6 @@
     <w:p>
       <w:pPr>
         <w:keepNext/>
-        <w:spacing w:before="120" w:after="40"/>
-        <w:jc w:val="center"/>
-      </w:pPr>
-      <w:r>
-        <w:drawing>
-          <wp:inline xmlns:a="http://schemas.openxmlformats.org/drawingml/2006/main" xmlns:pic="http://schemas.openxmlformats.org/drawingml/2006/picture">
-            <wp:extent cx="2926080" cy="2926080"/>
-            <wp:docPr id="10" name="Picture 10"/>
-            <wp:cNvGraphicFramePr>
-              <a:graphicFrameLocks noChangeAspect="1"/>
-            </wp:cNvGraphicFramePr>
-            <a:graphic>
-              <a:graphicData uri="http://schemas.openxmlformats.org/drawingml/2006/picture">
-                <pic:pic>
-                  <pic:nvPicPr>
-                    <pic:cNvPr id="0" name="image.jpg"/>
-                    <pic:cNvPicPr/>
-                  </pic:nvPicPr>
-                  <pic:blipFill>
-                    <a:blip r:embed="rId19"/>
-                    <a:stretch>
-                      <a:fillRect/>
-                    </a:stretch>
-                  </pic:blipFill>
-                  <pic:spPr>
-                    <a:xfrm>
-                      <a:off x="0" y="0"/>
-                      <a:ext cx="2926080" cy="2926080"/>
-                    </a:xfrm>
-                    <a:prstGeom prst="rect"/>
-                  </pic:spPr>
-                </pic:pic>
-              </a:graphicData>
-            </a:graphic>
-          </wp:inline>
-        </w:drawing>
-      </w:r>
-    </w:p>
-    <w:p>
-      <w:pPr>
-        <w:spacing w:after="140"/>
-        <w:jc w:val="center"/>
-      </w:pPr>
-      <w:r>
-        <w:rPr>
-          <w:rFonts w:ascii="Georgia" w:hAnsi="Georgia" w:cs="Georgia"/>
-          <w:i/>
-          <w:color w:val="888888"/>
-          <w:sz w:val="18"/>
-        </w:rPr>
-        <w:t>Inside Ravenstone Laboratory, where the instruments never quite sleep.</w:t>
-      </w:r>
-    </w:p>
-    <w:p>
-      <w:pPr>
-        <w:keepNext/>
         <w:spacing w:before="220" w:after="60"/>
       </w:pPr>
       <w:r>
@@ -3046,52 +2986,6 @@
           <w:sz w:val="26"/>
         </w:rPr>
         <w:t>Professor Aelwyn Ravenstone</w:t>
-      </w:r>
-    </w:p>
-    <w:p>
-      <w:pPr>
-        <w:spacing w:after="0" w:before="0"/>
-      </w:pPr>
-      <w:r>
-        <w:drawing>
-          <wp:anchor xmlns:a="http://schemas.openxmlformats.org/drawingml/2006/main" behindDoc="0" distT="0" distB="0" distL="114300" distR="0" simplePos="0" locked="0" layoutInCell="1" allowOverlap="1" relativeHeight="2">
-            <wp:simplePos x="0" y="0"/>
-            <wp:positionH relativeFrom="column">
-              <wp:align>right</wp:align>
-            </wp:positionH>
-            <wp:positionV relativeFrom="paragraph">
-              <wp:posOffset>0</wp:posOffset>
-            </wp:positionV>
-            <wp:extent cx="2103120" cy="2103120"/>
-            <wp:effectExtent l="0" t="0" r="0" b="0"/>
-            <wp:wrapSquare wrapText="bothSides"/>
-            <wp:docPr id="11" name="Picture 11"/>
-            <wp:cNvGraphicFramePr/>
-            <a:graphic xmlns:pic="http://schemas.openxmlformats.org/drawingml/2006/picture">
-              <a:graphicData uri="http://schemas.openxmlformats.org/drawingml/2006/picture">
-                <pic:pic>
-                  <pic:nvPicPr>
-                    <pic:cNvPr id="0" name="image.jpg"/>
-                    <pic:cNvPicPr/>
-                  </pic:nvPicPr>
-                  <pic:blipFill>
-                    <a:blip r:embed="rId20"/>
-                    <a:stretch>
-                      <a:fillRect/>
-                    </a:stretch>
-                  </pic:blipFill>
-                  <pic:spPr>
-                    <a:xfrm>
-                      <a:off x="0" y="0"/>
-                      <a:ext cx="2103120" cy="2103120"/>
-                    </a:xfrm>
-                    <a:prstGeom prst="rect"/>
-                  </pic:spPr>
-                </pic:pic>
-              </a:graphicData>
-            </a:graphic>
-          </wp:anchor>
-        </w:drawing>
       </w:r>
     </w:p>
     <w:p>
@@ -3132,6 +3026,52 @@
           <w:sz w:val="21"/>
         </w:rPr>
         <w:t xml:space="preserve"> with long silver hair, sharp emerald eyes, and robes that split the difference between a scholar's gown and a field jacket. He looks up, and his whole face lights with delight.</w:t>
+      </w:r>
+    </w:p>
+    <w:p>
+      <w:pPr>
+        <w:spacing w:after="0" w:before="0"/>
+      </w:pPr>
+      <w:r>
+        <w:drawing>
+          <wp:anchor xmlns:a="http://schemas.openxmlformats.org/drawingml/2006/main" behindDoc="0" distT="91440" distB="91440" distL="201600" distR="0" simplePos="0" locked="0" layoutInCell="1" allowOverlap="1" relativeHeight="2">
+            <wp:simplePos x="0" y="0"/>
+            <wp:positionH relativeFrom="column">
+              <wp:align>right</wp:align>
+            </wp:positionH>
+            <wp:positionV relativeFrom="paragraph">
+              <wp:posOffset>0</wp:posOffset>
+            </wp:positionV>
+            <wp:extent cx="2103120" cy="2103120"/>
+            <wp:effectExtent l="0" t="0" r="0" b="0"/>
+            <wp:wrapSquare wrapText="bothSides"/>
+            <wp:docPr id="11" name="Picture 11"/>
+            <wp:cNvGraphicFramePr/>
+            <a:graphic xmlns:pic="http://schemas.openxmlformats.org/drawingml/2006/picture">
+              <a:graphicData uri="http://schemas.openxmlformats.org/drawingml/2006/picture">
+                <pic:pic>
+                  <pic:nvPicPr>
+                    <pic:cNvPr id="0" name="image.jpg"/>
+                    <pic:cNvPicPr/>
+                  </pic:nvPicPr>
+                  <pic:blipFill>
+                    <a:blip r:embed="rId20"/>
+                    <a:stretch>
+                      <a:fillRect/>
+                    </a:stretch>
+                  </pic:blipFill>
+                  <pic:spPr>
+                    <a:xfrm>
+                      <a:off x="0" y="0"/>
+                      <a:ext cx="2103120" cy="2103120"/>
+                    </a:xfrm>
+                    <a:prstGeom prst="rect"/>
+                  </pic:spPr>
+                </pic:pic>
+              </a:graphicData>
+            </a:graphic>
+          </wp:anchor>
+        </w:drawing>
       </w:r>
     </w:p>
     <w:p>

--- a/sessions/session_02_oakshade_village.docx
+++ b/sessions/session_02_oakshade_village.docx
@@ -618,7 +618,7 @@
       </w:pPr>
       <w:r>
         <w:drawing>
-          <wp:anchor xmlns:a="http://schemas.openxmlformats.org/drawingml/2006/main" behindDoc="0" distT="91440" distB="91440" distL="201600" distR="0" simplePos="0" locked="0" layoutInCell="1" allowOverlap="1" relativeHeight="2">
+          <wp:anchor xmlns:a="http://schemas.openxmlformats.org/drawingml/2006/main" behindDoc="0" distT="91440" distB="91440" distL="201600" distR="0" simplePos="0" locked="0" layoutInCell="1" allowOverlap="0" relativeHeight="2">
             <wp:simplePos x="0" y="0"/>
             <wp:positionH relativeFrom="column">
               <wp:align>right</wp:align>
@@ -1172,7 +1172,7 @@
       </w:pPr>
       <w:r>
         <w:drawing>
-          <wp:anchor xmlns:a="http://schemas.openxmlformats.org/drawingml/2006/main" behindDoc="0" distT="91440" distB="91440" distL="201600" distR="0" simplePos="0" locked="0" layoutInCell="1" allowOverlap="1" relativeHeight="2">
+          <wp:anchor xmlns:a="http://schemas.openxmlformats.org/drawingml/2006/main" behindDoc="0" distT="91440" distB="91440" distL="201600" distR="0" simplePos="0" locked="0" layoutInCell="1" allowOverlap="0" relativeHeight="2">
             <wp:simplePos x="0" y="0"/>
             <wp:positionH relativeFrom="column">
               <wp:align>right</wp:align>
@@ -1563,7 +1563,7 @@
       </w:pPr>
       <w:r>
         <w:drawing>
-          <wp:anchor xmlns:a="http://schemas.openxmlformats.org/drawingml/2006/main" behindDoc="0" distT="91440" distB="91440" distL="201600" distR="0" simplePos="0" locked="0" layoutInCell="1" allowOverlap="1" relativeHeight="2">
+          <wp:anchor xmlns:a="http://schemas.openxmlformats.org/drawingml/2006/main" behindDoc="0" distT="91440" distB="91440" distL="201600" distR="0" simplePos="0" locked="0" layoutInCell="1" allowOverlap="0" relativeHeight="2">
             <wp:simplePos x="0" y="0"/>
             <wp:positionH relativeFrom="column">
               <wp:align>right</wp:align>
@@ -1762,7 +1762,7 @@
       </w:pPr>
       <w:r>
         <w:drawing>
-          <wp:anchor xmlns:a="http://schemas.openxmlformats.org/drawingml/2006/main" behindDoc="0" distT="91440" distB="91440" distL="201600" distR="0" simplePos="0" locked="0" layoutInCell="1" allowOverlap="1" relativeHeight="2">
+          <wp:anchor xmlns:a="http://schemas.openxmlformats.org/drawingml/2006/main" behindDoc="0" distT="91440" distB="91440" distL="201600" distR="0" simplePos="0" locked="0" layoutInCell="1" allowOverlap="0" relativeHeight="2">
             <wp:simplePos x="0" y="0"/>
             <wp:positionH relativeFrom="column">
               <wp:align>right</wp:align>
@@ -2412,7 +2412,7 @@
       </w:pPr>
       <w:r>
         <w:drawing>
-          <wp:anchor xmlns:a="http://schemas.openxmlformats.org/drawingml/2006/main" behindDoc="0" distT="91440" distB="91440" distL="201600" distR="0" simplePos="0" locked="0" layoutInCell="1" allowOverlap="1" relativeHeight="2">
+          <wp:anchor xmlns:a="http://schemas.openxmlformats.org/drawingml/2006/main" behindDoc="0" distT="91440" distB="91440" distL="201600" distR="0" simplePos="0" locked="0" layoutInCell="1" allowOverlap="0" relativeHeight="2">
             <wp:simplePos x="0" y="0"/>
             <wp:positionH relativeFrom="column">
               <wp:align>right</wp:align>
@@ -2568,7 +2568,7 @@
       </w:pPr>
       <w:r>
         <w:drawing>
-          <wp:anchor xmlns:a="http://schemas.openxmlformats.org/drawingml/2006/main" behindDoc="0" distT="91440" distB="91440" distL="201600" distR="0" simplePos="0" locked="0" layoutInCell="1" allowOverlap="1" relativeHeight="2">
+          <wp:anchor xmlns:a="http://schemas.openxmlformats.org/drawingml/2006/main" behindDoc="0" distT="91440" distB="91440" distL="201600" distR="0" simplePos="0" locked="0" layoutInCell="1" allowOverlap="0" relativeHeight="2">
             <wp:simplePos x="0" y="0"/>
             <wp:positionH relativeFrom="column">
               <wp:align>left</wp:align>
@@ -2913,7 +2913,7 @@
       </w:pPr>
       <w:r>
         <w:drawing>
-          <wp:anchor xmlns:a="http://schemas.openxmlformats.org/drawingml/2006/main" behindDoc="0" distT="91440" distB="91440" distL="201600" distR="0" simplePos="0" locked="0" layoutInCell="1" allowOverlap="1" relativeHeight="2">
+          <wp:anchor xmlns:a="http://schemas.openxmlformats.org/drawingml/2006/main" behindDoc="0" distT="91440" distB="91440" distL="201600" distR="0" simplePos="0" locked="0" layoutInCell="1" allowOverlap="0" relativeHeight="2">
             <wp:simplePos x="0" y="0"/>
             <wp:positionH relativeFrom="column">
               <wp:align>right</wp:align>
@@ -3034,7 +3034,7 @@
       </w:pPr>
       <w:r>
         <w:drawing>
-          <wp:anchor xmlns:a="http://schemas.openxmlformats.org/drawingml/2006/main" behindDoc="0" distT="91440" distB="91440" distL="201600" distR="0" simplePos="0" locked="0" layoutInCell="1" allowOverlap="1" relativeHeight="2">
+          <wp:anchor xmlns:a="http://schemas.openxmlformats.org/drawingml/2006/main" behindDoc="0" distT="91440" distB="91440" distL="201600" distR="0" simplePos="0" locked="0" layoutInCell="1" allowOverlap="0" relativeHeight="2">
             <wp:simplePos x="0" y="0"/>
             <wp:positionH relativeFrom="column">
               <wp:align>right</wp:align>

--- a/sessions/session_02_oakshade_village.docx
+++ b/sessions/session_02_oakshade_village.docx
@@ -84,7 +84,7 @@
       <w:r>
         <w:drawing>
           <wp:inline xmlns:a="http://schemas.openxmlformats.org/drawingml/2006/main" xmlns:pic="http://schemas.openxmlformats.org/drawingml/2006/picture">
-            <wp:extent cx="3108960" cy="3108960"/>
+            <wp:extent cx="5669280" cy="3775829"/>
             <wp:docPr id="1" name="Picture 1"/>
             <wp:cNvGraphicFramePr>
               <a:graphicFrameLocks noChangeAspect="1"/>
@@ -105,7 +105,7 @@
                   <pic:spPr>
                     <a:xfrm>
                       <a:off x="0" y="0"/>
-                      <a:ext cx="3108960" cy="3108960"/>
+                      <a:ext cx="5669280" cy="3775829"/>
                     </a:xfrm>
                     <a:prstGeom prst="rect"/>
                   </pic:spPr>
@@ -618,7 +618,7 @@
       </w:pPr>
       <w:r>
         <w:drawing>
-          <wp:anchor xmlns:a="http://schemas.openxmlformats.org/drawingml/2006/main" behindDoc="0" distT="91440" distB="91440" distL="201600" distR="0" simplePos="0" locked="0" layoutInCell="1" allowOverlap="0" relativeHeight="2">
+          <wp:anchor xmlns:a="http://schemas.openxmlformats.org/drawingml/2006/main" behindDoc="0" distT="91440" distB="100584" distL="201600" distR="201600" simplePos="0" locked="0" layoutInCell="1" allowOverlap="0" relativeHeight="2">
             <wp:simplePos x="0" y="0"/>
             <wp:positionH relativeFrom="column">
               <wp:align>right</wp:align>
@@ -626,7 +626,7 @@
             <wp:positionV relativeFrom="paragraph">
               <wp:posOffset>0</wp:posOffset>
             </wp:positionV>
-            <wp:extent cx="2468880" cy="2468880"/>
+            <wp:extent cx="2834640" cy="2834640"/>
             <wp:effectExtent l="0" t="0" r="0" b="0"/>
             <wp:wrapSquare wrapText="bothSides"/>
             <wp:docPr id="2" name="Picture 2"/>
@@ -647,7 +647,7 @@
                   <pic:spPr>
                     <a:xfrm>
                       <a:off x="0" y="0"/>
-                      <a:ext cx="2468880" cy="2468880"/>
+                      <a:ext cx="2834640" cy="2834640"/>
                     </a:xfrm>
                     <a:prstGeom prst="rect"/>
                   </pic:spPr>
@@ -1172,7 +1172,7 @@
       </w:pPr>
       <w:r>
         <w:drawing>
-          <wp:anchor xmlns:a="http://schemas.openxmlformats.org/drawingml/2006/main" behindDoc="0" distT="91440" distB="91440" distL="201600" distR="0" simplePos="0" locked="0" layoutInCell="1" allowOverlap="0" relativeHeight="2">
+          <wp:anchor xmlns:a="http://schemas.openxmlformats.org/drawingml/2006/main" behindDoc="0" distT="91440" distB="100584" distL="201600" distR="201600" simplePos="0" locked="0" layoutInCell="1" allowOverlap="0" relativeHeight="2">
             <wp:simplePos x="0" y="0"/>
             <wp:positionH relativeFrom="column">
               <wp:align>right</wp:align>
@@ -1180,7 +1180,7 @@
             <wp:positionV relativeFrom="paragraph">
               <wp:posOffset>0</wp:posOffset>
             </wp:positionV>
-            <wp:extent cx="2468880" cy="2468880"/>
+            <wp:extent cx="2834640" cy="2834640"/>
             <wp:effectExtent l="0" t="0" r="0" b="0"/>
             <wp:wrapSquare wrapText="bothSides"/>
             <wp:docPr id="3" name="Picture 3"/>
@@ -1201,7 +1201,7 @@
                   <pic:spPr>
                     <a:xfrm>
                       <a:off x="0" y="0"/>
-                      <a:ext cx="2468880" cy="2468880"/>
+                      <a:ext cx="2834640" cy="2834640"/>
                     </a:xfrm>
                     <a:prstGeom prst="rect"/>
                   </pic:spPr>
@@ -1563,7 +1563,7 @@
       </w:pPr>
       <w:r>
         <w:drawing>
-          <wp:anchor xmlns:a="http://schemas.openxmlformats.org/drawingml/2006/main" behindDoc="0" distT="91440" distB="91440" distL="201600" distR="0" simplePos="0" locked="0" layoutInCell="1" allowOverlap="0" relativeHeight="2">
+          <wp:anchor xmlns:a="http://schemas.openxmlformats.org/drawingml/2006/main" behindDoc="0" distT="91440" distB="100584" distL="201600" distR="201600" simplePos="0" locked="0" layoutInCell="1" allowOverlap="0" relativeHeight="2">
             <wp:simplePos x="0" y="0"/>
             <wp:positionH relativeFrom="column">
               <wp:align>right</wp:align>
@@ -1571,7 +1571,7 @@
             <wp:positionV relativeFrom="paragraph">
               <wp:posOffset>0</wp:posOffset>
             </wp:positionV>
-            <wp:extent cx="2377440" cy="2377440"/>
+            <wp:extent cx="2743200" cy="2743200"/>
             <wp:effectExtent l="0" t="0" r="0" b="0"/>
             <wp:wrapSquare wrapText="bothSides"/>
             <wp:docPr id="4" name="Picture 4"/>
@@ -1592,7 +1592,7 @@
                   <pic:spPr>
                     <a:xfrm>
                       <a:off x="0" y="0"/>
-                      <a:ext cx="2377440" cy="2377440"/>
+                      <a:ext cx="2743200" cy="2743200"/>
                     </a:xfrm>
                     <a:prstGeom prst="rect"/>
                   </pic:spPr>
@@ -1758,24 +1758,19 @@
     </w:p>
     <w:p>
       <w:pPr>
-        <w:spacing w:after="0" w:before="0"/>
+        <w:keepNext/>
+        <w:spacing w:before="120" w:after="40"/>
+        <w:jc w:val="center"/>
       </w:pPr>
       <w:r>
         <w:drawing>
-          <wp:anchor xmlns:a="http://schemas.openxmlformats.org/drawingml/2006/main" behindDoc="0" distT="91440" distB="91440" distL="201600" distR="0" simplePos="0" locked="0" layoutInCell="1" allowOverlap="0" relativeHeight="2">
-            <wp:simplePos x="0" y="0"/>
-            <wp:positionH relativeFrom="column">
-              <wp:align>right</wp:align>
-            </wp:positionH>
-            <wp:positionV relativeFrom="paragraph">
-              <wp:posOffset>0</wp:posOffset>
-            </wp:positionV>
-            <wp:extent cx="2468880" cy="2468880"/>
-            <wp:effectExtent l="0" t="0" r="0" b="0"/>
-            <wp:wrapSquare wrapText="bothSides"/>
+          <wp:inline xmlns:a="http://schemas.openxmlformats.org/drawingml/2006/main" xmlns:pic="http://schemas.openxmlformats.org/drawingml/2006/picture">
+            <wp:extent cx="5669280" cy="3775829"/>
             <wp:docPr id="5" name="Picture 5"/>
-            <wp:cNvGraphicFramePr/>
-            <a:graphic xmlns:pic="http://schemas.openxmlformats.org/drawingml/2006/picture">
+            <wp:cNvGraphicFramePr>
+              <a:graphicFrameLocks noChangeAspect="1"/>
+            </wp:cNvGraphicFramePr>
+            <a:graphic>
               <a:graphicData uri="http://schemas.openxmlformats.org/drawingml/2006/picture">
                 <pic:pic>
                   <pic:nvPicPr>
@@ -1791,15 +1786,30 @@
                   <pic:spPr>
                     <a:xfrm>
                       <a:off x="0" y="0"/>
-                      <a:ext cx="2468880" cy="2468880"/>
+                      <a:ext cx="5669280" cy="3775829"/>
                     </a:xfrm>
                     <a:prstGeom prst="rect"/>
                   </pic:spPr>
                 </pic:pic>
               </a:graphicData>
             </a:graphic>
-          </wp:anchor>
+          </wp:inline>
         </w:drawing>
+      </w:r>
+    </w:p>
+    <w:p>
+      <w:pPr>
+        <w:spacing w:after="140"/>
+        <w:jc w:val="center"/>
+      </w:pPr>
+      <w:r>
+        <w:rPr>
+          <w:rFonts w:ascii="Georgia" w:hAnsi="Georgia" w:cs="Georgia"/>
+          <w:i/>
+          <w:color w:val="888888"/>
+          <w:sz w:val="18"/>
+        </w:rPr>
+        <w:t>The Whispering Glade murmurs in windless air around its rune carved monument.</w:t>
       </w:r>
     </w:p>
     <w:p>
@@ -1966,7 +1976,7 @@
       <w:r>
         <w:drawing>
           <wp:inline xmlns:a="http://schemas.openxmlformats.org/drawingml/2006/main" xmlns:pic="http://schemas.openxmlformats.org/drawingml/2006/picture">
-            <wp:extent cx="3840480" cy="3840480"/>
+            <wp:extent cx="4754880" cy="4754880"/>
             <wp:docPr id="6" name="Picture 6"/>
             <wp:cNvGraphicFramePr>
               <a:graphicFrameLocks noChangeAspect="1"/>
@@ -1987,7 +1997,7 @@
                   <pic:spPr>
                     <a:xfrm>
                       <a:off x="0" y="0"/>
-                      <a:ext cx="3840480" cy="3840480"/>
+                      <a:ext cx="4754880" cy="4754880"/>
                     </a:xfrm>
                     <a:prstGeom prst="rect"/>
                   </pic:spPr>
@@ -2408,24 +2418,19 @@
     </w:p>
     <w:p>
       <w:pPr>
-        <w:spacing w:after="0" w:before="0"/>
+        <w:keepNext/>
+        <w:spacing w:before="120" w:after="40"/>
+        <w:jc w:val="center"/>
       </w:pPr>
       <w:r>
         <w:drawing>
-          <wp:anchor xmlns:a="http://schemas.openxmlformats.org/drawingml/2006/main" behindDoc="0" distT="91440" distB="91440" distL="201600" distR="0" simplePos="0" locked="0" layoutInCell="1" allowOverlap="0" relativeHeight="2">
-            <wp:simplePos x="0" y="0"/>
-            <wp:positionH relativeFrom="column">
-              <wp:align>right</wp:align>
-            </wp:positionH>
-            <wp:positionV relativeFrom="paragraph">
-              <wp:posOffset>0</wp:posOffset>
-            </wp:positionV>
-            <wp:extent cx="2011680" cy="2011680"/>
-            <wp:effectExtent l="0" t="0" r="0" b="0"/>
-            <wp:wrapSquare wrapText="bothSides"/>
+          <wp:inline xmlns:a="http://schemas.openxmlformats.org/drawingml/2006/main" xmlns:pic="http://schemas.openxmlformats.org/drawingml/2006/picture">
+            <wp:extent cx="5669280" cy="3775829"/>
             <wp:docPr id="7" name="Picture 7"/>
-            <wp:cNvGraphicFramePr/>
-            <a:graphic xmlns:pic="http://schemas.openxmlformats.org/drawingml/2006/picture">
+            <wp:cNvGraphicFramePr>
+              <a:graphicFrameLocks noChangeAspect="1"/>
+            </wp:cNvGraphicFramePr>
+            <a:graphic>
               <a:graphicData uri="http://schemas.openxmlformats.org/drawingml/2006/picture">
                 <pic:pic>
                   <pic:nvPicPr>
@@ -2441,15 +2446,30 @@
                   <pic:spPr>
                     <a:xfrm>
                       <a:off x="0" y="0"/>
-                      <a:ext cx="2011680" cy="2011680"/>
+                      <a:ext cx="5669280" cy="3775829"/>
                     </a:xfrm>
                     <a:prstGeom prst="rect"/>
                   </pic:spPr>
                 </pic:pic>
               </a:graphicData>
             </a:graphic>
-          </wp:anchor>
+          </wp:inline>
         </w:drawing>
+      </w:r>
+    </w:p>
+    <w:p>
+      <w:pPr>
+        <w:spacing w:after="140"/>
+        <w:jc w:val="center"/>
+      </w:pPr>
+      <w:r>
+        <w:rPr>
+          <w:rFonts w:ascii="Georgia" w:hAnsi="Georgia" w:cs="Georgia"/>
+          <w:i/>
+          <w:color w:val="888888"/>
+          <w:sz w:val="18"/>
+        </w:rPr>
+        <w:t>The last stretch to Ravenstone climbs between crystal studded cliffs.</w:t>
       </w:r>
     </w:p>
     <w:p>
@@ -2480,6 +2500,62 @@
           <w:sz w:val="21"/>
         </w:rPr>
         <w:t xml:space="preserve"> rises: a great serpent of living stone and packed earth, rocky scales glinting in the fading light, eyes glowing from within like windows onto slow magma. It regards the party the way a mountain regards weather, and then it strikes. There is no talking to it, no bargaining, no clever password. Some guardians test. This one only defends.</w:t>
+      </w:r>
+    </w:p>
+    <w:p>
+      <w:pPr>
+        <w:keepNext/>
+        <w:spacing w:before="120" w:after="40"/>
+        <w:jc w:val="center"/>
+      </w:pPr>
+      <w:r>
+        <w:drawing>
+          <wp:inline xmlns:a="http://schemas.openxmlformats.org/drawingml/2006/main" xmlns:pic="http://schemas.openxmlformats.org/drawingml/2006/picture">
+            <wp:extent cx="5303520" cy="3977640"/>
+            <wp:docPr id="8" name="Picture 8"/>
+            <wp:cNvGraphicFramePr>
+              <a:graphicFrameLocks noChangeAspect="1"/>
+            </wp:cNvGraphicFramePr>
+            <a:graphic>
+              <a:graphicData uri="http://schemas.openxmlformats.org/drawingml/2006/picture">
+                <pic:pic>
+                  <pic:nvPicPr>
+                    <pic:cNvPr id="0" name="image.jpg"/>
+                    <pic:cNvPicPr/>
+                  </pic:nvPicPr>
+                  <pic:blipFill>
+                    <a:blip r:embed="rId17"/>
+                    <a:stretch>
+                      <a:fillRect/>
+                    </a:stretch>
+                  </pic:blipFill>
+                  <pic:spPr>
+                    <a:xfrm>
+                      <a:off x="0" y="0"/>
+                      <a:ext cx="5303520" cy="3977640"/>
+                    </a:xfrm>
+                    <a:prstGeom prst="rect"/>
+                  </pic:spPr>
+                </pic:pic>
+              </a:graphicData>
+            </a:graphic>
+          </wp:inline>
+        </w:drawing>
+      </w:r>
+    </w:p>
+    <w:p>
+      <w:pPr>
+        <w:spacing w:after="140"/>
+        <w:jc w:val="center"/>
+      </w:pPr>
+      <w:r>
+        <w:rPr>
+          <w:rFonts w:ascii="Georgia" w:hAnsi="Georgia" w:cs="Georgia"/>
+          <w:i/>
+          <w:color w:val="888888"/>
+          <w:sz w:val="18"/>
+        </w:rPr>
+        <w:t>Terranox, the stone serpent of the Plane of Earth, rises from the mountain path.</w:t>
       </w:r>
     </w:p>
     <w:p>
@@ -2564,52 +2640,6 @@
     </w:p>
     <w:p>
       <w:pPr>
-        <w:spacing w:after="0" w:before="0"/>
-      </w:pPr>
-      <w:r>
-        <w:drawing>
-          <wp:anchor xmlns:a="http://schemas.openxmlformats.org/drawingml/2006/main" behindDoc="0" distT="91440" distB="91440" distL="201600" distR="0" simplePos="0" locked="0" layoutInCell="1" allowOverlap="0" relativeHeight="2">
-            <wp:simplePos x="0" y="0"/>
-            <wp:positionH relativeFrom="column">
-              <wp:align>left</wp:align>
-            </wp:positionH>
-            <wp:positionV relativeFrom="paragraph">
-              <wp:posOffset>0</wp:posOffset>
-            </wp:positionV>
-            <wp:extent cx="2377440" cy="2377440"/>
-            <wp:effectExtent l="0" t="0" r="0" b="0"/>
-            <wp:wrapSquare wrapText="bothSides"/>
-            <wp:docPr id="8" name="Picture 8"/>
-            <wp:cNvGraphicFramePr/>
-            <a:graphic xmlns:pic="http://schemas.openxmlformats.org/drawingml/2006/picture">
-              <a:graphicData uri="http://schemas.openxmlformats.org/drawingml/2006/picture">
-                <pic:pic>
-                  <pic:nvPicPr>
-                    <pic:cNvPr id="0" name="image.jpg"/>
-                    <pic:cNvPicPr/>
-                  </pic:nvPicPr>
-                  <pic:blipFill>
-                    <a:blip r:embed="rId17"/>
-                    <a:stretch>
-                      <a:fillRect/>
-                    </a:stretch>
-                  </pic:blipFill>
-                  <pic:spPr>
-                    <a:xfrm>
-                      <a:off x="0" y="0"/>
-                      <a:ext cx="2377440" cy="2377440"/>
-                    </a:xfrm>
-                    <a:prstGeom prst="rect"/>
-                  </pic:spPr>
-                </pic:pic>
-              </a:graphicData>
-            </a:graphic>
-          </wp:anchor>
-        </w:drawing>
-      </w:r>
-    </w:p>
-    <w:p>
-      <w:pPr>
         <w:pBdr>
           <w:left w:val="single" w:sz="18" w:space="12" w:color="B8860B"/>
         </w:pBdr>
@@ -2671,6 +2701,7 @@
     <w:p>
       <w:pPr>
         <w:keepNext/>
+        <w:pageBreakBefore/>
         <w:spacing w:before="400" w:after="120"/>
         <w:pBdr>
           <w:bottom w:val="single" w:sz="6" w:space="4" w:color="B8860B"/>
@@ -2750,7 +2781,7 @@
       <w:r>
         <w:drawing>
           <wp:inline xmlns:a="http://schemas.openxmlformats.org/drawingml/2006/main" xmlns:pic="http://schemas.openxmlformats.org/drawingml/2006/picture">
-            <wp:extent cx="3840480" cy="3840480"/>
+            <wp:extent cx="5669280" cy="3775829"/>
             <wp:docPr id="9" name="Picture 9"/>
             <wp:cNvGraphicFramePr>
               <a:graphicFrameLocks noChangeAspect="1"/>
@@ -2771,7 +2802,7 @@
                   <pic:spPr>
                     <a:xfrm>
                       <a:off x="0" y="0"/>
-                      <a:ext cx="3840480" cy="3840480"/>
+                      <a:ext cx="5669280" cy="3775829"/>
                     </a:xfrm>
                     <a:prstGeom prst="rect"/>
                   </pic:spPr>
@@ -2909,52 +2940,6 @@
     </w:p>
     <w:p>
       <w:pPr>
-        <w:spacing w:after="0" w:before="0"/>
-      </w:pPr>
-      <w:r>
-        <w:drawing>
-          <wp:anchor xmlns:a="http://schemas.openxmlformats.org/drawingml/2006/main" behindDoc="0" distT="91440" distB="91440" distL="201600" distR="0" simplePos="0" locked="0" layoutInCell="1" allowOverlap="0" relativeHeight="2">
-            <wp:simplePos x="0" y="0"/>
-            <wp:positionH relativeFrom="column">
-              <wp:align>right</wp:align>
-            </wp:positionH>
-            <wp:positionV relativeFrom="paragraph">
-              <wp:posOffset>0</wp:posOffset>
-            </wp:positionV>
-            <wp:extent cx="2194560" cy="2194560"/>
-            <wp:effectExtent l="0" t="0" r="0" b="0"/>
-            <wp:wrapSquare wrapText="bothSides"/>
-            <wp:docPr id="10" name="Picture 10"/>
-            <wp:cNvGraphicFramePr/>
-            <a:graphic xmlns:pic="http://schemas.openxmlformats.org/drawingml/2006/picture">
-              <a:graphicData uri="http://schemas.openxmlformats.org/drawingml/2006/picture">
-                <pic:pic>
-                  <pic:nvPicPr>
-                    <pic:cNvPr id="0" name="image.jpg"/>
-                    <pic:cNvPicPr/>
-                  </pic:nvPicPr>
-                  <pic:blipFill>
-                    <a:blip r:embed="rId19"/>
-                    <a:stretch>
-                      <a:fillRect/>
-                    </a:stretch>
-                  </pic:blipFill>
-                  <pic:spPr>
-                    <a:xfrm>
-                      <a:off x="0" y="0"/>
-                      <a:ext cx="2194560" cy="2194560"/>
-                    </a:xfrm>
-                    <a:prstGeom prst="rect"/>
-                  </pic:spPr>
-                </pic:pic>
-              </a:graphicData>
-            </a:graphic>
-          </wp:anchor>
-        </w:drawing>
-      </w:r>
-    </w:p>
-    <w:p>
-      <w:pPr>
         <w:pBdr>
           <w:left w:val="single" w:sz="18" w:space="12" w:color="B8860B"/>
         </w:pBdr>
@@ -2976,6 +2961,62 @@
     <w:p>
       <w:pPr>
         <w:keepNext/>
+        <w:spacing w:before="120" w:after="40"/>
+        <w:jc w:val="center"/>
+      </w:pPr>
+      <w:r>
+        <w:drawing>
+          <wp:inline xmlns:a="http://schemas.openxmlformats.org/drawingml/2006/main" xmlns:pic="http://schemas.openxmlformats.org/drawingml/2006/picture">
+            <wp:extent cx="4206240" cy="3154680"/>
+            <wp:docPr id="10" name="Picture 10"/>
+            <wp:cNvGraphicFramePr>
+              <a:graphicFrameLocks noChangeAspect="1"/>
+            </wp:cNvGraphicFramePr>
+            <a:graphic>
+              <a:graphicData uri="http://schemas.openxmlformats.org/drawingml/2006/picture">
+                <pic:pic>
+                  <pic:nvPicPr>
+                    <pic:cNvPr id="0" name="image.jpg"/>
+                    <pic:cNvPicPr/>
+                  </pic:nvPicPr>
+                  <pic:blipFill>
+                    <a:blip r:embed="rId19"/>
+                    <a:stretch>
+                      <a:fillRect/>
+                    </a:stretch>
+                  </pic:blipFill>
+                  <pic:spPr>
+                    <a:xfrm>
+                      <a:off x="0" y="0"/>
+                      <a:ext cx="4206240" cy="3154680"/>
+                    </a:xfrm>
+                    <a:prstGeom prst="rect"/>
+                  </pic:spPr>
+                </pic:pic>
+              </a:graphicData>
+            </a:graphic>
+          </wp:inline>
+        </w:drawing>
+      </w:r>
+    </w:p>
+    <w:p>
+      <w:pPr>
+        <w:spacing w:after="140"/>
+        <w:jc w:val="center"/>
+      </w:pPr>
+      <w:r>
+        <w:rPr>
+          <w:rFonts w:ascii="Georgia" w:hAnsi="Georgia" w:cs="Georgia"/>
+          <w:i/>
+          <w:color w:val="888888"/>
+          <w:sz w:val="18"/>
+        </w:rPr>
+        <w:t>The great hall of Ravenstone Laboratory, where every shelf has a tenant.</w:t>
+      </w:r>
+    </w:p>
+    <w:p>
+      <w:pPr>
+        <w:keepNext/>
         <w:spacing w:before="220" w:after="60"/>
       </w:pPr>
       <w:r>
@@ -2986,6 +3027,52 @@
           <w:sz w:val="26"/>
         </w:rPr>
         <w:t>Professor Aelwyn Ravenstone</w:t>
+      </w:r>
+    </w:p>
+    <w:p>
+      <w:pPr>
+        <w:spacing w:after="0" w:before="0"/>
+      </w:pPr>
+      <w:r>
+        <w:drawing>
+          <wp:anchor xmlns:a="http://schemas.openxmlformats.org/drawingml/2006/main" behindDoc="0" distT="91440" distB="100584" distL="201600" distR="201600" simplePos="0" locked="0" layoutInCell="1" allowOverlap="0" relativeHeight="2">
+            <wp:simplePos x="0" y="0"/>
+            <wp:positionH relativeFrom="column">
+              <wp:align>right</wp:align>
+            </wp:positionH>
+            <wp:positionV relativeFrom="paragraph">
+              <wp:posOffset>0</wp:posOffset>
+            </wp:positionV>
+            <wp:extent cx="2834640" cy="2834640"/>
+            <wp:effectExtent l="0" t="0" r="0" b="0"/>
+            <wp:wrapSquare wrapText="bothSides"/>
+            <wp:docPr id="11" name="Picture 11"/>
+            <wp:cNvGraphicFramePr/>
+            <a:graphic xmlns:pic="http://schemas.openxmlformats.org/drawingml/2006/picture">
+              <a:graphicData uri="http://schemas.openxmlformats.org/drawingml/2006/picture">
+                <pic:pic>
+                  <pic:nvPicPr>
+                    <pic:cNvPr id="0" name="image.jpg"/>
+                    <pic:cNvPicPr/>
+                  </pic:nvPicPr>
+                  <pic:blipFill>
+                    <a:blip r:embed="rId20"/>
+                    <a:stretch>
+                      <a:fillRect/>
+                    </a:stretch>
+                  </pic:blipFill>
+                  <pic:spPr>
+                    <a:xfrm>
+                      <a:off x="0" y="0"/>
+                      <a:ext cx="2834640" cy="2834640"/>
+                    </a:xfrm>
+                    <a:prstGeom prst="rect"/>
+                  </pic:spPr>
+                </pic:pic>
+              </a:graphicData>
+            </a:graphic>
+          </wp:anchor>
+        </w:drawing>
       </w:r>
     </w:p>
     <w:p>
@@ -3026,52 +3113,6 @@
           <w:sz w:val="21"/>
         </w:rPr>
         <w:t xml:space="preserve"> with long silver hair, sharp emerald eyes, and robes that split the difference between a scholar's gown and a field jacket. He looks up, and his whole face lights with delight.</w:t>
-      </w:r>
-    </w:p>
-    <w:p>
-      <w:pPr>
-        <w:spacing w:after="0" w:before="0"/>
-      </w:pPr>
-      <w:r>
-        <w:drawing>
-          <wp:anchor xmlns:a="http://schemas.openxmlformats.org/drawingml/2006/main" behindDoc="0" distT="91440" distB="91440" distL="201600" distR="0" simplePos="0" locked="0" layoutInCell="1" allowOverlap="0" relativeHeight="2">
-            <wp:simplePos x="0" y="0"/>
-            <wp:positionH relativeFrom="column">
-              <wp:align>right</wp:align>
-            </wp:positionH>
-            <wp:positionV relativeFrom="paragraph">
-              <wp:posOffset>0</wp:posOffset>
-            </wp:positionV>
-            <wp:extent cx="2103120" cy="2103120"/>
-            <wp:effectExtent l="0" t="0" r="0" b="0"/>
-            <wp:wrapSquare wrapText="bothSides"/>
-            <wp:docPr id="11" name="Picture 11"/>
-            <wp:cNvGraphicFramePr/>
-            <a:graphic xmlns:pic="http://schemas.openxmlformats.org/drawingml/2006/picture">
-              <a:graphicData uri="http://schemas.openxmlformats.org/drawingml/2006/picture">
-                <pic:pic>
-                  <pic:nvPicPr>
-                    <pic:cNvPr id="0" name="image.jpg"/>
-                    <pic:cNvPicPr/>
-                  </pic:nvPicPr>
-                  <pic:blipFill>
-                    <a:blip r:embed="rId20"/>
-                    <a:stretch>
-                      <a:fillRect/>
-                    </a:stretch>
-                  </pic:blipFill>
-                  <pic:spPr>
-                    <a:xfrm>
-                      <a:off x="0" y="0"/>
-                      <a:ext cx="2103120" cy="2103120"/>
-                    </a:xfrm>
-                    <a:prstGeom prst="rect"/>
-                  </pic:spPr>
-                </pic:pic>
-              </a:graphicData>
-            </a:graphic>
-          </wp:anchor>
-        </w:drawing>
       </w:r>
     </w:p>
     <w:p>

--- a/sessions/session_02_oakshade_village.docx
+++ b/sessions/session_02_oakshade_village.docx
@@ -1143,7 +1143,27 @@
           <w:color w:val="222222"/>
           <w:sz w:val="19"/>
         </w:rPr>
-        <w:t xml:space="preserve">▶ Three </w:t>
+        <w:t xml:space="preserve">▶ </w:t>
+      </w:r>
+      <w:r>
+        <w:rPr>
+          <w:rFonts w:ascii="Georgia" w:hAnsi="Georgia" w:cs="Georgia"/>
+          <w:b/>
+          <w:i w:val="0"/>
+          <w:color w:val="222222"/>
+          <w:sz w:val="19"/>
+        </w:rPr>
+        <w:t>The ambush.</w:t>
+      </w:r>
+      <w:r>
+        <w:rPr>
+          <w:rFonts w:ascii="Georgia" w:hAnsi="Georgia" w:cs="Georgia"/>
+          <w:b w:val="0"/>
+          <w:i w:val="0"/>
+          <w:color w:val="222222"/>
+          <w:sz w:val="19"/>
+        </w:rPr>
+        <w:t xml:space="preserve"> Three </w:t>
       </w:r>
       <w:r>
         <w:rPr>
@@ -1163,7 +1183,47 @@
           <w:color w:val="222222"/>
           <w:sz w:val="19"/>
         </w:rPr>
-        <w:t xml:space="preserve"> (CR 1/2 each). The mud is difficult terrain for everyone but them; they dart in, splash, and dive back into the pools. Resistant to fire, vulnerable to lightning: the fire tricks Lilly and Ursa lean on need rethinking today.</w:t>
+        <w:t xml:space="preserve"> (CR 1/2 each, appendix). The mud is difficult terrain for everyone but them: they dart in, splash, and dive back into the pools, flanking through the water to isolate whoever moves slowest. Resistant to fire, vulnerable to lightning: the fire tricks Lilly and Ursa lean on need rethinking.</w:t>
+      </w:r>
+    </w:p>
+    <w:p>
+      <w:pPr>
+        <w:pBdr>
+          <w:left w:val="single" w:sz="18" w:space="12" w:color="5B2A86"/>
+        </w:pBdr>
+        <w:shd w:val="clear" w:color="auto" w:fill="F4F0FA"/>
+        <w:spacing w:before="30" w:after="70"/>
+        <w:ind w:left="340" w:right="340"/>
+      </w:pPr>
+      <w:r>
+        <w:rPr>
+          <w:rFonts w:ascii="Georgia" w:hAnsi="Georgia" w:cs="Georgia"/>
+          <w:b w:val="0"/>
+          <w:i w:val="0"/>
+          <w:color w:val="222222"/>
+          <w:sz w:val="19"/>
+        </w:rPr>
+        <w:t xml:space="preserve">▶ </w:t>
+      </w:r>
+      <w:r>
+        <w:rPr>
+          <w:rFonts w:ascii="Georgia" w:hAnsi="Georgia" w:cs="Georgia"/>
+          <w:b/>
+          <w:i w:val="0"/>
+          <w:color w:val="222222"/>
+          <w:sz w:val="19"/>
+        </w:rPr>
+        <w:t>Terrain that fights back.</w:t>
+      </w:r>
+      <w:r>
+        <w:rPr>
+          <w:rFonts w:ascii="Georgia" w:hAnsi="Georgia" w:cs="Georgia"/>
+          <w:b w:val="0"/>
+          <w:i w:val="0"/>
+          <w:color w:val="222222"/>
+          <w:sz w:val="19"/>
+        </w:rPr>
+        <w:t xml:space="preserve"> Each Mud Splash (15-foot cone) leaves fresh slick ground behind, reshaping the battlefield round by round; a hero blinded by the spray fights the terrain as much as the ambushers.</w:t>
       </w:r>
     </w:p>
     <w:p>
@@ -1620,7 +1680,7 @@
           <w:color w:val="222222"/>
           <w:sz w:val="19"/>
         </w:rPr>
-        <w:t xml:space="preserve">▶ The </w:t>
+        <w:t xml:space="preserve">▶ </w:t>
       </w:r>
       <w:r>
         <w:rPr>
@@ -1630,7 +1690,7 @@
           <w:color w:val="222222"/>
           <w:sz w:val="19"/>
         </w:rPr>
-        <w:t>Grimfang war band</w:t>
+        <w:t>The Grimfang war band:</w:t>
       </w:r>
       <w:r>
         <w:rPr>
@@ -1640,7 +1700,7 @@
           <w:color w:val="222222"/>
           <w:sz w:val="19"/>
         </w:rPr>
-        <w:t>: 2 goblin archers on the flanks, a worg and an orc in the melee, a hobgoblin sniping from the rear, and a goblin boss barking orders. The boss taunts Stabby about the Bloodfang all through the fight. Beaten, the survivors flee.</w:t>
+        <w:t xml:space="preserve"> 2 goblin archers on the flanks, a worg and an orc in the melee, a hobgoblin sniping from the rear, and a goblin boss barking orders. The boss coordinates: archers focus the party's back line while the worg and orc press the front, and the hobgoblin's covered position hands Stabby a perfect chance to catch an arrow out of the air. The boss taunts Stabby about the Bloodfang all through the fight. Beaten, the survivors flee.</w:t>
       </w:r>
     </w:p>
     <w:p>
@@ -2615,7 +2675,47 @@
           <w:color w:val="222222"/>
           <w:sz w:val="19"/>
         </w:rPr>
-        <w:t>. No parley. Immune to fire, so flame tricks fail again; it stomps the ground to knock heroes flat and coils around spellcasters. Loose rocks fall throughout: DC 12 Dexterity save or 1d10 bludgeoning.</w:t>
+        <w:t xml:space="preserve"> (appendix). No parley. Immune to fire, so flame tricks fail again. It opens on the nearest intruder, uses Earthquake Stomp to scatter the party's formation, and saves Stone Coil for spellcasters and ranged attackers, squeezing them out of the fight early.</w:t>
+      </w:r>
+    </w:p>
+    <w:p>
+      <w:pPr>
+        <w:pBdr>
+          <w:left w:val="single" w:sz="18" w:space="12" w:color="5B2A86"/>
+        </w:pBdr>
+        <w:shd w:val="clear" w:color="auto" w:fill="F4F0FA"/>
+        <w:spacing w:before="30" w:after="70"/>
+        <w:ind w:left="340" w:right="340"/>
+      </w:pPr>
+      <w:r>
+        <w:rPr>
+          <w:rFonts w:ascii="Georgia" w:hAnsi="Georgia" w:cs="Georgia"/>
+          <w:b w:val="0"/>
+          <w:i w:val="0"/>
+          <w:color w:val="222222"/>
+          <w:sz w:val="19"/>
+        </w:rPr>
+        <w:t xml:space="preserve">▶ </w:t>
+      </w:r>
+      <w:r>
+        <w:rPr>
+          <w:rFonts w:ascii="Georgia" w:hAnsi="Georgia" w:cs="Georgia"/>
+          <w:b/>
+          <w:i w:val="0"/>
+          <w:color w:val="222222"/>
+          <w:sz w:val="19"/>
+        </w:rPr>
+        <w:t>The battlefield.</w:t>
+      </w:r>
+      <w:r>
+        <w:rPr>
+          <w:rFonts w:ascii="Georgia" w:hAnsi="Georgia" w:cs="Georgia"/>
+          <w:b w:val="0"/>
+          <w:i w:val="0"/>
+          <w:color w:val="222222"/>
+          <w:sz w:val="19"/>
+        </w:rPr>
+        <w:t xml:space="preserve"> Loose rocks litter the narrow path and make natural cover. Each round, roll a d6: on a 5 or 6, rocks shake free of the cliffs, DC 12 Dexterity save or 1d10 bludgeoning. The longer the battle roars, the more attention it risks drawing.</w:t>
       </w:r>
     </w:p>
     <w:p>

--- a/sessions/session_02_oakshade_village.docx
+++ b/sessions/session_02_oakshade_village.docx
@@ -574,7 +574,7 @@
           <w:color w:val="222222"/>
           <w:sz w:val="21"/>
         </w:rPr>
-        <w:t xml:space="preserve"> out in the wilds, but not many are brave enough to go looking.”</w:t>
+        <w:t xml:space="preserve"> out in the wilds, but not many are brave enough to go looking.” She glances toward the square. “If you are truly interested, talk to a few folks here in the village first. Some have seen things, strange things, while he has been poking about.”</w:t>
       </w:r>
     </w:p>
     <w:p>
@@ -800,7 +800,7 @@
           <w:color w:val="222222"/>
           <w:sz w:val="21"/>
         </w:rPr>
-        <w:t xml:space="preserve">With the morning suddenly festive, tongues loosen, and the party spends an hour listening. By the central well, </w:t>
+        <w:t xml:space="preserve">With the morning suddenly festive, tongues loosen, and the party decides to take Alwen's advice and spend an hour listening. By the central well, </w:t>
       </w:r>
       <w:r>
         <w:rPr>
@@ -890,7 +890,7 @@
           <w:color w:val="222222"/>
           <w:sz w:val="21"/>
         </w:rPr>
-        <w:t>And at the village edge, a knot of children playing tag stops mid game. A bright eyed girl darts over. “You are looking for the professor, are you not? We see things at night. Creatures. Glowing lights. Some of them talk, even though there is nobody there.” Another child pipes up: “One of them looked like a giant fox, all made of sparks! And another like a... like a big fluffy cloud!” The children trade uneasy looks and scatter back to their game.</w:t>
+        <w:t>And at the village edge, a knot of children playing tag stops mid game. A bright eyed girl darts over. “You are looking for the professor, are you not? We see things at night. Creatures. Glowing lights. Some of them talk, even though there is nobody there. My mom says it is just stories, but we saw it with our own eyes: a floating shadow, whispering in the trees.” Another child pipes up: “One of them looked like a giant fox, all made of sparks! And another like a... like a big fluffy cloud!” The children trade uneasy looks and scatter back to their game.</w:t>
       </w:r>
     </w:p>
     <w:p>
@@ -975,7 +975,7 @@
           <w:color w:val="222222"/>
           <w:sz w:val="21"/>
         </w:rPr>
-        <w:t xml:space="preserve"> “Professor Aelwyn studies what is happening out here, things most people would not dare go near. He believes the planar boundaries, the thin walls between our world and others, are shifting. Letting things through. He has been collecting samples, researching the... anomalies. Lately it has become an obsession.” She unrolls the party's map on the well stones and marks a spot in the western wilds: </w:t>
+        <w:t xml:space="preserve"> “Professor Aelwyn studies what is happening out here, things most people would not dare go near. He believes the planar boundaries, the thin walls between our world and others, are shifting. Letting things through. He has been collecting samples, researching the... anomalies. Lately it has become an obsession. I could mark the laboratory on your map, if you are set on going. But I warn you: the road is not safe.” The party is set on going. She unrolls their map on the well stones and marks a spot in the western wilds: </w:t>
       </w:r>
       <w:r>
         <w:rPr>
@@ -1224,6 +1224,56 @@
           <w:sz w:val="19"/>
         </w:rPr>
         <w:t xml:space="preserve"> Each Mud Splash (15-foot cone) leaves fresh slick ground behind, reshaping the battlefield round by round; a hero blinded by the spray fights the terrain as much as the ambushers.</w:t>
+      </w:r>
+    </w:p>
+    <w:p>
+      <w:pPr>
+        <w:pBdr>
+          <w:left w:val="single" w:sz="18" w:space="12" w:color="5B2A86"/>
+        </w:pBdr>
+        <w:shd w:val="clear" w:color="auto" w:fill="F4F0FA"/>
+        <w:spacing w:before="30" w:after="70"/>
+        <w:ind w:left="340" w:right="340"/>
+      </w:pPr>
+      <w:r>
+        <w:rPr>
+          <w:rFonts w:ascii="Georgia" w:hAnsi="Georgia" w:cs="Georgia"/>
+          <w:b w:val="0"/>
+          <w:i w:val="0"/>
+          <w:color w:val="222222"/>
+          <w:sz w:val="19"/>
+        </w:rPr>
+        <w:t xml:space="preserve">▶ </w:t>
+      </w:r>
+      <w:r>
+        <w:rPr>
+          <w:rFonts w:ascii="Georgia" w:hAnsi="Georgia" w:cs="Georgia"/>
+          <w:b/>
+          <w:i w:val="0"/>
+          <w:color w:val="222222"/>
+          <w:sz w:val="19"/>
+        </w:rPr>
+        <w:t>Talk, flee, or scale.</w:t>
+      </w:r>
+      <w:r>
+        <w:rPr>
+          <w:rFonts w:ascii="Georgia" w:hAnsi="Georgia" w:cs="Georgia"/>
+          <w:b w:val="0"/>
+          <w:i w:val="0"/>
+          <w:color w:val="222222"/>
+          <w:sz w:val="19"/>
+        </w:rPr>
+        <w:t xml:space="preserve"> A hero who tries talking (or splashing back) can tell the Mudskips are confused, displaced far from the Plane of Water: mischief, not malice. If the party withdraws to dry ground, the Mudskips do not pursue past their pools. Too easy? A fourth Mudskip surfaces from a hidden pool. </w:t>
+      </w:r>
+      <w:r>
+        <w:rPr>
+          <w:rFonts w:ascii="Georgia" w:hAnsi="Georgia" w:cs="Georgia"/>
+          <w:b/>
+          <w:i w:val="0"/>
+          <w:color w:val="222222"/>
+          <w:sz w:val="19"/>
+        </w:rPr>
+        <w:t>XP: 100 each (300 total).</w:t>
       </w:r>
     </w:p>
     <w:p>
@@ -1389,7 +1439,7 @@
           <w:color w:val="222222"/>
           <w:sz w:val="19"/>
         </w:rPr>
-        <w:t xml:space="preserve">, more proof the boundaries are weakening. Loot: </w:t>
+        <w:t xml:space="preserve">, more proof the boundaries are weakening. On a failure the motes thin away before anything can be read; Professor Aelwyn can identify the samples later. Loot: </w:t>
       </w:r>
       <w:r>
         <w:rPr>
@@ -1409,7 +1459,7 @@
           <w:color w:val="222222"/>
           <w:sz w:val="19"/>
         </w:rPr>
-        <w:t xml:space="preserve"> for Professor Aelwyn.</w:t>
+        <w:t xml:space="preserve"> for the professor.</w:t>
       </w:r>
     </w:p>
     <w:p>
@@ -1700,7 +1750,67 @@
           <w:color w:val="222222"/>
           <w:sz w:val="19"/>
         </w:rPr>
-        <w:t xml:space="preserve"> 2 goblin archers on the flanks, a worg and an orc in the melee, a hobgoblin sniping from the rear, and a goblin boss barking orders. The boss coordinates: archers focus the party's back line while the worg and orc press the front, and the hobgoblin's covered position hands Stabby a perfect chance to catch an arrow out of the air. The boss taunts Stabby about the Bloodfang all through the fight. Beaten, the survivors flee.</w:t>
+        <w:t xml:space="preserve"> 2 goblin archers on the flanks, a worg and an orc in the melee, a hobgoblin sniping from the rear, and a goblin boss barking orders. The boss coordinates: archers focus the party's back line while the worg and orc press the front, and the hobgoblin's covered position hands Stabby a perfect chance to catch an arrow out of the air with </w:t>
+      </w:r>
+      <w:r>
+        <w:rPr>
+          <w:rFonts w:ascii="Georgia" w:hAnsi="Georgia" w:cs="Georgia"/>
+          <w:b/>
+          <w:i w:val="0"/>
+          <w:color w:val="222222"/>
+          <w:sz w:val="19"/>
+        </w:rPr>
+        <w:t>Deflect Attacks</w:t>
+      </w:r>
+      <w:r>
+        <w:rPr>
+          <w:rFonts w:ascii="Georgia" w:hAnsi="Georgia" w:cs="Georgia"/>
+          <w:b w:val="0"/>
+          <w:i w:val="0"/>
+          <w:color w:val="222222"/>
+          <w:sz w:val="19"/>
+        </w:rPr>
+        <w:t>. The boss taunts Stabby about the Bloodfang all through the fight. Beaten, the survivors flee.</w:t>
+      </w:r>
+    </w:p>
+    <w:p>
+      <w:pPr>
+        <w:pBdr>
+          <w:left w:val="single" w:sz="18" w:space="12" w:color="5B2A86"/>
+        </w:pBdr>
+        <w:shd w:val="clear" w:color="auto" w:fill="F4F0FA"/>
+        <w:spacing w:before="30" w:after="70"/>
+        <w:ind w:left="340" w:right="340"/>
+      </w:pPr>
+      <w:r>
+        <w:rPr>
+          <w:rFonts w:ascii="Georgia" w:hAnsi="Georgia" w:cs="Georgia"/>
+          <w:b w:val="0"/>
+          <w:i w:val="0"/>
+          <w:color w:val="222222"/>
+          <w:sz w:val="19"/>
+        </w:rPr>
+        <w:t xml:space="preserve">▶ </w:t>
+      </w:r>
+      <w:r>
+        <w:rPr>
+          <w:rFonts w:ascii="Georgia" w:hAnsi="Georgia" w:cs="Georgia"/>
+          <w:b/>
+          <w:i w:val="0"/>
+          <w:color w:val="222222"/>
+          <w:sz w:val="19"/>
+        </w:rPr>
+        <w:t>If it goes wrong.</w:t>
+      </w:r>
+      <w:r>
+        <w:rPr>
+          <w:rFonts w:ascii="Georgia" w:hAnsi="Georgia" w:cs="Georgia"/>
+          <w:b w:val="0"/>
+          <w:i w:val="0"/>
+          <w:color w:val="222222"/>
+          <w:sz w:val="19"/>
+        </w:rPr>
+        <w:t xml:space="preserve"> The Grimfang want to humble the Bloodfang runaway, not finish anyone: fallen heroes wake at the roadside, bruised and lighter by their shiniest valuables, with goblin laughter fading in the brush. If you track XP, award standard 2024 Monster Manual values for the roster.</w:t>
       </w:r>
     </w:p>
     <w:p>
@@ -2230,7 +2340,7 @@
           <w:color w:val="222222"/>
           <w:sz w:val="21"/>
         </w:rPr>
-        <w:t>The expanse dissolves like breath off a mirror, and the party is standing in the Whispering Glade again, hands and hearts still tingling. Night has fallen while no time passed at all, and the stars overhead burn with extraordinary brilliance, as if someone up there knows they are being watched. On the monument, the runes dim slowly to a patient glow.</w:t>
+        <w:t>The expanse dissolves like breath off a mirror, and the party is standing in the Whispering Glade again, hands and hearts still tingling. Evening has fallen while no time passed at all, and the first stars overhead burn with extraordinary brilliance, as if someone up there knows they are being watched. On the monument, the runes dim slowly to a patient glow.</w:t>
       </w:r>
     </w:p>
     <w:p>
@@ -2325,6 +2435,155 @@
     </w:p>
     <w:p>
       <w:pPr>
+        <w:keepNext/>
+        <w:pBdr>
+          <w:top w:val="double" w:sz="12" w:space="4" w:color="1F7A78"/>
+          <w:left w:val="double" w:sz="12" w:space="10" w:color="1F7A78"/>
+          <w:right w:val="double" w:sz="12" w:space="10" w:color="1F7A78"/>
+        </w:pBdr>
+        <w:shd w:val="clear" w:color="auto" w:fill="EAF4F3"/>
+        <w:spacing w:before="280" w:after="60"/>
+        <w:ind w:left="400" w:right="400"/>
+        <w:jc w:val="center"/>
+      </w:pPr>
+      <w:r>
+        <w:rPr>
+          <w:rFonts w:ascii="Georgia" w:hAnsi="Georgia" w:cs="Georgia"/>
+          <w:b/>
+          <w:color w:val="1F7A78"/>
+          <w:sz w:val="27"/>
+        </w:rPr>
+        <w:t>✦  BOONS OF THE WHISPERING GLADE  ✦</w:t>
+      </w:r>
+    </w:p>
+    <w:p>
+      <w:pPr>
+        <w:pBdr>
+          <w:left w:val="double" w:sz="12" w:space="10" w:color="1F7A78"/>
+          <w:right w:val="double" w:sz="12" w:space="10" w:color="1F7A78"/>
+        </w:pBdr>
+        <w:shd w:val="clear" w:color="auto" w:fill="EAF4F3"/>
+        <w:spacing w:before="0" w:after="0"/>
+        <w:ind w:left="400" w:right="400"/>
+      </w:pPr>
+      <w:r>
+        <w:rPr>
+          <w:rFonts w:ascii="Georgia" w:hAnsi="Georgia" w:cs="Georgia"/>
+          <w:b w:val="0"/>
+          <w:i/>
+          <w:color w:val="222222"/>
+          <w:sz w:val="21"/>
+        </w:rPr>
+        <w:t>Elaria's gift settles over the heroes as the vision fades, each boon granted then and there in the glade.</w:t>
+      </w:r>
+    </w:p>
+    <w:p>
+      <w:pPr>
+        <w:pBdr>
+          <w:left w:val="double" w:sz="12" w:space="10" w:color="1F7A78"/>
+          <w:right w:val="double" w:sz="12" w:space="10" w:color="1F7A78"/>
+        </w:pBdr>
+        <w:shd w:val="clear" w:color="auto" w:fill="EAF4F3"/>
+        <w:spacing w:before="0" w:after="0"/>
+        <w:ind w:left="400" w:right="400"/>
+      </w:pPr>
+    </w:p>
+    <w:p>
+      <w:pPr>
+        <w:pBdr>
+          <w:left w:val="double" w:sz="12" w:space="10" w:color="1F7A78"/>
+          <w:right w:val="double" w:sz="12" w:space="10" w:color="1F7A78"/>
+        </w:pBdr>
+        <w:shd w:val="clear" w:color="auto" w:fill="EAF4F3"/>
+        <w:spacing w:before="0" w:after="0"/>
+        <w:ind w:left="400" w:right="400"/>
+      </w:pPr>
+      <w:r>
+        <w:rPr>
+          <w:rFonts w:ascii="Georgia" w:hAnsi="Georgia" w:cs="Georgia"/>
+          <w:b/>
+          <w:i w:val="0"/>
+          <w:color w:val="222222"/>
+          <w:sz w:val="21"/>
+        </w:rPr>
+        <w:t>Ursa: Planar Awareness.</w:t>
+      </w:r>
+      <w:r>
+        <w:rPr>
+          <w:rFonts w:ascii="Georgia" w:hAnsi="Georgia" w:cs="Georgia"/>
+          <w:b w:val="0"/>
+          <w:i w:val="0"/>
+          <w:color w:val="222222"/>
+          <w:sz w:val="21"/>
+        </w:rPr>
+        <w:t xml:space="preserve"> For the next 24 hours, Ursa senses planar anomalies within 1 mile.</w:t>
+      </w:r>
+    </w:p>
+    <w:p>
+      <w:pPr>
+        <w:pBdr>
+          <w:left w:val="double" w:sz="12" w:space="10" w:color="1F7A78"/>
+          <w:right w:val="double" w:sz="12" w:space="10" w:color="1F7A78"/>
+        </w:pBdr>
+        <w:shd w:val="clear" w:color="auto" w:fill="EAF4F3"/>
+        <w:spacing w:before="0" w:after="0"/>
+        <w:ind w:left="400" w:right="400"/>
+      </w:pPr>
+      <w:r>
+        <w:rPr>
+          <w:rFonts w:ascii="Georgia" w:hAnsi="Georgia" w:cs="Georgia"/>
+          <w:b/>
+          <w:i w:val="0"/>
+          <w:color w:val="222222"/>
+          <w:sz w:val="21"/>
+        </w:rPr>
+        <w:t>Lilly: Planar Attunement.</w:t>
+      </w:r>
+      <w:r>
+        <w:rPr>
+          <w:rFonts w:ascii="Georgia" w:hAnsi="Georgia" w:cs="Georgia"/>
+          <w:b w:val="0"/>
+          <w:i w:val="0"/>
+          <w:color w:val="222222"/>
+          <w:sz w:val="21"/>
+        </w:rPr>
+        <w:t xml:space="preserve"> The Essence Sphere permanently grants advantage on Intelligence (Arcana) checks concerning planar magic and creatures.</w:t>
+      </w:r>
+    </w:p>
+    <w:p>
+      <w:pPr>
+        <w:pBdr>
+          <w:bottom w:val="double" w:sz="12" w:space="4" w:color="1F7A78"/>
+          <w:left w:val="double" w:sz="12" w:space="10" w:color="1F7A78"/>
+          <w:right w:val="double" w:sz="12" w:space="10" w:color="1F7A78"/>
+        </w:pBdr>
+        <w:shd w:val="clear" w:color="auto" w:fill="EAF4F3"/>
+        <w:spacing w:before="0" w:after="280"/>
+        <w:ind w:left="400" w:right="400"/>
+      </w:pPr>
+      <w:r>
+        <w:rPr>
+          <w:rFonts w:ascii="Georgia" w:hAnsi="Georgia" w:cs="Georgia"/>
+          <w:b/>
+          <w:i w:val="0"/>
+          <w:color w:val="222222"/>
+          <w:sz w:val="21"/>
+        </w:rPr>
+        <w:t>Stabby: Glimpse of Possibility.</w:t>
+      </w:r>
+      <w:r>
+        <w:rPr>
+          <w:rFonts w:ascii="Georgia" w:hAnsi="Georgia" w:cs="Georgia"/>
+          <w:b w:val="0"/>
+          <w:i w:val="0"/>
+          <w:color w:val="222222"/>
+          <w:sz w:val="21"/>
+        </w:rPr>
+        <w:t xml:space="preserve"> Advantage on one saving throw or ability check, spent whenever he chooses.</w:t>
+      </w:r>
+    </w:p>
+    <w:p>
+      <w:pPr>
         <w:pBdr>
           <w:left w:val="single" w:sz="18" w:space="12" w:color="5B2A86"/>
         </w:pBdr>
@@ -2340,87 +2599,7 @@
           <w:color w:val="222222"/>
           <w:sz w:val="19"/>
         </w:rPr>
-        <w:t xml:space="preserve">▶ </w:t>
-      </w:r>
-      <w:r>
-        <w:rPr>
-          <w:rFonts w:ascii="Georgia" w:hAnsi="Georgia" w:cs="Georgia"/>
-          <w:b/>
-          <w:i w:val="0"/>
-          <w:color w:val="222222"/>
-          <w:sz w:val="19"/>
-        </w:rPr>
-        <w:t>Boons of the vision.</w:t>
-      </w:r>
-      <w:r>
-        <w:rPr>
-          <w:rFonts w:ascii="Georgia" w:hAnsi="Georgia" w:cs="Georgia"/>
-          <w:b w:val="0"/>
-          <w:i w:val="0"/>
-          <w:color w:val="222222"/>
-          <w:sz w:val="19"/>
-        </w:rPr>
-        <w:t xml:space="preserve"> Ursa gains </w:t>
-      </w:r>
-      <w:r>
-        <w:rPr>
-          <w:rFonts w:ascii="Georgia" w:hAnsi="Georgia" w:cs="Georgia"/>
-          <w:b/>
-          <w:i w:val="0"/>
-          <w:color w:val="222222"/>
-          <w:sz w:val="19"/>
-        </w:rPr>
-        <w:t>Planar Awareness</w:t>
-      </w:r>
-      <w:r>
-        <w:rPr>
-          <w:rFonts w:ascii="Georgia" w:hAnsi="Georgia" w:cs="Georgia"/>
-          <w:b w:val="0"/>
-          <w:i w:val="0"/>
-          <w:color w:val="222222"/>
-          <w:sz w:val="19"/>
-        </w:rPr>
-        <w:t xml:space="preserve"> for 24 hours (sense planar anomalies within 1 mile). The Essence Sphere gains </w:t>
-      </w:r>
-      <w:r>
-        <w:rPr>
-          <w:rFonts w:ascii="Georgia" w:hAnsi="Georgia" w:cs="Georgia"/>
-          <w:b/>
-          <w:i w:val="0"/>
-          <w:color w:val="222222"/>
-          <w:sz w:val="19"/>
-        </w:rPr>
-        <w:t>Planar Attunement</w:t>
-      </w:r>
-      <w:r>
-        <w:rPr>
-          <w:rFonts w:ascii="Georgia" w:hAnsi="Georgia" w:cs="Georgia"/>
-          <w:b w:val="0"/>
-          <w:i w:val="0"/>
-          <w:color w:val="222222"/>
-          <w:sz w:val="19"/>
-        </w:rPr>
-        <w:t xml:space="preserve"> (advantage on Arcana checks concerning planar magic and creatures, permanent). Stabby gains </w:t>
-      </w:r>
-      <w:r>
-        <w:rPr>
-          <w:rFonts w:ascii="Georgia" w:hAnsi="Georgia" w:cs="Georgia"/>
-          <w:b/>
-          <w:i w:val="0"/>
-          <w:color w:val="222222"/>
-          <w:sz w:val="19"/>
-        </w:rPr>
-        <w:t>Glimpse of Possibility</w:t>
-      </w:r>
-      <w:r>
-        <w:rPr>
-          <w:rFonts w:ascii="Georgia" w:hAnsi="Georgia" w:cs="Georgia"/>
-          <w:b w:val="0"/>
-          <w:i w:val="0"/>
-          <w:color w:val="222222"/>
-          <w:sz w:val="19"/>
-        </w:rPr>
-        <w:t xml:space="preserve"> (advantage on his next saving throw or ability check). The glade is safe ground: the party took a short rest here.</w:t>
+        <w:t>▶ The glade is safe ground: the party took a short rest here, talking the vision through before pressing on.</w:t>
       </w:r>
     </w:p>
     <w:p>
@@ -2453,7 +2632,7 @@
           <w:color w:val="222222"/>
           <w:sz w:val="21"/>
         </w:rPr>
-        <w:t>Rested and lit from within by what they had seen, the party climbed on toward Ravenstone by starlight, and the mountain itself rose to meet them.</w:t>
+        <w:t>Rested and lit from within by what they had seen, the party climbed on toward Ravenstone through the deepening dusk, and the mountain itself rose to meet them.</w:t>
       </w:r>
     </w:p>
     <w:p>
@@ -2559,7 +2738,107 @@
           <w:color w:val="222222"/>
           <w:sz w:val="21"/>
         </w:rPr>
-        <w:t xml:space="preserve"> rises: a great serpent of living stone and packed earth, rocky scales glinting in the fading light, eyes glowing from within like windows onto slow magma. It regards the party the way a mountain regards weather, and then it strikes. There is no talking to it, no bargaining, no clever password. Some guardians test. This one only defends.</w:t>
+        <w:t xml:space="preserve"> rises: a great serpent of living stone and packed earth, rocky scales glinting in the last purple light, eyes glowing from within like windows onto slow magma. It regards the party the way a mountain regards weather, and then it strikes. There is no talking to it, no bargaining, no clever password. Some guardians test. This one only defends.</w:t>
+      </w:r>
+    </w:p>
+    <w:p>
+      <w:pPr>
+        <w:pBdr>
+          <w:left w:val="single" w:sz="18" w:space="12" w:color="5B2A86"/>
+        </w:pBdr>
+        <w:shd w:val="clear" w:color="auto" w:fill="F4F0FA"/>
+        <w:spacing w:before="30" w:after="70"/>
+        <w:ind w:left="340" w:right="340"/>
+      </w:pPr>
+      <w:r>
+        <w:rPr>
+          <w:rFonts w:ascii="Georgia" w:hAnsi="Georgia" w:cs="Georgia"/>
+          <w:b w:val="0"/>
+          <w:i w:val="0"/>
+          <w:color w:val="222222"/>
+          <w:sz w:val="19"/>
+        </w:rPr>
+        <w:t xml:space="preserve">▶ </w:t>
+      </w:r>
+      <w:r>
+        <w:rPr>
+          <w:rFonts w:ascii="Georgia" w:hAnsi="Georgia" w:cs="Georgia"/>
+          <w:b/>
+          <w:i w:val="0"/>
+          <w:color w:val="222222"/>
+          <w:sz w:val="19"/>
+        </w:rPr>
+        <w:t>Terranox</w:t>
+      </w:r>
+      <w:r>
+        <w:rPr>
+          <w:rFonts w:ascii="Georgia" w:hAnsi="Georgia" w:cs="Georgia"/>
+          <w:b w:val="0"/>
+          <w:i w:val="0"/>
+          <w:color w:val="222222"/>
+          <w:sz w:val="19"/>
+        </w:rPr>
+        <w:t xml:space="preserve">, CR 4 elemental of the </w:t>
+      </w:r>
+      <w:r>
+        <w:rPr>
+          <w:rFonts w:ascii="Georgia" w:hAnsi="Georgia" w:cs="Georgia"/>
+          <w:b/>
+          <w:i w:val="0"/>
+          <w:color w:val="222222"/>
+          <w:sz w:val="19"/>
+        </w:rPr>
+        <w:t>Plane of Earth</w:t>
+      </w:r>
+      <w:r>
+        <w:rPr>
+          <w:rFonts w:ascii="Georgia" w:hAnsi="Georgia" w:cs="Georgia"/>
+          <w:b w:val="0"/>
+          <w:i w:val="0"/>
+          <w:color w:val="222222"/>
+          <w:sz w:val="19"/>
+        </w:rPr>
+        <w:t xml:space="preserve"> (appendix). No parley. Immune to fire, so flame tricks fail again. It opens on the nearest intruder, uses Earthquake Stomp to scatter the party's formation, and saves Stone Coil for spellcasters and ranged attackers, squeezing them out of the fight early.</w:t>
+      </w:r>
+    </w:p>
+    <w:p>
+      <w:pPr>
+        <w:pBdr>
+          <w:left w:val="single" w:sz="18" w:space="12" w:color="5B2A86"/>
+        </w:pBdr>
+        <w:shd w:val="clear" w:color="auto" w:fill="F4F0FA"/>
+        <w:spacing w:before="30" w:after="70"/>
+        <w:ind w:left="340" w:right="340"/>
+      </w:pPr>
+      <w:r>
+        <w:rPr>
+          <w:rFonts w:ascii="Georgia" w:hAnsi="Georgia" w:cs="Georgia"/>
+          <w:b w:val="0"/>
+          <w:i w:val="0"/>
+          <w:color w:val="222222"/>
+          <w:sz w:val="19"/>
+        </w:rPr>
+        <w:t xml:space="preserve">▶ </w:t>
+      </w:r>
+      <w:r>
+        <w:rPr>
+          <w:rFonts w:ascii="Georgia" w:hAnsi="Georgia" w:cs="Georgia"/>
+          <w:b/>
+          <w:i w:val="0"/>
+          <w:color w:val="222222"/>
+          <w:sz w:val="19"/>
+        </w:rPr>
+        <w:t>The battlefield.</w:t>
+      </w:r>
+      <w:r>
+        <w:rPr>
+          <w:rFonts w:ascii="Georgia" w:hAnsi="Georgia" w:cs="Georgia"/>
+          <w:b w:val="0"/>
+          <w:i w:val="0"/>
+          <w:color w:val="222222"/>
+          <w:sz w:val="19"/>
+        </w:rPr>
+        <w:t xml:space="preserve"> Loose rocks litter the narrow path and make natural cover. Each round, roll a d6: on a 5 or 6, rocks shake free of the cliffs, DC 12 Dexterity save or 1d10 bludgeoning. The longer the battle roars, the more attention it risks drawing.</w:t>
       </w:r>
     </w:p>
     <w:p>
@@ -2645,7 +2924,7 @@
           <w:color w:val="222222"/>
           <w:sz w:val="19"/>
         </w:rPr>
-        <w:t>Terranox</w:t>
+        <w:t>Victory, defeat, scaling.</w:t>
       </w:r>
       <w:r>
         <w:rPr>
@@ -2655,7 +2934,7 @@
           <w:color w:val="222222"/>
           <w:sz w:val="19"/>
         </w:rPr>
-        <w:t xml:space="preserve">, CR 4 elemental of the </w:t>
+        <w:t xml:space="preserve"> Victory: Terranox collapses into inert stone with the </w:t>
       </w:r>
       <w:r>
         <w:rPr>
@@ -2665,7 +2944,7 @@
           <w:color w:val="222222"/>
           <w:sz w:val="19"/>
         </w:rPr>
-        <w:t>Plane of Earth</w:t>
+        <w:t>Earth Mote</w:t>
       </w:r>
       <w:r>
         <w:rPr>
@@ -2675,18 +2954,18 @@
           <w:color w:val="222222"/>
           <w:sz w:val="19"/>
         </w:rPr>
-        <w:t xml:space="preserve"> (appendix). No parley. Immune to fire, so flame tricks fail again. It opens on the nearest intruder, uses Earthquake Stomp to scatter the party's formation, and saves Stone Coil for spellcasters and ranged attackers, squeezing them out of the fight early.</w:t>
-      </w:r>
-    </w:p>
-    <w:p>
-      <w:pPr>
-        <w:pBdr>
-          <w:left w:val="single" w:sz="18" w:space="12" w:color="5B2A86"/>
-        </w:pBdr>
-        <w:shd w:val="clear" w:color="auto" w:fill="F4F0FA"/>
-        <w:spacing w:before="30" w:after="70"/>
-        <w:ind w:left="340" w:right="340"/>
-      </w:pPr>
+        <w:t xml:space="preserve"> in the rubble. </w:t>
+      </w:r>
+      <w:r>
+        <w:rPr>
+          <w:rFonts w:ascii="Georgia" w:hAnsi="Georgia" w:cs="Georgia"/>
+          <w:b/>
+          <w:i w:val="0"/>
+          <w:color w:val="222222"/>
+          <w:sz w:val="19"/>
+        </w:rPr>
+        <w:t>XP: 1,100.</w:t>
+      </w:r>
       <w:r>
         <w:rPr>
           <w:rFonts w:ascii="Georgia" w:hAnsi="Georgia" w:cs="Georgia"/>
@@ -2695,27 +2974,7 @@
           <w:color w:val="222222"/>
           <w:sz w:val="19"/>
         </w:rPr>
-        <w:t xml:space="preserve">▶ </w:t>
-      </w:r>
-      <w:r>
-        <w:rPr>
-          <w:rFonts w:ascii="Georgia" w:hAnsi="Georgia" w:cs="Georgia"/>
-          <w:b/>
-          <w:i w:val="0"/>
-          <w:color w:val="222222"/>
-          <w:sz w:val="19"/>
-        </w:rPr>
-        <w:t>The battlefield.</w:t>
-      </w:r>
-      <w:r>
-        <w:rPr>
-          <w:rFonts w:ascii="Georgia" w:hAnsi="Georgia" w:cs="Georgia"/>
-          <w:b w:val="0"/>
-          <w:i w:val="0"/>
-          <w:color w:val="222222"/>
-          <w:sz w:val="19"/>
-        </w:rPr>
-        <w:t xml:space="preserve"> Loose rocks litter the narrow path and make natural cover. Each round, roll a d6: on a 5 or 6, rocks shake free of the cliffs, DC 12 Dexterity save or 1d10 bludgeoning. The longer the battle roars, the more attention it risks drawing.</w:t>
+        <w:t xml:space="preserve"> Defeat: it leaves fallen heroes unconscious but alive and burrows away; they wake hurt, free to recover and try the pass again. Easier: 75 HP, save DCs 13, Stone Coil restrains without damage. Harder: 110 HP, rockfalls on 4 to 6.</w:t>
       </w:r>
     </w:p>
     <w:p>
@@ -3417,7 +3676,7 @@
           <w:color w:val="222222"/>
           <w:sz w:val="21"/>
         </w:rPr>
-        <w:t>At last Aelwyn notices the road weariness under their excitement and rises. “Forgive me. You must be exhausted. I insist you stay the night; there is much I would like to discuss, and none of it improves after midnight.” A small owl like creature with luminous eyes swoops down at his soft clap and leads the party through corridors hung with tapestries of distant realms, to adjoining rooms with plush beds, moonlit garden windows, and floating crystal lamps that brighten at a touch.</w:t>
+        <w:t>At last Aelwyn notices the road weariness under their excitement and rises. “Forgive me. You must be exhausted. I insist you stay the night; there is much I would like to discuss, and none of it improves after midnight.” A small owl like creature with luminous eyes swoops down at his soft clap and leads the party through corridors hung with tapestries of distant realms, to adjoining rooms with plush beds, moonlit garden windows, and floating crystal lamps that brighten at a touch. On a small table in each room, a tiny luminescent sprite hovers beside a tray of fruit, bread, and cheese, in case anyone should need a midnight snack.</w:t>
       </w:r>
     </w:p>
     <w:p>
@@ -3600,7 +3859,7 @@
           <w:color w:val="222222"/>
           <w:sz w:val="18"/>
         </w:rPr>
-        <w:t>. AC 13 (natural armor), HP 22 (4d6 + 8), Speed 20 ft., swim 30 ft.</w:t>
+        <w:t xml:space="preserve"> (100 XP). AC 13 (natural armor), HP 22 (4d6 + 8), Speed 20 ft., swim 30 ft.</w:t>
       </w:r>
     </w:p>
     <w:p>
@@ -3660,7 +3919,7 @@
           <w:color w:val="222222"/>
           <w:sz w:val="18"/>
         </w:rPr>
-        <w:t>Amphibious / Mud Dweller.</w:t>
+        <w:t>Amphibious / Mud Dweller / Slippery.</w:t>
       </w:r>
       <w:r>
         <w:rPr>
@@ -3670,7 +3929,7 @@
           <w:color w:val="222222"/>
           <w:sz w:val="18"/>
         </w:rPr>
-        <w:t xml:space="preserve"> Breathes air and water; ignores muddy difficult terrain.</w:t>
+        <w:t xml:space="preserve"> Breathes air and water; ignores muddy difficult terrain; advantage on checks and saves to escape a grapple.</w:t>
       </w:r>
     </w:p>
     <w:p>
@@ -3690,7 +3949,7 @@
           <w:color w:val="222222"/>
           <w:sz w:val="18"/>
         </w:rPr>
-        <w:t>Mud Spit.</w:t>
+        <w:t>Multiattack.</w:t>
       </w:r>
       <w:r>
         <w:rPr>
@@ -3700,7 +3959,7 @@
           <w:color w:val="222222"/>
           <w:sz w:val="18"/>
         </w:rPr>
-        <w:t xml:space="preserve"> +4, range 30 ft., 1d6 + 2 bludgeoning; DC 12 Dexterity save or speed reduced 10 ft.</w:t>
+        <w:t xml:space="preserve"> One Mud Spit and one Tail Slap.</w:t>
       </w:r>
     </w:p>
     <w:p>
@@ -3720,7 +3979,7 @@
           <w:color w:val="222222"/>
           <w:sz w:val="18"/>
         </w:rPr>
-        <w:t>Tail Slap.</w:t>
+        <w:t>Mud Spit.</w:t>
       </w:r>
       <w:r>
         <w:rPr>
@@ -3730,7 +3989,7 @@
           <w:color w:val="222222"/>
           <w:sz w:val="18"/>
         </w:rPr>
-        <w:t xml:space="preserve"> +4, reach 5 ft., 1d8 + 2 bludgeoning.</w:t>
+        <w:t xml:space="preserve"> +4, range 30 ft., 1d6 + 2 bludgeoning; DC 12 Dexterity save or speed reduced 10 ft. until the end of its next turn.</w:t>
       </w:r>
     </w:p>
     <w:p>
@@ -3750,7 +4009,7 @@
           <w:color w:val="222222"/>
           <w:sz w:val="18"/>
         </w:rPr>
-        <w:t>Mud Splash (Recharge 5-6).</w:t>
+        <w:t>Tail Slap.</w:t>
       </w:r>
       <w:r>
         <w:rPr>
@@ -3760,7 +4019,37 @@
           <w:color w:val="222222"/>
           <w:sz w:val="18"/>
         </w:rPr>
-        <w:t xml:space="preserve"> 15 ft. cone, DC 12 Dexterity save; 2d6 + 2 bludgeoning and blinded one turn on a failure, half damage on a success.</w:t>
+        <w:t xml:space="preserve"> +4, reach 5 ft., 1d8 + 2 bludgeoning.</w:t>
+      </w:r>
+    </w:p>
+    <w:p>
+      <w:pPr>
+        <w:pBdr>
+          <w:left w:val="single" w:sz="18" w:space="12" w:color="8B2020"/>
+        </w:pBdr>
+        <w:shd w:val="clear" w:color="auto" w:fill="FCF6F6"/>
+        <w:spacing w:before="30" w:after="70"/>
+        <w:ind w:left="340" w:right="340"/>
+      </w:pPr>
+      <w:r>
+        <w:rPr>
+          <w:rFonts w:ascii="Georgia" w:hAnsi="Georgia" w:cs="Georgia"/>
+          <w:b/>
+          <w:i w:val="0"/>
+          <w:color w:val="222222"/>
+          <w:sz w:val="18"/>
+        </w:rPr>
+        <w:t>Mud Splash (Recharge 5-6).</w:t>
+      </w:r>
+      <w:r>
+        <w:rPr>
+          <w:rFonts w:ascii="Georgia" w:hAnsi="Georgia" w:cs="Georgia"/>
+          <w:b w:val="0"/>
+          <w:i w:val="0"/>
+          <w:color w:val="222222"/>
+          <w:sz w:val="18"/>
+        </w:rPr>
+        <w:t xml:space="preserve"> 15 ft. cone, DC 12 Dexterity save; 2d6 + 2 bludgeoning and blinded until the end of its next turn on a failure, half damage on a success.</w:t>
       </w:r>
     </w:p>
     <w:p>
@@ -4040,7 +4329,7 @@
           <w:color w:val="222222"/>
           <w:sz w:val="18"/>
         </w:rPr>
-        <w:t>. AC 16 (natural armor), HP 95 (10d10 + 40), Speed 30 ft., burrow 30 ft.</w:t>
+        <w:t xml:space="preserve"> (1,100 XP). AC 16 (natural armor), HP 95 (10d10 + 40), Speed 30 ft., burrow 30 ft.</w:t>
       </w:r>
     </w:p>
     <w:p>
@@ -4100,7 +4389,7 @@
           <w:color w:val="222222"/>
           <w:sz w:val="18"/>
         </w:rPr>
-        <w:t>Earth Glide / Immutable Form / Elemental Resilience.</w:t>
+        <w:t>Earth Glide / Immutable Form / Elemental Resilience / Siege Monster.</w:t>
       </w:r>
       <w:r>
         <w:rPr>
@@ -4110,7 +4399,37 @@
           <w:color w:val="222222"/>
           <w:sz w:val="18"/>
         </w:rPr>
-        <w:t xml:space="preserve"> Burrows through unworked stone without a trace; immune to form altering effects; advantage on saves against magic.</w:t>
+        <w:t xml:space="preserve"> Burrows through unworked stone without a trace; immune to form altering effects; advantage on saves against magic; double damage to objects and structures.</w:t>
+      </w:r>
+    </w:p>
+    <w:p>
+      <w:pPr>
+        <w:pBdr>
+          <w:left w:val="single" w:sz="18" w:space="12" w:color="8B2020"/>
+        </w:pBdr>
+        <w:shd w:val="clear" w:color="auto" w:fill="FCF6F6"/>
+        <w:spacing w:before="30" w:after="70"/>
+        <w:ind w:left="340" w:right="340"/>
+      </w:pPr>
+      <w:r>
+        <w:rPr>
+          <w:rFonts w:ascii="Georgia" w:hAnsi="Georgia" w:cs="Georgia"/>
+          <w:b/>
+          <w:i w:val="0"/>
+          <w:color w:val="222222"/>
+          <w:sz w:val="18"/>
+        </w:rPr>
+        <w:t>Multiattack.</w:t>
+      </w:r>
+      <w:r>
+        <w:rPr>
+          <w:rFonts w:ascii="Georgia" w:hAnsi="Georgia" w:cs="Georgia"/>
+          <w:b w:val="0"/>
+          <w:i w:val="0"/>
+          <w:color w:val="222222"/>
+          <w:sz w:val="18"/>
+        </w:rPr>
+        <w:t xml:space="preserve"> One Bite and one Tail Slam.</w:t>
       </w:r>
     </w:p>
     <w:p>

--- a/sessions/session_02_oakshade_village.docx
+++ b/sessions/session_02_oakshade_village.docx
@@ -626,7 +626,7 @@
             <wp:positionV relativeFrom="paragraph">
               <wp:posOffset>0</wp:posOffset>
             </wp:positionV>
-            <wp:extent cx="2834640" cy="2834640"/>
+            <wp:extent cx="2606040" cy="2606040"/>
             <wp:effectExtent l="0" t="0" r="0" b="0"/>
             <wp:wrapSquare wrapText="bothSides"/>
             <wp:docPr id="2" name="Picture 2"/>
@@ -647,7 +647,7 @@
                   <pic:spPr>
                     <a:xfrm>
                       <a:off x="0" y="0"/>
-                      <a:ext cx="2834640" cy="2834640"/>
+                      <a:ext cx="2606040" cy="2606040"/>
                     </a:xfrm>
                     <a:prstGeom prst="rect"/>
                   </pic:spPr>
@@ -2458,6 +2458,8 @@
     </w:p>
     <w:p>
       <w:pPr>
+        <w:keepNext/>
+        <w:keepLines/>
         <w:pBdr>
           <w:left w:val="double" w:sz="12" w:space="10" w:color="1F7A78"/>
           <w:right w:val="double" w:sz="12" w:space="10" w:color="1F7A78"/>
@@ -2479,6 +2481,8 @@
     </w:p>
     <w:p>
       <w:pPr>
+        <w:keepNext/>
+        <w:keepLines/>
         <w:pBdr>
           <w:left w:val="double" w:sz="12" w:space="10" w:color="1F7A78"/>
           <w:right w:val="double" w:sz="12" w:space="10" w:color="1F7A78"/>
@@ -2490,6 +2494,8 @@
     </w:p>
     <w:p>
       <w:pPr>
+        <w:keepNext/>
+        <w:keepLines/>
         <w:pBdr>
           <w:left w:val="double" w:sz="12" w:space="10" w:color="1F7A78"/>
           <w:right w:val="double" w:sz="12" w:space="10" w:color="1F7A78"/>
@@ -2521,6 +2527,8 @@
     </w:p>
     <w:p>
       <w:pPr>
+        <w:keepNext/>
+        <w:keepLines/>
         <w:pBdr>
           <w:left w:val="double" w:sz="12" w:space="10" w:color="1F7A78"/>
           <w:right w:val="double" w:sz="12" w:space="10" w:color="1F7A78"/>
@@ -2552,6 +2560,7 @@
     </w:p>
     <w:p>
       <w:pPr>
+        <w:keepLines/>
         <w:pBdr>
           <w:bottom w:val="double" w:sz="12" w:space="4" w:color="1F7A78"/>
           <w:left w:val="double" w:sz="12" w:space="10" w:color="1F7A78"/>

--- a/sessions/session_02_oakshade_village.docx
+++ b/sessions/session_02_oakshade_village.docx
@@ -3781,6 +3781,52 @@
       <w:pPr>
         <w:keepNext/>
         <w:pageBreakBefore/>
+        <w:spacing w:before="200" w:after="40"/>
+        <w:jc w:val="center"/>
+      </w:pPr>
+      <w:r>
+        <w:rPr>
+          <w:rFonts w:ascii="Georgia" w:hAnsi="Georgia" w:cs="Georgia"/>
+          <w:b/>
+          <w:color w:val="B8860B"/>
+          <w:sz w:val="21"/>
+        </w:rPr>
+        <w:t>APPENDIX</w:t>
+      </w:r>
+    </w:p>
+    <w:p>
+      <w:pPr>
+        <w:keepNext/>
+        <w:spacing w:after="40"/>
+        <w:jc w:val="center"/>
+      </w:pPr>
+      <w:r>
+        <w:rPr>
+          <w:rFonts w:ascii="Georgia" w:hAnsi="Georgia" w:cs="Georgia"/>
+          <w:b/>
+          <w:color w:val="8B2020"/>
+          <w:sz w:val="32"/>
+        </w:rPr>
+        <w:t>DM Run Sheet: The Day at a Glance</w:t>
+      </w:r>
+    </w:p>
+    <w:p>
+      <w:pPr>
+        <w:spacing w:after="200"/>
+        <w:jc w:val="center"/>
+      </w:pPr>
+      <w:r>
+        <w:rPr>
+          <w:rFonts w:ascii="Georgia" w:hAnsi="Georgia" w:cs="Georgia"/>
+          <w:color w:val="A0522D"/>
+          <w:sz w:val="21"/>
+        </w:rPr>
+        <w:t>Every DC, dial, and spotlight, in play order. Keep this page at your elbow.</w:t>
+      </w:r>
+    </w:p>
+    <w:p>
+      <w:pPr>
+        <w:keepNext/>
         <w:spacing w:before="400" w:after="120"/>
         <w:pBdr>
           <w:bottom w:val="single" w:sz="6" w:space="4" w:color="B8860B"/>
@@ -3793,7 +3839,7 @@
           <w:color w:val="B8860B"/>
           <w:sz w:val="32"/>
         </w:rPr>
-        <w:t>Appendix: Creatures of Session Two</w:t>
+        <w:t>The Shape of the Session</w:t>
       </w:r>
     </w:p>
     <w:p>
@@ -3808,37 +3854,123 @@
           <w:color w:val="222222"/>
           <w:sz w:val="21"/>
         </w:rPr>
-        <w:t>Compact statistics for the table. The full bestiary, with lore and pictures, lives in the compendium.</w:t>
+        <w:t>▶ Five parts, three fights, one vision. P1 Oakshade morning: quest closed (the gatherers walked out when the fog died; 50 gp), rumors at the well (Nina, Merwin, the children), Tamsin marks the map. P2 the western road: FIGHT 1 Mudskips in the wet fields, then FIGHT 2 the Grimfang ambush. P3 the Whispering Glade: the monument, the VISION OF ELARIA, three boons + the built-in SHORT REST. P4 the mountain pass: BOSS Terranox, the Earth Mote. P5 Ravenstone Laboratory: Aelwyn, tea served by a salamander, guest quarters, overnight. Natural break point: the glade.</w:t>
       </w:r>
     </w:p>
     <w:p>
       <w:pPr>
         <w:keepNext/>
+        <w:spacing w:before="400" w:after="120"/>
         <w:pBdr>
-          <w:left w:val="single" w:sz="18" w:space="12" w:color="8B2020"/>
+          <w:bottom w:val="single" w:sz="6" w:space="4" w:color="B8860B"/>
         </w:pBdr>
-        <w:shd w:val="clear" w:color="auto" w:fill="FCF6F6"/>
-        <w:spacing w:before="30" w:after="70"/>
-        <w:ind w:left="340" w:right="340"/>
       </w:pPr>
       <w:r>
         <w:rPr>
           <w:rFonts w:ascii="Georgia" w:hAnsi="Georgia" w:cs="Georgia"/>
           <w:b/>
-          <w:color w:val="8B2020"/>
-          <w:sz w:val="22"/>
+          <w:color w:val="B8860B"/>
+          <w:sz w:val="32"/>
         </w:rPr>
-        <w:t>Mudskip</w:t>
+        <w:t>Fights at a Glance</w:t>
       </w:r>
     </w:p>
     <w:p>
       <w:pPr>
+        <w:spacing w:after="80"/>
+      </w:pPr>
+      <w:r>
+        <w:rPr>
+          <w:rFonts w:ascii="Georgia" w:hAnsi="Georgia" w:cs="Georgia"/>
+          <w:b/>
+          <w:i w:val="0"/>
+          <w:color w:val="222222"/>
+          <w:sz w:val="21"/>
+        </w:rPr>
+        <w:t>FIGHT 1: The Mudskip Ambush</w:t>
+      </w:r>
+      <w:r>
+        <w:rPr>
+          <w:rFonts w:ascii="Georgia" w:hAnsi="Georgia" w:cs="Georgia"/>
+          <w:b w:val="0"/>
+          <w:i w:val="0"/>
+          <w:color w:val="222222"/>
+          <w:sz w:val="21"/>
+        </w:rPr>
+        <w:t xml:space="preserve"> (Medium; mischief, not malice). 3× Mudskip (AC 13, HP 22; resist FIRE, VULNERABLE LIGHTNING; Mud Splash rech 5-6: 15-ft cone, DC 12 Dex, 2d6+2 + blinded). The mud is difficult terrain for everyone but them, and every Splash lays fresh slick ground; they dive and flank through the pools to isolate the slowest hero. The out: withdraw to dry ground and they do not pursue; talking (or splashing back) reveals confusion, not malice. Too easy? A 4th surfaces. XP 100 each (300 total).</w:t>
+      </w:r>
+    </w:p>
+    <w:p>
+      <w:pPr>
+        <w:spacing w:after="80"/>
+      </w:pPr>
+      <w:r>
+        <w:rPr>
+          <w:rFonts w:ascii="Georgia" w:hAnsi="Georgia" w:cs="Georgia"/>
+          <w:b/>
+          <w:i w:val="0"/>
+          <w:color w:val="222222"/>
+          <w:sz w:val="21"/>
+        </w:rPr>
+        <w:t>FIGHT 2: The Grimfang War Band</w:t>
+      </w:r>
+      <w:r>
+        <w:rPr>
+          <w:rFonts w:ascii="Georgia" w:hAnsi="Georgia" w:cs="Georgia"/>
+          <w:b w:val="0"/>
+          <w:i w:val="0"/>
+          <w:color w:val="222222"/>
+          <w:sz w:val="21"/>
+        </w:rPr>
+        <w:t xml:space="preserve"> (Hard; they humble, they do not kill). 2× Goblin archer on the flanks + Worg and Orc in the melee + Hobgoblin sniping from cover + Goblin Boss barking orders (standard 2024 MM stats for all). The boss coordinates: archers on the back line, worg and orc on the front; the hobgoblin's covered shot is Stabby's Deflect Attacks moment, and the boss taunts the Bloodfang all fight. The out: fallen heroes wake at the roadside robbed, not dead; beaten, the survivors flee.</w:t>
+      </w:r>
+    </w:p>
+    <w:p>
+      <w:pPr>
+        <w:spacing w:after="80"/>
+      </w:pPr>
+      <w:r>
+        <w:rPr>
+          <w:rFonts w:ascii="Georgia" w:hAnsi="Georgia" w:cs="Georgia"/>
+          <w:b/>
+          <w:i w:val="0"/>
+          <w:color w:val="222222"/>
+          <w:sz w:val="21"/>
+        </w:rPr>
+        <w:t>BOSS: Terranox</w:t>
+      </w:r>
+      <w:r>
+        <w:rPr>
+          <w:rFonts w:ascii="Georgia" w:hAnsi="Georgia" w:cs="Georgia"/>
+          <w:b w:val="0"/>
+          <w:i w:val="0"/>
+          <w:color w:val="222222"/>
+          <w:sz w:val="21"/>
+        </w:rPr>
+        <w:t xml:space="preserve"> (Hard; no parley). CR 4 (AC 16, HP 95; IMMUNE FIRE, resist nonmagical B/P/S; Stone Coil rech 5-6: DC 15 Dex or restrained, 1d8+5/turn, aimed at casters; Earthquake Stomp rech 6: 20-ft radius, DC 15 Dex, 4d6 + prone). Rockfalls: d6 each round, on 5-6 DC 12 Dex or 1d10. Dials: easier, 75 HP and save DCs 13, Stone Coil restrains without damage; harder, 110 HP and rockfalls on 4-6. Defeat is survivable: it leaves them unconscious and burrows away. XP 1,100.</w:t>
+      </w:r>
+    </w:p>
+    <w:p>
+      <w:pPr>
+        <w:keepNext/>
+        <w:spacing w:before="400" w:after="120"/>
         <w:pBdr>
-          <w:left w:val="single" w:sz="18" w:space="12" w:color="8B2020"/>
+          <w:bottom w:val="single" w:sz="6" w:space="4" w:color="B8860B"/>
         </w:pBdr>
-        <w:shd w:val="clear" w:color="auto" w:fill="FCF6F6"/>
-        <w:spacing w:before="30" w:after="70"/>
-        <w:ind w:left="340" w:right="340"/>
+      </w:pPr>
+      <w:r>
+        <w:rPr>
+          <w:rFonts w:ascii="Georgia" w:hAnsi="Georgia" w:cs="Georgia"/>
+          <w:b/>
+          <w:color w:val="B8860B"/>
+          <w:sz w:val="32"/>
+        </w:rPr>
+        <w:t>The Resource Picture</w:t>
+      </w:r>
+    </w:p>
+    <w:p>
+      <w:pPr>
+        <w:spacing w:after="80"/>
       </w:pPr>
       <w:r>
         <w:rPr>
@@ -3846,19 +3978,42 @@
           <w:b w:val="0"/>
           <w:i w:val="0"/>
           <w:color w:val="222222"/>
-          <w:sz w:val="18"/>
+          <w:sz w:val="21"/>
         </w:rPr>
-        <w:t xml:space="preserve">Small elemental (Plane of Water), neutral. </w:t>
+        <w:t>▶ One long road day with one safe pause. The party leaves Oakshade on a full night's sleep and 50 gp richer; Fights 1 and 2 land back to back, then the Whispering Glade is the built-in SHORT REST (safe ground, talk the vision through) before the boss. The day's rules lesson: fire fails twice (Mudskips resist it, Terranox is immune), so steer Lilly and Ursa toward lightning and starlight and reward the switch. Elaria's boons arrive right before the boss: Stabby's Glimpse of Possibility is a pocket advantage he can cash against Stone Coil, Ursa senses planar anomalies for 24 hours, Lilly's Arcana edge is permanent. The night ends in real beds at Ravenstone: full rest, and Session 3 starts fresh.</w:t>
       </w:r>
+    </w:p>
+    <w:p>
+      <w:pPr>
+        <w:keepNext/>
+        <w:spacing w:before="400" w:after="120"/>
+        <w:pBdr>
+          <w:bottom w:val="single" w:sz="6" w:space="4" w:color="B8860B"/>
+        </w:pBdr>
+      </w:pPr>
+      <w:r>
+        <w:rPr>
+          <w:rFonts w:ascii="Georgia" w:hAnsi="Georgia" w:cs="Georgia"/>
+          <w:b/>
+          <w:color w:val="B8860B"/>
+          <w:sz w:val="32"/>
+        </w:rPr>
+        <w:t>Spotlights &amp; Seeds</w:t>
+      </w:r>
+    </w:p>
+    <w:p>
+      <w:pPr>
+        <w:spacing w:after="80"/>
+      </w:pPr>
       <w:r>
         <w:rPr>
           <w:rFonts w:ascii="Georgia" w:hAnsi="Georgia" w:cs="Georgia"/>
           <w:b/>
           <w:i w:val="0"/>
           <w:color w:val="222222"/>
-          <w:sz w:val="18"/>
+          <w:sz w:val="21"/>
         </w:rPr>
-        <w:t>CR 1/2</w:t>
+        <w:t>Lilly:</w:t>
       </w:r>
       <w:r>
         <w:rPr>
@@ -3866,19 +4021,82 @@
           <w:b w:val="0"/>
           <w:i w:val="0"/>
           <w:color w:val="222222"/>
-          <w:sz w:val="18"/>
+          <w:sz w:val="21"/>
         </w:rPr>
-        <w:t xml:space="preserve"> (100 XP). AC 13 (natural armor), HP 22 (4d6 + 8), Speed 20 ft., swim 30 ft.</w:t>
+        <w:t xml:space="preserve"> P2 her sparks find the water (lightning is the Mudskip answer); she bottles the elemental mud, and later the Earth Mote and stone fragments, for the professor → P3 the Essence Sphere wakes at the monument; Elaria: the Sphere can stabilize wayward motes (permanent Arcana advantage on planar magic), and her takeaway is bigger: “we might save more than Pikachu” → P4 she rewires her cannon on her knees in the dark when fire fails → P5 the leaf tailed fox sniffs HER boot first, Aelwyn's eyes keep finding the Sphere (Door: the professor's interest), and she falls asleep reverse engineering the crystal lamps.</w:t>
       </w:r>
     </w:p>
     <w:p>
       <w:pPr>
+        <w:spacing w:after="80"/>
+      </w:pPr>
+      <w:r>
+        <w:rPr>
+          <w:rFonts w:ascii="Georgia" w:hAnsi="Georgia" w:cs="Georgia"/>
+          <w:b/>
+          <w:i w:val="0"/>
+          <w:color w:val="222222"/>
+          <w:sz w:val="21"/>
+        </w:rPr>
+        <w:t>Stabby:</w:t>
+      </w:r>
+      <w:r>
+        <w:rPr>
+          <w:rFonts w:ascii="Georgia" w:hAnsi="Georgia" w:cs="Georgia"/>
+          <w:b w:val="0"/>
+          <w:i w:val="0"/>
+          <w:color w:val="222222"/>
+          <w:sz w:val="21"/>
+        </w:rPr>
+        <w:t xml:space="preserve"> P2 the Grimfang boss knows his clan: Bloodfang taunts all fight, and the caught arrow goes in his sash while he says nothing about home (Door: the clan grudge; “This is not over”) → P3 Elaria's “wanderer of shadows”: chaos and choice, plus the pocket advantage; his read: “So causing a bit of chaos might actually help this time. Good. I am very qualified.” → P4 his flurry cracks the Stone Coil off Ursa → P5 “the critters just know a friendly face,” and a real bed at last: “Beats the hard ground any day.”</w:t>
+      </w:r>
+    </w:p>
+    <w:p>
+      <w:pPr>
+        <w:spacing w:after="80"/>
+      </w:pPr>
+      <w:r>
+        <w:rPr>
+          <w:rFonts w:ascii="Georgia" w:hAnsi="Georgia" w:cs="Georgia"/>
+          <w:b/>
+          <w:i w:val="0"/>
+          <w:color w:val="222222"/>
+          <w:sz w:val="21"/>
+        </w:rPr>
+        <w:t>Ursa:</w:t>
+      </w:r>
+      <w:r>
+        <w:rPr>
+          <w:rFonts w:ascii="Georgia" w:hAnsi="Georgia" w:cs="Georgia"/>
+          <w:b w:val="0"/>
+          <w:i w:val="0"/>
+          <w:color w:val="222222"/>
+          <w:sz w:val="21"/>
+        </w:rPr>
+        <w:t xml:space="preserve"> P3 the glade calls HIM: the Dragonmark tingles, his palm wakes the monument; Elaria: “Child of Ash,” the potatoes are a shattered covenant (Door: his father's work), and his quiet vow after: “We have to finish what he started” → P4 Terranox's coil catches him mid spell, and he answers with starlight instead of flame to carve the serpent down → P5 he stands at the window under stars that seem to look back.</w:t>
+      </w:r>
+    </w:p>
+    <w:p>
+      <w:pPr>
+        <w:keepNext/>
+        <w:spacing w:before="400" w:after="120"/>
         <w:pBdr>
-          <w:left w:val="single" w:sz="18" w:space="12" w:color="8B2020"/>
+          <w:bottom w:val="single" w:sz="6" w:space="4" w:color="B8860B"/>
         </w:pBdr>
-        <w:shd w:val="clear" w:color="auto" w:fill="FCF6F6"/>
-        <w:spacing w:before="30" w:after="70"/>
-        <w:ind w:left="340" w:right="340"/>
+      </w:pPr>
+      <w:r>
+        <w:rPr>
+          <w:rFonts w:ascii="Georgia" w:hAnsi="Georgia" w:cs="Georgia"/>
+          <w:b/>
+          <w:color w:val="B8860B"/>
+          <w:sz w:val="32"/>
+        </w:rPr>
+        <w:t>Foreshadow Tracker: say it, then say it again</w:t>
+      </w:r>
+    </w:p>
+    <w:p>
+      <w:pPr>
+        <w:spacing w:after="80"/>
       </w:pPr>
       <w:r>
         <w:rPr>
@@ -3886,679 +4104,2103 @@
           <w:b w:val="0"/>
           <w:i w:val="0"/>
           <w:color w:val="222222"/>
-          <w:sz w:val="18"/>
+          <w:sz w:val="21"/>
         </w:rPr>
-        <w:t>STR 12, DEX 14, CON 14, INT 6, WIS 12, CHA 8. Skills Stealth +4, Perception +3.</w:t>
+        <w:t>▶ The tells, in order. Every fallen creature leaves a MOTE: the forest tally, the Mudskips' blue water motes, then Terranox's Earth Mote, the first one that STAYS • Nina: the air feels heavy, “like it is breathing,” and the professor “goes further out” hauling odd things by night • the children have seen glowing creatures that talk: a floating whispering shadow, a giant fox made of sparks • Merwin's warning: Oakshade must not become a ground for “planar... experimentation” • Tamsin: “like they are protecting something... it will not stop here” • Elaria names the big bad: an ancient entity consuming the essence of worlds • Aelwyn's gaze drifts to the Essence Sphere, at the hearth and once more at the door • “Tomorrow, we begin.”</w:t>
       </w:r>
     </w:p>
     <w:p>
       <w:pPr>
-        <w:pBdr>
-          <w:left w:val="single" w:sz="18" w:space="12" w:color="8B2020"/>
-        </w:pBdr>
-        <w:shd w:val="clear" w:color="auto" w:fill="FCF6F6"/>
-        <w:spacing w:before="30" w:after="70"/>
-        <w:ind w:left="340" w:right="340"/>
-      </w:pPr>
-      <w:r>
-        <w:rPr>
-          <w:rFonts w:ascii="Georgia" w:hAnsi="Georgia" w:cs="Georgia"/>
-          <w:b w:val="0"/>
-          <w:i w:val="0"/>
-          <w:color w:val="222222"/>
-          <w:sz w:val="18"/>
-        </w:rPr>
-        <w:t>Resistances fire. Vulnerabilities lightning. Darkvision 60 ft. Understands Aquan.</w:t>
-      </w:r>
-    </w:p>
-    <w:p>
-      <w:pPr>
-        <w:pBdr>
-          <w:left w:val="single" w:sz="18" w:space="12" w:color="8B2020"/>
-        </w:pBdr>
-        <w:shd w:val="clear" w:color="auto" w:fill="FCF6F6"/>
-        <w:spacing w:before="30" w:after="70"/>
-        <w:ind w:left="340" w:right="340"/>
+        <w:keepNext/>
+        <w:pageBreakBefore/>
+        <w:spacing w:before="200" w:after="40"/>
+        <w:jc w:val="center"/>
       </w:pPr>
       <w:r>
         <w:rPr>
           <w:rFonts w:ascii="Georgia" w:hAnsi="Georgia" w:cs="Georgia"/>
           <w:b/>
-          <w:i w:val="0"/>
-          <w:color w:val="222222"/>
-          <w:sz w:val="18"/>
+          <w:color w:val="B8860B"/>
+          <w:sz w:val="21"/>
         </w:rPr>
-        <w:t>Amphibious / Mud Dweller / Slippery.</w:t>
-      </w:r>
-      <w:r>
-        <w:rPr>
-          <w:rFonts w:ascii="Georgia" w:hAnsi="Georgia" w:cs="Georgia"/>
-          <w:b w:val="0"/>
-          <w:i w:val="0"/>
-          <w:color w:val="222222"/>
-          <w:sz w:val="18"/>
-        </w:rPr>
-        <w:t xml:space="preserve"> Breathes air and water; ignores muddy difficult terrain; advantage on checks and saves to escape a grapple.</w:t>
-      </w:r>
-    </w:p>
-    <w:p>
-      <w:pPr>
-        <w:pBdr>
-          <w:left w:val="single" w:sz="18" w:space="12" w:color="8B2020"/>
-        </w:pBdr>
-        <w:shd w:val="clear" w:color="auto" w:fill="FCF6F6"/>
-        <w:spacing w:before="30" w:after="70"/>
-        <w:ind w:left="340" w:right="340"/>
-      </w:pPr>
-      <w:r>
-        <w:rPr>
-          <w:rFonts w:ascii="Georgia" w:hAnsi="Georgia" w:cs="Georgia"/>
-          <w:b/>
-          <w:i w:val="0"/>
-          <w:color w:val="222222"/>
-          <w:sz w:val="18"/>
-        </w:rPr>
-        <w:t>Multiattack.</w:t>
-      </w:r>
-      <w:r>
-        <w:rPr>
-          <w:rFonts w:ascii="Georgia" w:hAnsi="Georgia" w:cs="Georgia"/>
-          <w:b w:val="0"/>
-          <w:i w:val="0"/>
-          <w:color w:val="222222"/>
-          <w:sz w:val="18"/>
-        </w:rPr>
-        <w:t xml:space="preserve"> One Mud Spit and one Tail Slap.</w:t>
-      </w:r>
-    </w:p>
-    <w:p>
-      <w:pPr>
-        <w:pBdr>
-          <w:left w:val="single" w:sz="18" w:space="12" w:color="8B2020"/>
-        </w:pBdr>
-        <w:shd w:val="clear" w:color="auto" w:fill="FCF6F6"/>
-        <w:spacing w:before="30" w:after="70"/>
-        <w:ind w:left="340" w:right="340"/>
-      </w:pPr>
-      <w:r>
-        <w:rPr>
-          <w:rFonts w:ascii="Georgia" w:hAnsi="Georgia" w:cs="Georgia"/>
-          <w:b/>
-          <w:i w:val="0"/>
-          <w:color w:val="222222"/>
-          <w:sz w:val="18"/>
-        </w:rPr>
-        <w:t>Mud Spit.</w:t>
-      </w:r>
-      <w:r>
-        <w:rPr>
-          <w:rFonts w:ascii="Georgia" w:hAnsi="Georgia" w:cs="Georgia"/>
-          <w:b w:val="0"/>
-          <w:i w:val="0"/>
-          <w:color w:val="222222"/>
-          <w:sz w:val="18"/>
-        </w:rPr>
-        <w:t xml:space="preserve"> +4, range 30 ft., 1d6 + 2 bludgeoning; DC 12 Dexterity save or speed reduced 10 ft. until the end of its next turn.</w:t>
-      </w:r>
-    </w:p>
-    <w:p>
-      <w:pPr>
-        <w:pBdr>
-          <w:left w:val="single" w:sz="18" w:space="12" w:color="8B2020"/>
-        </w:pBdr>
-        <w:shd w:val="clear" w:color="auto" w:fill="FCF6F6"/>
-        <w:spacing w:before="30" w:after="70"/>
-        <w:ind w:left="340" w:right="340"/>
-      </w:pPr>
-      <w:r>
-        <w:rPr>
-          <w:rFonts w:ascii="Georgia" w:hAnsi="Georgia" w:cs="Georgia"/>
-          <w:b/>
-          <w:i w:val="0"/>
-          <w:color w:val="222222"/>
-          <w:sz w:val="18"/>
-        </w:rPr>
-        <w:t>Tail Slap.</w:t>
-      </w:r>
-      <w:r>
-        <w:rPr>
-          <w:rFonts w:ascii="Georgia" w:hAnsi="Georgia" w:cs="Georgia"/>
-          <w:b w:val="0"/>
-          <w:i w:val="0"/>
-          <w:color w:val="222222"/>
-          <w:sz w:val="18"/>
-        </w:rPr>
-        <w:t xml:space="preserve"> +4, reach 5 ft., 1d8 + 2 bludgeoning.</w:t>
-      </w:r>
-    </w:p>
-    <w:p>
-      <w:pPr>
-        <w:pBdr>
-          <w:left w:val="single" w:sz="18" w:space="12" w:color="8B2020"/>
-        </w:pBdr>
-        <w:shd w:val="clear" w:color="auto" w:fill="FCF6F6"/>
-        <w:spacing w:before="30" w:after="70"/>
-        <w:ind w:left="340" w:right="340"/>
-      </w:pPr>
-      <w:r>
-        <w:rPr>
-          <w:rFonts w:ascii="Georgia" w:hAnsi="Georgia" w:cs="Georgia"/>
-          <w:b/>
-          <w:i w:val="0"/>
-          <w:color w:val="222222"/>
-          <w:sz w:val="18"/>
-        </w:rPr>
-        <w:t>Mud Splash (Recharge 5-6).</w:t>
-      </w:r>
-      <w:r>
-        <w:rPr>
-          <w:rFonts w:ascii="Georgia" w:hAnsi="Georgia" w:cs="Georgia"/>
-          <w:b w:val="0"/>
-          <w:i w:val="0"/>
-          <w:color w:val="222222"/>
-          <w:sz w:val="18"/>
-        </w:rPr>
-        <w:t xml:space="preserve"> 15 ft. cone, DC 12 Dexterity save; 2d6 + 2 bludgeoning and blinded until the end of its next turn on a failure, half damage on a success.</w:t>
+        <w:t>APPENDIX</w:t>
       </w:r>
     </w:p>
     <w:p>
       <w:pPr>
         <w:keepNext/>
-        <w:pBdr>
-          <w:left w:val="single" w:sz="18" w:space="12" w:color="8B2020"/>
-        </w:pBdr>
-        <w:shd w:val="clear" w:color="auto" w:fill="FCF6F6"/>
-        <w:spacing w:before="30" w:after="70"/>
-        <w:ind w:left="340" w:right="340"/>
+        <w:spacing w:after="40"/>
+        <w:jc w:val="center"/>
       </w:pPr>
       <w:r>
         <w:rPr>
           <w:rFonts w:ascii="Georgia" w:hAnsi="Georgia" w:cs="Georgia"/>
           <w:b/>
           <w:color w:val="8B2020"/>
-          <w:sz w:val="22"/>
+          <w:sz w:val="32"/>
         </w:rPr>
-        <w:t>The Grimfang War Band</w:t>
+        <w:t>Bestiary: Enemy Stat Blocks</w:t>
       </w:r>
     </w:p>
     <w:p>
       <w:pPr>
-        <w:pBdr>
-          <w:left w:val="single" w:sz="18" w:space="12" w:color="8B2020"/>
-        </w:pBdr>
-        <w:shd w:val="clear" w:color="auto" w:fill="FCF6F6"/>
-        <w:spacing w:before="30" w:after="70"/>
-        <w:ind w:left="340" w:right="340"/>
+        <w:spacing w:after="200"/>
+        <w:jc w:val="center"/>
       </w:pPr>
       <w:r>
         <w:rPr>
           <w:rFonts w:ascii="Georgia" w:hAnsi="Georgia" w:cs="Georgia"/>
-          <w:b w:val="0"/>
-          <w:i w:val="0"/>
-          <w:color w:val="222222"/>
-          <w:sz w:val="18"/>
+          <w:color w:val="A0522D"/>
+          <w:sz w:val="21"/>
         </w:rPr>
-        <w:t xml:space="preserve">Rival goblin clan raiders: </w:t>
-      </w:r>
-      <w:r>
-        <w:rPr>
-          <w:rFonts w:ascii="Georgia" w:hAnsi="Georgia" w:cs="Georgia"/>
-          <w:b/>
-          <w:i w:val="0"/>
-          <w:color w:val="222222"/>
-          <w:sz w:val="18"/>
-        </w:rPr>
-        <w:t>2 goblins</w:t>
-      </w:r>
-      <w:r>
-        <w:rPr>
-          <w:rFonts w:ascii="Georgia" w:hAnsi="Georgia" w:cs="Georgia"/>
-          <w:b w:val="0"/>
-          <w:i w:val="0"/>
-          <w:color w:val="222222"/>
-          <w:sz w:val="18"/>
-        </w:rPr>
-        <w:t xml:space="preserve"> with shortbows, </w:t>
-      </w:r>
-      <w:r>
-        <w:rPr>
-          <w:rFonts w:ascii="Georgia" w:hAnsi="Georgia" w:cs="Georgia"/>
-          <w:b/>
-          <w:i w:val="0"/>
-          <w:color w:val="222222"/>
-          <w:sz w:val="18"/>
-        </w:rPr>
-        <w:t>1 worg</w:t>
-      </w:r>
-      <w:r>
-        <w:rPr>
-          <w:rFonts w:ascii="Georgia" w:hAnsi="Georgia" w:cs="Georgia"/>
-          <w:b w:val="0"/>
-          <w:i w:val="0"/>
-          <w:color w:val="222222"/>
-          <w:sz w:val="18"/>
-        </w:rPr>
-        <w:t xml:space="preserve">, </w:t>
-      </w:r>
-      <w:r>
-        <w:rPr>
-          <w:rFonts w:ascii="Georgia" w:hAnsi="Georgia" w:cs="Georgia"/>
-          <w:b/>
-          <w:i w:val="0"/>
-          <w:color w:val="222222"/>
-          <w:sz w:val="18"/>
-        </w:rPr>
-        <w:t>1 orc</w:t>
-      </w:r>
-      <w:r>
-        <w:rPr>
-          <w:rFonts w:ascii="Georgia" w:hAnsi="Georgia" w:cs="Georgia"/>
-          <w:b w:val="0"/>
-          <w:i w:val="0"/>
-          <w:color w:val="222222"/>
-          <w:sz w:val="18"/>
-        </w:rPr>
-        <w:t xml:space="preserve">, </w:t>
-      </w:r>
-      <w:r>
-        <w:rPr>
-          <w:rFonts w:ascii="Georgia" w:hAnsi="Georgia" w:cs="Georgia"/>
-          <w:b/>
-          <w:i w:val="0"/>
-          <w:color w:val="222222"/>
-          <w:sz w:val="18"/>
-        </w:rPr>
-        <w:t>1 hobgoblin</w:t>
-      </w:r>
-      <w:r>
-        <w:rPr>
-          <w:rFonts w:ascii="Georgia" w:hAnsi="Georgia" w:cs="Georgia"/>
-          <w:b w:val="0"/>
-          <w:i w:val="0"/>
-          <w:color w:val="222222"/>
-          <w:sz w:val="18"/>
-        </w:rPr>
-        <w:t xml:space="preserve"> with a crossbow, and </w:t>
-      </w:r>
-      <w:r>
-        <w:rPr>
-          <w:rFonts w:ascii="Georgia" w:hAnsi="Georgia" w:cs="Georgia"/>
-          <w:b/>
-          <w:i w:val="0"/>
-          <w:color w:val="222222"/>
-          <w:sz w:val="18"/>
-        </w:rPr>
-        <w:t>1 goblin boss</w:t>
-      </w:r>
-      <w:r>
-        <w:rPr>
-          <w:rFonts w:ascii="Georgia" w:hAnsi="Georgia" w:cs="Georgia"/>
-          <w:b w:val="0"/>
-          <w:i w:val="0"/>
-          <w:color w:val="222222"/>
-          <w:sz w:val="18"/>
-        </w:rPr>
-        <w:t xml:space="preserve"> (scarred; taunts the Bloodfang).</w:t>
-      </w:r>
-    </w:p>
-    <w:p>
-      <w:pPr>
-        <w:pBdr>
-          <w:left w:val="single" w:sz="18" w:space="12" w:color="8B2020"/>
-        </w:pBdr>
-        <w:shd w:val="clear" w:color="auto" w:fill="FCF6F6"/>
-        <w:spacing w:before="30" w:after="70"/>
-        <w:ind w:left="340" w:right="340"/>
-      </w:pPr>
-      <w:r>
-        <w:rPr>
-          <w:rFonts w:ascii="Georgia" w:hAnsi="Georgia" w:cs="Georgia"/>
-          <w:b w:val="0"/>
-          <w:i w:val="0"/>
-          <w:color w:val="222222"/>
-          <w:sz w:val="18"/>
-        </w:rPr>
-        <w:t>Standard 2024 Monster Manual statistics for each creature.</w:t>
-      </w:r>
-    </w:p>
-    <w:p>
-      <w:pPr>
-        <w:pBdr>
-          <w:left w:val="single" w:sz="18" w:space="12" w:color="8B2020"/>
-        </w:pBdr>
-        <w:shd w:val="clear" w:color="auto" w:fill="FCF6F6"/>
-        <w:spacing w:before="30" w:after="70"/>
-        <w:ind w:left="340" w:right="340"/>
-      </w:pPr>
-      <w:r>
-        <w:rPr>
-          <w:rFonts w:ascii="Georgia" w:hAnsi="Georgia" w:cs="Georgia"/>
-          <w:b/>
-          <w:i w:val="0"/>
-          <w:color w:val="222222"/>
-          <w:sz w:val="18"/>
-        </w:rPr>
-        <w:t>Tactics.</w:t>
-      </w:r>
-      <w:r>
-        <w:rPr>
-          <w:rFonts w:ascii="Georgia" w:hAnsi="Georgia" w:cs="Georgia"/>
-          <w:b w:val="0"/>
-          <w:i w:val="0"/>
-          <w:color w:val="222222"/>
-          <w:sz w:val="18"/>
-        </w:rPr>
-        <w:t xml:space="preserve"> The boss coordinates: archers on the flanks pick at the back line, the worg and orc press the melee, the hobgoblin snipes from cover.</w:t>
-      </w:r>
-    </w:p>
-    <w:p>
-      <w:pPr>
-        <w:pBdr>
-          <w:left w:val="single" w:sz="18" w:space="12" w:color="8B2020"/>
-        </w:pBdr>
-        <w:shd w:val="clear" w:color="auto" w:fill="FCF6F6"/>
-        <w:spacing w:before="30" w:after="70"/>
-        <w:ind w:left="340" w:right="340"/>
-      </w:pPr>
-      <w:r>
-        <w:rPr>
-          <w:rFonts w:ascii="Georgia" w:hAnsi="Georgia" w:cs="Georgia"/>
-          <w:b/>
-          <w:i w:val="0"/>
-          <w:color w:val="222222"/>
-          <w:sz w:val="18"/>
-        </w:rPr>
-        <w:t>Outcome.</w:t>
-      </w:r>
-      <w:r>
-        <w:rPr>
-          <w:rFonts w:ascii="Georgia" w:hAnsi="Georgia" w:cs="Georgia"/>
-          <w:b w:val="0"/>
-          <w:i w:val="0"/>
-          <w:color w:val="222222"/>
-          <w:sz w:val="18"/>
-        </w:rPr>
-        <w:t xml:space="preserve"> Beaten soundly; the survivors fled into the brush. The Grimfang remember.</w:t>
+        <w:t>All three encounters of Session 2, in the order the party meets them.</w:t>
       </w:r>
     </w:p>
     <w:p>
       <w:pPr>
         <w:keepNext/>
-        <w:pBdr>
-          <w:left w:val="single" w:sz="18" w:space="12" w:color="8B2020"/>
-        </w:pBdr>
-        <w:shd w:val="clear" w:color="auto" w:fill="FCF6F6"/>
-        <w:spacing w:before="30" w:after="70"/>
-        <w:ind w:left="340" w:right="340"/>
+        <w:spacing w:before="320" w:after="20"/>
+        <w:jc w:val="center"/>
       </w:pPr>
       <w:r>
         <w:rPr>
           <w:rFonts w:ascii="Georgia" w:hAnsi="Georgia" w:cs="Georgia"/>
           <w:b/>
           <w:color w:val="8B2020"/>
-          <w:sz w:val="22"/>
+          <w:sz w:val="26"/>
         </w:rPr>
-        <w:t>Terranox</w:t>
+        <w:t>ENEMIES, Fight 1: The Mudskip Ambush</w:t>
       </w:r>
     </w:p>
     <w:p>
       <w:pPr>
-        <w:pBdr>
-          <w:left w:val="single" w:sz="18" w:space="12" w:color="8B2020"/>
-        </w:pBdr>
-        <w:shd w:val="clear" w:color="auto" w:fill="FCF6F6"/>
-        <w:spacing w:before="30" w:after="70"/>
-        <w:ind w:left="340" w:right="340"/>
+        <w:keepNext/>
+        <w:spacing w:after="120"/>
+        <w:jc w:val="center"/>
       </w:pPr>
       <w:r>
         <w:rPr>
           <w:rFonts w:ascii="Georgia" w:hAnsi="Georgia" w:cs="Georgia"/>
+          <w:color w:val="888888"/>
+          <w:sz w:val="18"/>
+        </w:rPr>
+        <w:t>The Wet Fields ✦ Difficulty: Medium ✦ 3× Mudskip (a 4th if it runs easy)</w:t>
+      </w:r>
+    </w:p>
+    <w:tbl>
+      <w:tblPr>
+        <w:tblW w:type="auto" w:w="0"/>
+        <w:jc w:val="center"/>
+        <w:tblLayout w:type="fixed"/>
+        <w:tblLook w:firstColumn="1" w:firstRow="1" w:lastColumn="0" w:lastRow="0" w:noHBand="0" w:noVBand="1" w:val="04A0"/>
+        <w:tblCellMar>
+          <w:left w:w="110" w:type="dxa"/>
+          <w:right w:w="110" w:type="dxa"/>
+          <w:top w:w="60" w:type="dxa"/>
+          <w:bottom w:w="80" w:type="dxa"/>
+        </w:tblCellMar>
+        <w:tblBorders>
+          <w:top w:val="single" w:sz="8" w:space="0" w:color="8B2020"/>
+          <w:left w:val="single" w:sz="8" w:space="0" w:color="8B2020"/>
+          <w:bottom w:val="single" w:sz="8" w:space="0" w:color="8B2020"/>
+          <w:right w:val="single" w:sz="8" w:space="0" w:color="8B2020"/>
+          <w:insideH w:val="single" w:sz="8" w:space="0" w:color="8B2020"/>
+          <w:insideV w:val="single" w:sz="8" w:space="0" w:color="8B2020"/>
+        </w:tblBorders>
+      </w:tblPr>
+      <w:tblGrid>
+        <w:gridCol w:w="9360"/>
+      </w:tblGrid>
+      <w:tr>
+        <w:trPr>
+          <w:cantSplit/>
+        </w:trPr>
+        <w:tc>
+          <w:tcPr>
+            <w:tcW w:type="dxa" w:w="9072"/>
+          </w:tcPr>
+          <w:p>
+            <w:pPr>
+              <w:shd w:val="clear" w:color="auto" w:fill="8B2020"/>
+              <w:spacing w:before="0" w:after="20"/>
+            </w:pPr>
+            <w:r>
+              <w:rPr>
+                <w:rFonts w:ascii="Georgia" w:hAnsi="Georgia" w:cs="Georgia"/>
+                <w:b/>
+                <w:color w:val="FFFFFF"/>
+                <w:sz w:val="22"/>
+              </w:rPr>
+              <w:t>MUDSKIP</w:t>
+            </w:r>
+          </w:p>
+          <w:p>
+            <w:pPr>
+              <w:spacing w:after="40"/>
+            </w:pPr>
+            <w:r>
+              <w:rPr>
+                <w:rFonts w:ascii="Georgia" w:hAnsi="Georgia" w:cs="Georgia"/>
+                <w:i/>
+                <w:color w:val="8B2020"/>
+                <w:sz w:val="16"/>
+              </w:rPr>
+              <w:t>Small elemental (Plane of Water), neutral ✦ CR 1/2</w:t>
+            </w:r>
+          </w:p>
+          <w:p>
+            <w:pPr>
+              <w:spacing w:after="60"/>
+              <w:jc w:val="center"/>
+            </w:pPr>
+            <w:r>
+              <w:drawing>
+                <wp:inline xmlns:a="http://schemas.openxmlformats.org/drawingml/2006/main" xmlns:pic="http://schemas.openxmlformats.org/drawingml/2006/picture">
+                  <wp:extent cx="2743200" cy="2743200"/>
+                  <wp:docPr id="12" name="Picture 12"/>
+                  <wp:cNvGraphicFramePr>
+                    <a:graphicFrameLocks noChangeAspect="1"/>
+                  </wp:cNvGraphicFramePr>
+                  <a:graphic>
+                    <a:graphicData uri="http://schemas.openxmlformats.org/drawingml/2006/picture">
+                      <pic:pic>
+                        <pic:nvPicPr>
+                          <pic:cNvPr id="0" name="image.jpg"/>
+                          <pic:cNvPicPr/>
+                        </pic:nvPicPr>
+                        <pic:blipFill>
+                          <a:blip r:embed="rId21"/>
+                          <a:stretch>
+                            <a:fillRect/>
+                          </a:stretch>
+                        </pic:blipFill>
+                        <pic:spPr>
+                          <a:xfrm>
+                            <a:off x="0" y="0"/>
+                            <a:ext cx="2743200" cy="2743200"/>
+                          </a:xfrm>
+                          <a:prstGeom prst="rect"/>
+                        </pic:spPr>
+                      </pic:pic>
+                    </a:graphicData>
+                  </a:graphic>
+                </wp:inline>
+              </w:drawing>
+            </w:r>
+          </w:p>
+          <w:p>
+            <w:pPr>
+              <w:spacing w:after="20"/>
+            </w:pPr>
+            <w:r>
+              <w:rPr>
+                <w:rFonts w:ascii="Georgia" w:hAnsi="Georgia" w:cs="Georgia"/>
+                <w:b/>
+                <w:i w:val="0"/>
+                <w:color w:val="222222"/>
+                <w:sz w:val="15"/>
+              </w:rPr>
+              <w:t>AC</w:t>
+            </w:r>
+            <w:r>
+              <w:rPr>
+                <w:rFonts w:ascii="Georgia" w:hAnsi="Georgia" w:cs="Georgia"/>
+                <w:b w:val="0"/>
+                <w:i w:val="0"/>
+                <w:color w:val="222222"/>
+                <w:sz w:val="15"/>
+              </w:rPr>
+              <w:t xml:space="preserve"> 13 (natural armor)  </w:t>
+            </w:r>
+            <w:r>
+              <w:rPr>
+                <w:rFonts w:ascii="Georgia" w:hAnsi="Georgia" w:cs="Georgia"/>
+                <w:b/>
+                <w:i w:val="0"/>
+                <w:color w:val="222222"/>
+                <w:sz w:val="15"/>
+              </w:rPr>
+              <w:t>HP</w:t>
+            </w:r>
+            <w:r>
+              <w:rPr>
+                <w:rFonts w:ascii="Georgia" w:hAnsi="Georgia" w:cs="Georgia"/>
+                <w:b w:val="0"/>
+                <w:i w:val="0"/>
+                <w:color w:val="222222"/>
+                <w:sz w:val="15"/>
+              </w:rPr>
+              <w:t xml:space="preserve"> 22 (4d6 + 8)  </w:t>
+            </w:r>
+            <w:r>
+              <w:rPr>
+                <w:rFonts w:ascii="Georgia" w:hAnsi="Georgia" w:cs="Georgia"/>
+                <w:b/>
+                <w:i w:val="0"/>
+                <w:color w:val="222222"/>
+                <w:sz w:val="15"/>
+              </w:rPr>
+              <w:t>Speed</w:t>
+            </w:r>
+            <w:r>
+              <w:rPr>
+                <w:rFonts w:ascii="Georgia" w:hAnsi="Georgia" w:cs="Georgia"/>
+                <w:b w:val="0"/>
+                <w:i w:val="0"/>
+                <w:color w:val="222222"/>
+                <w:sz w:val="15"/>
+              </w:rPr>
+              <w:t xml:space="preserve"> 20 ft., swim 30 ft.</w:t>
+            </w:r>
+          </w:p>
+          <w:p>
+            <w:pPr>
+              <w:spacing w:after="20"/>
+            </w:pPr>
+            <w:r>
+              <w:rPr>
+                <w:rFonts w:ascii="Georgia" w:hAnsi="Georgia" w:cs="Georgia"/>
+                <w:b/>
+                <w:i w:val="0"/>
+                <w:color w:val="222222"/>
+                <w:sz w:val="15"/>
+              </w:rPr>
+              <w:t>STR</w:t>
+            </w:r>
+            <w:r>
+              <w:rPr>
+                <w:rFonts w:ascii="Georgia" w:hAnsi="Georgia" w:cs="Georgia"/>
+                <w:b w:val="0"/>
+                <w:i w:val="0"/>
+                <w:color w:val="222222"/>
+                <w:sz w:val="15"/>
+              </w:rPr>
+              <w:t xml:space="preserve"> 12  </w:t>
+            </w:r>
+            <w:r>
+              <w:rPr>
+                <w:rFonts w:ascii="Georgia" w:hAnsi="Georgia" w:cs="Georgia"/>
+                <w:b/>
+                <w:i w:val="0"/>
+                <w:color w:val="222222"/>
+                <w:sz w:val="15"/>
+              </w:rPr>
+              <w:t>DEX</w:t>
+            </w:r>
+            <w:r>
+              <w:rPr>
+                <w:rFonts w:ascii="Georgia" w:hAnsi="Georgia" w:cs="Georgia"/>
+                <w:b w:val="0"/>
+                <w:i w:val="0"/>
+                <w:color w:val="222222"/>
+                <w:sz w:val="15"/>
+              </w:rPr>
+              <w:t xml:space="preserve"> 14  </w:t>
+            </w:r>
+            <w:r>
+              <w:rPr>
+                <w:rFonts w:ascii="Georgia" w:hAnsi="Georgia" w:cs="Georgia"/>
+                <w:b/>
+                <w:i w:val="0"/>
+                <w:color w:val="222222"/>
+                <w:sz w:val="15"/>
+              </w:rPr>
+              <w:t>CON</w:t>
+            </w:r>
+            <w:r>
+              <w:rPr>
+                <w:rFonts w:ascii="Georgia" w:hAnsi="Georgia" w:cs="Georgia"/>
+                <w:b w:val="0"/>
+                <w:i w:val="0"/>
+                <w:color w:val="222222"/>
+                <w:sz w:val="15"/>
+              </w:rPr>
+              <w:t xml:space="preserve"> 14  </w:t>
+            </w:r>
+            <w:r>
+              <w:rPr>
+                <w:rFonts w:ascii="Georgia" w:hAnsi="Georgia" w:cs="Georgia"/>
+                <w:b/>
+                <w:i w:val="0"/>
+                <w:color w:val="222222"/>
+                <w:sz w:val="15"/>
+              </w:rPr>
+              <w:t>INT</w:t>
+            </w:r>
+            <w:r>
+              <w:rPr>
+                <w:rFonts w:ascii="Georgia" w:hAnsi="Georgia" w:cs="Georgia"/>
+                <w:b w:val="0"/>
+                <w:i w:val="0"/>
+                <w:color w:val="222222"/>
+                <w:sz w:val="15"/>
+              </w:rPr>
+              <w:t xml:space="preserve"> 6  </w:t>
+            </w:r>
+            <w:r>
+              <w:rPr>
+                <w:rFonts w:ascii="Georgia" w:hAnsi="Georgia" w:cs="Georgia"/>
+                <w:b/>
+                <w:i w:val="0"/>
+                <w:color w:val="222222"/>
+                <w:sz w:val="15"/>
+              </w:rPr>
+              <w:t>WIS</w:t>
+            </w:r>
+            <w:r>
+              <w:rPr>
+                <w:rFonts w:ascii="Georgia" w:hAnsi="Georgia" w:cs="Georgia"/>
+                <w:b w:val="0"/>
+                <w:i w:val="0"/>
+                <w:color w:val="222222"/>
+                <w:sz w:val="15"/>
+              </w:rPr>
+              <w:t xml:space="preserve"> 12  </w:t>
+            </w:r>
+            <w:r>
+              <w:rPr>
+                <w:rFonts w:ascii="Georgia" w:hAnsi="Georgia" w:cs="Georgia"/>
+                <w:b/>
+                <w:i w:val="0"/>
+                <w:color w:val="222222"/>
+                <w:sz w:val="15"/>
+              </w:rPr>
+              <w:t>CHA</w:t>
+            </w:r>
+            <w:r>
+              <w:rPr>
+                <w:rFonts w:ascii="Georgia" w:hAnsi="Georgia" w:cs="Georgia"/>
+                <w:b w:val="0"/>
+                <w:i w:val="0"/>
+                <w:color w:val="222222"/>
+                <w:sz w:val="15"/>
+              </w:rPr>
+              <w:t xml:space="preserve"> 8</w:t>
+            </w:r>
+          </w:p>
+          <w:p>
+            <w:pPr>
+              <w:spacing w:after="20"/>
+            </w:pPr>
+            <w:r>
+              <w:rPr>
+                <w:rFonts w:ascii="Georgia" w:hAnsi="Georgia" w:cs="Georgia"/>
+                <w:b/>
+                <w:i w:val="0"/>
+                <w:color w:val="222222"/>
+                <w:sz w:val="15"/>
+              </w:rPr>
+              <w:t>Skills</w:t>
+            </w:r>
+            <w:r>
+              <w:rPr>
+                <w:rFonts w:ascii="Georgia" w:hAnsi="Georgia" w:cs="Georgia"/>
+                <w:b w:val="0"/>
+                <w:i w:val="0"/>
+                <w:color w:val="222222"/>
+                <w:sz w:val="15"/>
+              </w:rPr>
+              <w:t xml:space="preserve"> Stealth +4, Perception +3</w:t>
+            </w:r>
+          </w:p>
+          <w:p>
+            <w:pPr>
+              <w:spacing w:after="20"/>
+            </w:pPr>
+            <w:r>
+              <w:rPr>
+                <w:rFonts w:ascii="Georgia" w:hAnsi="Georgia" w:cs="Georgia"/>
+                <w:b/>
+                <w:i w:val="0"/>
+                <w:color w:val="222222"/>
+                <w:sz w:val="15"/>
+              </w:rPr>
+              <w:t>Resistances</w:t>
+            </w:r>
+            <w:r>
+              <w:rPr>
+                <w:rFonts w:ascii="Georgia" w:hAnsi="Georgia" w:cs="Georgia"/>
+                <w:b w:val="0"/>
+                <w:i w:val="0"/>
+                <w:color w:val="222222"/>
+                <w:sz w:val="15"/>
+              </w:rPr>
+              <w:t xml:space="preserve"> fire  </w:t>
+            </w:r>
+            <w:r>
+              <w:rPr>
+                <w:rFonts w:ascii="Georgia" w:hAnsi="Georgia" w:cs="Georgia"/>
+                <w:b/>
+                <w:i w:val="0"/>
+                <w:color w:val="222222"/>
+                <w:sz w:val="15"/>
+              </w:rPr>
+              <w:t>Vulnerabilities</w:t>
+            </w:r>
+            <w:r>
+              <w:rPr>
+                <w:rFonts w:ascii="Georgia" w:hAnsi="Georgia" w:cs="Georgia"/>
+                <w:b w:val="0"/>
+                <w:i w:val="0"/>
+                <w:color w:val="222222"/>
+                <w:sz w:val="15"/>
+              </w:rPr>
+              <w:t xml:space="preserve"> lightning</w:t>
+            </w:r>
+          </w:p>
+          <w:p>
+            <w:pPr>
+              <w:spacing w:after="20"/>
+            </w:pPr>
+            <w:r>
+              <w:rPr>
+                <w:rFonts w:ascii="Georgia" w:hAnsi="Georgia" w:cs="Georgia"/>
+                <w:b/>
+                <w:i w:val="0"/>
+                <w:color w:val="222222"/>
+                <w:sz w:val="15"/>
+              </w:rPr>
+              <w:t>Senses</w:t>
+            </w:r>
+            <w:r>
+              <w:rPr>
+                <w:rFonts w:ascii="Georgia" w:hAnsi="Georgia" w:cs="Georgia"/>
+                <w:b w:val="0"/>
+                <w:i w:val="0"/>
+                <w:color w:val="222222"/>
+                <w:sz w:val="15"/>
+              </w:rPr>
+              <w:t xml:space="preserve"> darkvision 60 ft.  </w:t>
+            </w:r>
+            <w:r>
+              <w:rPr>
+                <w:rFonts w:ascii="Georgia" w:hAnsi="Georgia" w:cs="Georgia"/>
+                <w:b/>
+                <w:i w:val="0"/>
+                <w:color w:val="222222"/>
+                <w:sz w:val="15"/>
+              </w:rPr>
+              <w:t>Languages</w:t>
+            </w:r>
+            <w:r>
+              <w:rPr>
+                <w:rFonts w:ascii="Georgia" w:hAnsi="Georgia" w:cs="Georgia"/>
+                <w:b w:val="0"/>
+                <w:i w:val="0"/>
+                <w:color w:val="222222"/>
+                <w:sz w:val="15"/>
+              </w:rPr>
+              <w:t xml:space="preserve"> understands Aquan</w:t>
+            </w:r>
+          </w:p>
+          <w:p>
+            <w:pPr>
+              <w:spacing w:after="20"/>
+            </w:pPr>
+            <w:r>
+              <w:rPr>
+                <w:rFonts w:ascii="Georgia" w:hAnsi="Georgia" w:cs="Georgia"/>
+                <w:b/>
+                <w:i w:val="0"/>
+                <w:color w:val="222222"/>
+                <w:sz w:val="15"/>
+              </w:rPr>
+              <w:t>Challenge</w:t>
+            </w:r>
+            <w:r>
+              <w:rPr>
+                <w:rFonts w:ascii="Georgia" w:hAnsi="Georgia" w:cs="Georgia"/>
+                <w:b w:val="0"/>
+                <w:i w:val="0"/>
+                <w:color w:val="222222"/>
+                <w:sz w:val="15"/>
+              </w:rPr>
+              <w:t xml:space="preserve"> 1/2 (100 XP)</w:t>
+            </w:r>
+          </w:p>
+          <w:p>
+            <w:pPr>
+              <w:keepNext/>
+              <w:spacing w:before="60" w:after="20"/>
+            </w:pPr>
+            <w:r>
+              <w:rPr>
+                <w:rFonts w:ascii="Georgia" w:hAnsi="Georgia" w:cs="Georgia"/>
+                <w:b/>
+                <w:color w:val="8B2020"/>
+                <w:sz w:val="16"/>
+              </w:rPr>
+              <w:t>Traits</w:t>
+            </w:r>
+          </w:p>
+          <w:p>
+            <w:pPr>
+              <w:spacing w:after="20"/>
+            </w:pPr>
+            <w:r>
+              <w:rPr>
+                <w:rFonts w:ascii="Georgia" w:hAnsi="Georgia" w:cs="Georgia"/>
+                <w:b/>
+                <w:i/>
+                <w:color w:val="222222"/>
+                <w:sz w:val="15"/>
+              </w:rPr>
+              <w:t xml:space="preserve">Amphibious. </w:t>
+            </w:r>
+            <w:r>
+              <w:rPr>
+                <w:rFonts w:ascii="Georgia" w:hAnsi="Georgia" w:cs="Georgia"/>
+                <w:b w:val="0"/>
+                <w:i w:val="0"/>
+                <w:color w:val="222222"/>
+                <w:sz w:val="15"/>
+              </w:rPr>
+              <w:t>The mudskip can breathe air and water.</w:t>
+            </w:r>
+          </w:p>
+          <w:p>
+            <w:pPr>
+              <w:spacing w:after="20"/>
+            </w:pPr>
+            <w:r>
+              <w:rPr>
+                <w:rFonts w:ascii="Georgia" w:hAnsi="Georgia" w:cs="Georgia"/>
+                <w:b/>
+                <w:i/>
+                <w:color w:val="222222"/>
+                <w:sz w:val="15"/>
+              </w:rPr>
+              <w:t xml:space="preserve">Mud Dweller. </w:t>
+            </w:r>
+            <w:r>
+              <w:rPr>
+                <w:rFonts w:ascii="Georgia" w:hAnsi="Georgia" w:cs="Georgia"/>
+                <w:b w:val="0"/>
+                <w:i w:val="0"/>
+                <w:color w:val="222222"/>
+                <w:sz w:val="15"/>
+              </w:rPr>
+              <w:t>Ignores difficult terrain made of mud or shallow water.</w:t>
+            </w:r>
+          </w:p>
+          <w:p>
+            <w:pPr>
+              <w:spacing w:after="20"/>
+            </w:pPr>
+            <w:r>
+              <w:rPr>
+                <w:rFonts w:ascii="Georgia" w:hAnsi="Georgia" w:cs="Georgia"/>
+                <w:b/>
+                <w:i/>
+                <w:color w:val="222222"/>
+                <w:sz w:val="15"/>
+              </w:rPr>
+              <w:t xml:space="preserve">Slippery. </w:t>
+            </w:r>
+            <w:r>
+              <w:rPr>
+                <w:rFonts w:ascii="Georgia" w:hAnsi="Georgia" w:cs="Georgia"/>
+                <w:b w:val="0"/>
+                <w:i w:val="0"/>
+                <w:color w:val="222222"/>
+                <w:sz w:val="15"/>
+              </w:rPr>
+              <w:t>Advantage on ability checks and saving throws made to escape a grapple.</w:t>
+            </w:r>
+          </w:p>
+          <w:p>
+            <w:pPr>
+              <w:keepNext/>
+              <w:spacing w:before="60" w:after="20"/>
+            </w:pPr>
+            <w:r>
+              <w:rPr>
+                <w:rFonts w:ascii="Georgia" w:hAnsi="Georgia" w:cs="Georgia"/>
+                <w:b/>
+                <w:color w:val="8B2020"/>
+                <w:sz w:val="16"/>
+              </w:rPr>
+              <w:t>Actions</w:t>
+            </w:r>
+          </w:p>
+          <w:p>
+            <w:pPr>
+              <w:spacing w:after="20"/>
+            </w:pPr>
+            <w:r>
+              <w:rPr>
+                <w:rFonts w:ascii="Georgia" w:hAnsi="Georgia" w:cs="Georgia"/>
+                <w:b/>
+                <w:i/>
+                <w:color w:val="222222"/>
+                <w:sz w:val="15"/>
+              </w:rPr>
+              <w:t xml:space="preserve">Multiattack. </w:t>
+            </w:r>
+            <w:r>
+              <w:rPr>
+                <w:rFonts w:ascii="Georgia" w:hAnsi="Georgia" w:cs="Georgia"/>
+                <w:b w:val="0"/>
+                <w:i w:val="0"/>
+                <w:color w:val="222222"/>
+                <w:sz w:val="15"/>
+              </w:rPr>
+              <w:t>The mudskip makes one Mud Spit attack and one Tail Slap attack.</w:t>
+            </w:r>
+          </w:p>
+          <w:p>
+            <w:pPr>
+              <w:spacing w:after="20"/>
+            </w:pPr>
+            <w:r>
+              <w:rPr>
+                <w:rFonts w:ascii="Georgia" w:hAnsi="Georgia" w:cs="Georgia"/>
+                <w:b/>
+                <w:i/>
+                <w:color w:val="222222"/>
+                <w:sz w:val="15"/>
+              </w:rPr>
+              <w:t xml:space="preserve">Mud Spit. </w:t>
+            </w:r>
+            <w:r>
+              <w:rPr>
+                <w:rFonts w:ascii="Georgia" w:hAnsi="Georgia" w:cs="Georgia"/>
+                <w:b w:val="0"/>
+                <w:i/>
+                <w:color w:val="222222"/>
+                <w:sz w:val="15"/>
+              </w:rPr>
+              <w:t>Ranged Attack:</w:t>
+            </w:r>
+            <w:r>
+              <w:rPr>
+                <w:rFonts w:ascii="Georgia" w:hAnsi="Georgia" w:cs="Georgia"/>
+                <w:b w:val="0"/>
+                <w:i w:val="0"/>
+                <w:color w:val="222222"/>
+                <w:sz w:val="15"/>
+              </w:rPr>
+              <w:t xml:space="preserve"> +4, range 30 ft. </w:t>
+            </w:r>
+            <w:r>
+              <w:rPr>
+                <w:rFonts w:ascii="Georgia" w:hAnsi="Georgia" w:cs="Georgia"/>
+                <w:b w:val="0"/>
+                <w:i/>
+                <w:color w:val="222222"/>
+                <w:sz w:val="15"/>
+              </w:rPr>
+              <w:t>Hit:</w:t>
+            </w:r>
+            <w:r>
+              <w:rPr>
+                <w:rFonts w:ascii="Georgia" w:hAnsi="Georgia" w:cs="Georgia"/>
+                <w:b w:val="0"/>
+                <w:i w:val="0"/>
+                <w:color w:val="222222"/>
+                <w:sz w:val="15"/>
+              </w:rPr>
+              <w:t xml:space="preserve"> 1d6 + 2 bludgeoning, and the target must succeed on a DC 12 Dexterity save or its speed is reduced by 10 ft. until the end of its next turn.</w:t>
+            </w:r>
+          </w:p>
+          <w:p>
+            <w:pPr>
+              <w:spacing w:after="20"/>
+            </w:pPr>
+            <w:r>
+              <w:rPr>
+                <w:rFonts w:ascii="Georgia" w:hAnsi="Georgia" w:cs="Georgia"/>
+                <w:b/>
+                <w:i/>
+                <w:color w:val="222222"/>
+                <w:sz w:val="15"/>
+              </w:rPr>
+              <w:t xml:space="preserve">Tail Slap. </w:t>
+            </w:r>
+            <w:r>
+              <w:rPr>
+                <w:rFonts w:ascii="Georgia" w:hAnsi="Georgia" w:cs="Georgia"/>
+                <w:b w:val="0"/>
+                <w:i/>
+                <w:color w:val="222222"/>
+                <w:sz w:val="15"/>
+              </w:rPr>
+              <w:t>Melee Attack:</w:t>
+            </w:r>
+            <w:r>
+              <w:rPr>
+                <w:rFonts w:ascii="Georgia" w:hAnsi="Georgia" w:cs="Georgia"/>
+                <w:b w:val="0"/>
+                <w:i w:val="0"/>
+                <w:color w:val="222222"/>
+                <w:sz w:val="15"/>
+              </w:rPr>
+              <w:t xml:space="preserve"> +4, reach 5 ft. </w:t>
+            </w:r>
+            <w:r>
+              <w:rPr>
+                <w:rFonts w:ascii="Georgia" w:hAnsi="Georgia" w:cs="Georgia"/>
+                <w:b w:val="0"/>
+                <w:i/>
+                <w:color w:val="222222"/>
+                <w:sz w:val="15"/>
+              </w:rPr>
+              <w:t>Hit:</w:t>
+            </w:r>
+            <w:r>
+              <w:rPr>
+                <w:rFonts w:ascii="Georgia" w:hAnsi="Georgia" w:cs="Georgia"/>
+                <w:b w:val="0"/>
+                <w:i w:val="0"/>
+                <w:color w:val="222222"/>
+                <w:sz w:val="15"/>
+              </w:rPr>
+              <w:t xml:space="preserve"> 1d8 + 2 bludgeoning.</w:t>
+            </w:r>
+          </w:p>
+          <w:p>
+            <w:pPr>
+              <w:spacing w:after="20"/>
+            </w:pPr>
+            <w:r>
+              <w:rPr>
+                <w:rFonts w:ascii="Georgia" w:hAnsi="Georgia" w:cs="Georgia"/>
+                <w:b/>
+                <w:i/>
+                <w:color w:val="222222"/>
+                <w:sz w:val="15"/>
+              </w:rPr>
+              <w:t xml:space="preserve">Mud Splash (Recharge 5-6). </w:t>
+            </w:r>
+            <w:r>
+              <w:rPr>
+                <w:rFonts w:ascii="Georgia" w:hAnsi="Georgia" w:cs="Georgia"/>
+                <w:b w:val="0"/>
+                <w:i w:val="0"/>
+                <w:color w:val="222222"/>
+                <w:sz w:val="15"/>
+              </w:rPr>
+              <w:t xml:space="preserve">15-foot cone; DC 12 Dexterity save. </w:t>
+            </w:r>
+            <w:r>
+              <w:rPr>
+                <w:rFonts w:ascii="Georgia" w:hAnsi="Georgia" w:cs="Georgia"/>
+                <w:b w:val="0"/>
+                <w:i/>
+                <w:color w:val="222222"/>
+                <w:sz w:val="15"/>
+              </w:rPr>
+              <w:t>Failure:</w:t>
+            </w:r>
+            <w:r>
+              <w:rPr>
+                <w:rFonts w:ascii="Georgia" w:hAnsi="Georgia" w:cs="Georgia"/>
+                <w:b w:val="0"/>
+                <w:i w:val="0"/>
+                <w:color w:val="222222"/>
+                <w:sz w:val="15"/>
+              </w:rPr>
+              <w:t xml:space="preserve"> 2d6 + 2 bludgeoning and blinded until the end of its next turn. </w:t>
+            </w:r>
+            <w:r>
+              <w:rPr>
+                <w:rFonts w:ascii="Georgia" w:hAnsi="Georgia" w:cs="Georgia"/>
+                <w:b w:val="0"/>
+                <w:i/>
+                <w:color w:val="222222"/>
+                <w:sz w:val="15"/>
+              </w:rPr>
+              <w:t>Success:</w:t>
+            </w:r>
+            <w:r>
+              <w:rPr>
+                <w:rFonts w:ascii="Georgia" w:hAnsi="Georgia" w:cs="Georgia"/>
+                <w:b w:val="0"/>
+                <w:i w:val="0"/>
+                <w:color w:val="222222"/>
+                <w:sz w:val="15"/>
+              </w:rPr>
+              <w:t xml:space="preserve"> half damage.</w:t>
+            </w:r>
+          </w:p>
+        </w:tc>
+      </w:tr>
+    </w:tbl>
+    <w:p>
+      <w:pPr>
+        <w:spacing w:after="40"/>
+      </w:pPr>
+    </w:p>
+    <w:p>
+      <w:pPr>
+        <w:spacing w:before="40" w:after="160"/>
+      </w:pPr>
+      <w:r>
+        <w:rPr>
+          <w:rFonts w:ascii="Georgia" w:hAnsi="Georgia" w:cs="Georgia"/>
+          <w:b/>
+          <w:color w:val="8B2020"/>
+          <w:sz w:val="18"/>
+        </w:rPr>
+        <w:t xml:space="preserve">Tactics: </w:t>
+      </w:r>
+      <w:r>
+        <w:rPr>
+          <w:rFonts w:ascii="Georgia" w:hAnsi="Georgia" w:cs="Georgia"/>
           <w:b w:val="0"/>
-          <w:i w:val="0"/>
+          <w:i/>
           <w:color w:val="222222"/>
           <w:sz w:val="18"/>
         </w:rPr>
-        <w:t xml:space="preserve">Large elemental (Plane of Earth), unaligned. </w:t>
+        <w:t>They dart in, splash, and dive back into the pools, flanking through the water to isolate whoever moves slowest; every Mud Splash leaves fresh slick ground, reshaping the battlefield round by round. Mischief, not malice: a hero who talks (or splashes back) can tell they are confused, displaced far from the Plane of Water, and if the party withdraws to dry ground they do not pursue. Too easy? A fourth Mudskip surfaces from a hidden pool.</w:t>
+      </w:r>
+    </w:p>
+    <w:p>
+      <w:pPr>
+        <w:keepNext/>
+        <w:spacing w:before="320" w:after="20"/>
+        <w:jc w:val="center"/>
+      </w:pPr>
+      <w:r>
+        <w:rPr>
+          <w:rFonts w:ascii="Georgia" w:hAnsi="Georgia" w:cs="Georgia"/>
+          <w:b/>
+          <w:color w:val="8B2020"/>
+          <w:sz w:val="26"/>
+        </w:rPr>
+        <w:t>ENEMIES, Fight 2: The Grimfang War Band</w:t>
+      </w:r>
+    </w:p>
+    <w:p>
+      <w:pPr>
+        <w:keepNext/>
+        <w:spacing w:after="120"/>
+        <w:jc w:val="center"/>
+      </w:pPr>
+      <w:r>
+        <w:rPr>
+          <w:rFonts w:ascii="Georgia" w:hAnsi="Georgia" w:cs="Georgia"/>
+          <w:color w:val="888888"/>
+          <w:sz w:val="18"/>
+        </w:rPr>
+        <w:t>The Western Road ✦ Difficulty: Hard ✦ 2× Goblin + Worg + Orc + Hobgoblin + Goblin Boss</w:t>
+      </w:r>
+    </w:p>
+    <w:tbl>
+      <w:tblPr>
+        <w:tblW w:type="auto" w:w="0"/>
+        <w:jc w:val="center"/>
+        <w:tblLayout w:type="fixed"/>
+        <w:tblLook w:firstColumn="1" w:firstRow="1" w:lastColumn="0" w:lastRow="0" w:noHBand="0" w:noVBand="1" w:val="04A0"/>
+        <w:tblCellMar>
+          <w:left w:w="110" w:type="dxa"/>
+          <w:right w:w="110" w:type="dxa"/>
+          <w:top w:w="60" w:type="dxa"/>
+          <w:bottom w:w="80" w:type="dxa"/>
+        </w:tblCellMar>
+        <w:tblBorders>
+          <w:top w:val="single" w:sz="8" w:space="0" w:color="8B2020"/>
+          <w:left w:val="single" w:sz="8" w:space="0" w:color="8B2020"/>
+          <w:bottom w:val="single" w:sz="8" w:space="0" w:color="8B2020"/>
+          <w:right w:val="single" w:sz="8" w:space="0" w:color="8B2020"/>
+          <w:insideH w:val="single" w:sz="8" w:space="0" w:color="8B2020"/>
+          <w:insideV w:val="single" w:sz="8" w:space="0" w:color="8B2020"/>
+        </w:tblBorders>
+      </w:tblPr>
+      <w:tblGrid>
+        <w:gridCol w:w="9360"/>
+      </w:tblGrid>
+      <w:tr>
+        <w:trPr>
+          <w:cantSplit/>
+        </w:trPr>
+        <w:tc>
+          <w:tcPr>
+            <w:tcW w:type="dxa" w:w="9072"/>
+          </w:tcPr>
+          <w:p>
+            <w:pPr>
+              <w:shd w:val="clear" w:color="auto" w:fill="8B2020"/>
+              <w:spacing w:before="0" w:after="20"/>
+            </w:pPr>
+            <w:r>
+              <w:rPr>
+                <w:rFonts w:ascii="Georgia" w:hAnsi="Georgia" w:cs="Georgia"/>
+                <w:b/>
+                <w:color w:val="FFFFFF"/>
+                <w:sz w:val="22"/>
+              </w:rPr>
+              <w:t>THE GRIMFANG WAR BAND</w:t>
+            </w:r>
+          </w:p>
+          <w:p>
+            <w:pPr>
+              <w:spacing w:after="40"/>
+            </w:pPr>
+            <w:r>
+              <w:rPr>
+                <w:rFonts w:ascii="Georgia" w:hAnsi="Georgia" w:cs="Georgia"/>
+                <w:i/>
+                <w:color w:val="8B2020"/>
+                <w:sz w:val="16"/>
+              </w:rPr>
+              <w:t>Rival goblin clan raiders ✦ standard 2024 Monster Manual roster</w:t>
+            </w:r>
+          </w:p>
+          <w:p>
+            <w:pPr>
+              <w:spacing w:after="60"/>
+              <w:jc w:val="center"/>
+            </w:pPr>
+            <w:r>
+              <w:drawing>
+                <wp:inline xmlns:a="http://schemas.openxmlformats.org/drawingml/2006/main" xmlns:pic="http://schemas.openxmlformats.org/drawingml/2006/picture">
+                  <wp:extent cx="2926080" cy="2926080"/>
+                  <wp:docPr id="13" name="Picture 13"/>
+                  <wp:cNvGraphicFramePr>
+                    <a:graphicFrameLocks noChangeAspect="1"/>
+                  </wp:cNvGraphicFramePr>
+                  <a:graphic>
+                    <a:graphicData uri="http://schemas.openxmlformats.org/drawingml/2006/picture">
+                      <pic:pic>
+                        <pic:nvPicPr>
+                          <pic:cNvPr id="0" name="image.jpg"/>
+                          <pic:cNvPicPr/>
+                        </pic:nvPicPr>
+                        <pic:blipFill>
+                          <a:blip r:embed="rId22"/>
+                          <a:stretch>
+                            <a:fillRect/>
+                          </a:stretch>
+                        </pic:blipFill>
+                        <pic:spPr>
+                          <a:xfrm>
+                            <a:off x="0" y="0"/>
+                            <a:ext cx="2926080" cy="2926080"/>
+                          </a:xfrm>
+                          <a:prstGeom prst="rect"/>
+                        </pic:spPr>
+                      </pic:pic>
+                    </a:graphicData>
+                  </a:graphic>
+                </wp:inline>
+              </w:drawing>
+            </w:r>
+          </w:p>
+          <w:p>
+            <w:pPr>
+              <w:spacing w:after="20"/>
+            </w:pPr>
+            <w:r>
+              <w:rPr>
+                <w:rFonts w:ascii="Georgia" w:hAnsi="Georgia" w:cs="Georgia"/>
+                <w:b/>
+                <w:i w:val="0"/>
+                <w:color w:val="222222"/>
+                <w:sz w:val="15"/>
+              </w:rPr>
+              <w:t>The roster.</w:t>
+            </w:r>
+            <w:r>
+              <w:rPr>
+                <w:rFonts w:ascii="Georgia" w:hAnsi="Georgia" w:cs="Georgia"/>
+                <w:b w:val="0"/>
+                <w:i w:val="0"/>
+                <w:color w:val="222222"/>
+                <w:sz w:val="15"/>
+              </w:rPr>
+              <w:t xml:space="preserve"> 2× </w:t>
+            </w:r>
+            <w:r>
+              <w:rPr>
+                <w:rFonts w:ascii="Georgia" w:hAnsi="Georgia" w:cs="Georgia"/>
+                <w:b/>
+                <w:i w:val="0"/>
+                <w:color w:val="222222"/>
+                <w:sz w:val="15"/>
+              </w:rPr>
+              <w:t>Goblin</w:t>
+            </w:r>
+            <w:r>
+              <w:rPr>
+                <w:rFonts w:ascii="Georgia" w:hAnsi="Georgia" w:cs="Georgia"/>
+                <w:b w:val="0"/>
+                <w:i w:val="0"/>
+                <w:color w:val="222222"/>
+                <w:sz w:val="15"/>
+              </w:rPr>
+              <w:t xml:space="preserve"> with shortbows on the flanks, 1× </w:t>
+            </w:r>
+            <w:r>
+              <w:rPr>
+                <w:rFonts w:ascii="Georgia" w:hAnsi="Georgia" w:cs="Georgia"/>
+                <w:b/>
+                <w:i w:val="0"/>
+                <w:color w:val="222222"/>
+                <w:sz w:val="15"/>
+              </w:rPr>
+              <w:t>Worg</w:t>
+            </w:r>
+            <w:r>
+              <w:rPr>
+                <w:rFonts w:ascii="Georgia" w:hAnsi="Georgia" w:cs="Georgia"/>
+                <w:b w:val="0"/>
+                <w:i w:val="0"/>
+                <w:color w:val="222222"/>
+                <w:sz w:val="15"/>
+              </w:rPr>
+              <w:t xml:space="preserve"> and 1× </w:t>
+            </w:r>
+            <w:r>
+              <w:rPr>
+                <w:rFonts w:ascii="Georgia" w:hAnsi="Georgia" w:cs="Georgia"/>
+                <w:b/>
+                <w:i w:val="0"/>
+                <w:color w:val="222222"/>
+                <w:sz w:val="15"/>
+              </w:rPr>
+              <w:t>Orc</w:t>
+            </w:r>
+            <w:r>
+              <w:rPr>
+                <w:rFonts w:ascii="Georgia" w:hAnsi="Georgia" w:cs="Georgia"/>
+                <w:b w:val="0"/>
+                <w:i w:val="0"/>
+                <w:color w:val="222222"/>
+                <w:sz w:val="15"/>
+              </w:rPr>
+              <w:t xml:space="preserve"> with a great club in the melee, 1× </w:t>
+            </w:r>
+            <w:r>
+              <w:rPr>
+                <w:rFonts w:ascii="Georgia" w:hAnsi="Georgia" w:cs="Georgia"/>
+                <w:b/>
+                <w:i w:val="0"/>
+                <w:color w:val="222222"/>
+                <w:sz w:val="15"/>
+              </w:rPr>
+              <w:t>Hobgoblin</w:t>
+            </w:r>
+            <w:r>
+              <w:rPr>
+                <w:rFonts w:ascii="Georgia" w:hAnsi="Georgia" w:cs="Georgia"/>
+                <w:b w:val="0"/>
+                <w:i w:val="0"/>
+                <w:color w:val="222222"/>
+                <w:sz w:val="15"/>
+              </w:rPr>
+              <w:t xml:space="preserve"> with a crossbow at the rear, and 1× </w:t>
+            </w:r>
+            <w:r>
+              <w:rPr>
+                <w:rFonts w:ascii="Georgia" w:hAnsi="Georgia" w:cs="Georgia"/>
+                <w:b/>
+                <w:i w:val="0"/>
+                <w:color w:val="222222"/>
+                <w:sz w:val="15"/>
+              </w:rPr>
+              <w:t>Goblin Boss</w:t>
+            </w:r>
+            <w:r>
+              <w:rPr>
+                <w:rFonts w:ascii="Georgia" w:hAnsi="Georgia" w:cs="Georgia"/>
+                <w:b w:val="0"/>
+                <w:i w:val="0"/>
+                <w:color w:val="222222"/>
+                <w:sz w:val="15"/>
+              </w:rPr>
+              <w:t xml:space="preserve"> (scarred; taunts the Bloodfang) at the center.</w:t>
+            </w:r>
+          </w:p>
+          <w:p>
+            <w:pPr>
+              <w:spacing w:after="20"/>
+            </w:pPr>
+            <w:r>
+              <w:rPr>
+                <w:rFonts w:ascii="Georgia" w:hAnsi="Georgia" w:cs="Georgia"/>
+                <w:b/>
+                <w:i w:val="0"/>
+                <w:color w:val="222222"/>
+                <w:sz w:val="15"/>
+              </w:rPr>
+              <w:t>Statistics.</w:t>
+            </w:r>
+            <w:r>
+              <w:rPr>
+                <w:rFonts w:ascii="Georgia" w:hAnsi="Georgia" w:cs="Georgia"/>
+                <w:b w:val="0"/>
+                <w:i w:val="0"/>
+                <w:color w:val="222222"/>
+                <w:sz w:val="15"/>
+              </w:rPr>
+              <w:t xml:space="preserve"> Standard 2024 Monster Manual values for each creature. If you track XP, award the standard amounts for the roster.</w:t>
+            </w:r>
+          </w:p>
+          <w:p>
+            <w:pPr>
+              <w:keepNext/>
+              <w:spacing w:before="60" w:after="20"/>
+            </w:pPr>
+            <w:r>
+              <w:rPr>
+                <w:rFonts w:ascii="Georgia" w:hAnsi="Georgia" w:cs="Georgia"/>
+                <w:b/>
+                <w:color w:val="8B2020"/>
+                <w:sz w:val="16"/>
+              </w:rPr>
+              <w:t>Traits</w:t>
+            </w:r>
+          </w:p>
+          <w:p>
+            <w:pPr>
+              <w:spacing w:after="20"/>
+            </w:pPr>
+            <w:r>
+              <w:rPr>
+                <w:rFonts w:ascii="Georgia" w:hAnsi="Georgia" w:cs="Georgia"/>
+                <w:b/>
+                <w:i/>
+                <w:color w:val="222222"/>
+                <w:sz w:val="15"/>
+              </w:rPr>
+              <w:t xml:space="preserve">The Grudge. </w:t>
+            </w:r>
+            <w:r>
+              <w:rPr>
+                <w:rFonts w:ascii="Georgia" w:hAnsi="Georgia" w:cs="Georgia"/>
+                <w:b w:val="0"/>
+                <w:i w:val="0"/>
+                <w:color w:val="222222"/>
+                <w:sz w:val="15"/>
+              </w:rPr>
+              <w:t>The Grimfang are a rival clan with an old score against Stabby's people; the boss taunts the Bloodfang runaway all through the fight, about weakness, and about the little monk who left.</w:t>
+            </w:r>
+          </w:p>
+          <w:p>
+            <w:pPr>
+              <w:spacing w:after="20"/>
+            </w:pPr>
+            <w:r>
+              <w:rPr>
+                <w:rFonts w:ascii="Georgia" w:hAnsi="Georgia" w:cs="Georgia"/>
+                <w:b/>
+                <w:i/>
+                <w:color w:val="222222"/>
+                <w:sz w:val="15"/>
+              </w:rPr>
+              <w:t xml:space="preserve">If It Goes Wrong. </w:t>
+            </w:r>
+            <w:r>
+              <w:rPr>
+                <w:rFonts w:ascii="Georgia" w:hAnsi="Georgia" w:cs="Georgia"/>
+                <w:b w:val="0"/>
+                <w:i w:val="0"/>
+                <w:color w:val="222222"/>
+                <w:sz w:val="15"/>
+              </w:rPr>
+              <w:t>The Grimfang want to humble the Bloodfang runaway, not finish anyone: fallen heroes wake at the roadside, bruised and lighter by their shiniest valuables, with goblin laughter fading in the brush.</w:t>
+            </w:r>
+          </w:p>
+        </w:tc>
+      </w:tr>
+    </w:tbl>
+    <w:p>
+      <w:pPr>
+        <w:spacing w:after="40"/>
+      </w:pPr>
+    </w:p>
+    <w:p>
+      <w:pPr>
+        <w:spacing w:before="40" w:after="160"/>
+      </w:pPr>
+      <w:r>
+        <w:rPr>
+          <w:rFonts w:ascii="Georgia" w:hAnsi="Georgia" w:cs="Georgia"/>
+          <w:b/>
+          <w:color w:val="8B2020"/>
+          <w:sz w:val="18"/>
+        </w:rPr>
+        <w:t xml:space="preserve">Tactics: </w:t>
+      </w:r>
+      <w:r>
+        <w:rPr>
+          <w:rFonts w:ascii="Georgia" w:hAnsi="Georgia" w:cs="Georgia"/>
+          <w:b w:val="0"/>
+          <w:i/>
+          <w:color w:val="222222"/>
+          <w:sz w:val="18"/>
+        </w:rPr>
+        <w:t>The boss coordinates: archers on the flanks focus the party's back line while the worg and orc press the front, and the hobgoblin's covered position hands Stabby a perfect chance to catch an arrow out of the air with Deflect Attacks. Beaten, the survivors flee into the brush. The Grimfang remember.</w:t>
+      </w:r>
+    </w:p>
+    <w:p>
+      <w:pPr>
+        <w:keepNext/>
+        <w:spacing w:before="320" w:after="20"/>
+        <w:jc w:val="center"/>
+      </w:pPr>
+      <w:r>
+        <w:rPr>
+          <w:rFonts w:ascii="Georgia" w:hAnsi="Georgia" w:cs="Georgia"/>
+          <w:b/>
+          <w:color w:val="8B2020"/>
+          <w:sz w:val="26"/>
+        </w:rPr>
+        <w:t>ENEMIES, BOSS: Terranox</w:t>
+      </w:r>
+    </w:p>
+    <w:p>
+      <w:pPr>
+        <w:keepNext/>
+        <w:spacing w:after="120"/>
+        <w:jc w:val="center"/>
+      </w:pPr>
+      <w:r>
+        <w:rPr>
+          <w:rFonts w:ascii="Georgia" w:hAnsi="Georgia" w:cs="Georgia"/>
+          <w:color w:val="888888"/>
+          <w:sz w:val="18"/>
+        </w:rPr>
+        <w:t>The Mountain Pass ✦ Difficulty: Hard (no parley) ✦ Fight 3 ✦ the stone serpent boss</w:t>
+      </w:r>
+    </w:p>
+    <w:tbl>
+      <w:tblPr>
+        <w:tblW w:type="auto" w:w="0"/>
+        <w:jc w:val="center"/>
+        <w:tblLayout w:type="fixed"/>
+        <w:tblLook w:firstColumn="1" w:firstRow="1" w:lastColumn="0" w:lastRow="0" w:noHBand="0" w:noVBand="1" w:val="04A0"/>
+        <w:tblCellMar>
+          <w:left w:w="110" w:type="dxa"/>
+          <w:right w:w="110" w:type="dxa"/>
+          <w:top w:w="60" w:type="dxa"/>
+          <w:bottom w:w="80" w:type="dxa"/>
+        </w:tblCellMar>
+        <w:tblBorders>
+          <w:top w:val="single" w:sz="8" w:space="0" w:color="8B2020"/>
+          <w:left w:val="single" w:sz="8" w:space="0" w:color="8B2020"/>
+          <w:bottom w:val="single" w:sz="8" w:space="0" w:color="8B2020"/>
+          <w:right w:val="single" w:sz="8" w:space="0" w:color="8B2020"/>
+          <w:insideH w:val="single" w:sz="8" w:space="0" w:color="8B2020"/>
+          <w:insideV w:val="single" w:sz="8" w:space="0" w:color="8B2020"/>
+        </w:tblBorders>
+      </w:tblPr>
+      <w:tblGrid>
+        <w:gridCol w:w="9360"/>
+      </w:tblGrid>
+      <w:tr>
+        <w:trPr>
+          <w:cantSplit/>
+        </w:trPr>
+        <w:tc>
+          <w:tcPr>
+            <w:tcW w:type="dxa" w:w="9072"/>
+          </w:tcPr>
+          <w:p>
+            <w:pPr>
+              <w:shd w:val="clear" w:color="auto" w:fill="8B2020"/>
+              <w:spacing w:before="0" w:after="20"/>
+            </w:pPr>
+            <w:r>
+              <w:rPr>
+                <w:rFonts w:ascii="Georgia" w:hAnsi="Georgia" w:cs="Georgia"/>
+                <w:b/>
+                <w:color w:val="FFFFFF"/>
+                <w:sz w:val="22"/>
+              </w:rPr>
+              <w:t>TERRANOX</w:t>
+            </w:r>
+          </w:p>
+          <w:p>
+            <w:pPr>
+              <w:spacing w:after="40"/>
+            </w:pPr>
+            <w:r>
+              <w:rPr>
+                <w:rFonts w:ascii="Georgia" w:hAnsi="Georgia" w:cs="Georgia"/>
+                <w:i/>
+                <w:color w:val="8B2020"/>
+                <w:sz w:val="16"/>
+              </w:rPr>
+              <w:t>Large elemental (Plane of Earth), unaligned ✦ CR 4 ✦ the boss</w:t>
+            </w:r>
+          </w:p>
+          <w:p>
+            <w:pPr>
+              <w:spacing w:after="60"/>
+              <w:jc w:val="center"/>
+            </w:pPr>
+            <w:r>
+              <w:drawing>
+                <wp:inline xmlns:a="http://schemas.openxmlformats.org/drawingml/2006/main" xmlns:pic="http://schemas.openxmlformats.org/drawingml/2006/picture">
+                  <wp:extent cx="2743200" cy="2743200"/>
+                  <wp:docPr id="14" name="Picture 14"/>
+                  <wp:cNvGraphicFramePr>
+                    <a:graphicFrameLocks noChangeAspect="1"/>
+                  </wp:cNvGraphicFramePr>
+                  <a:graphic>
+                    <a:graphicData uri="http://schemas.openxmlformats.org/drawingml/2006/picture">
+                      <pic:pic>
+                        <pic:nvPicPr>
+                          <pic:cNvPr id="0" name="image.jpg"/>
+                          <pic:cNvPicPr/>
+                        </pic:nvPicPr>
+                        <pic:blipFill>
+                          <a:blip r:embed="rId23"/>
+                          <a:stretch>
+                            <a:fillRect/>
+                          </a:stretch>
+                        </pic:blipFill>
+                        <pic:spPr>
+                          <a:xfrm>
+                            <a:off x="0" y="0"/>
+                            <a:ext cx="2743200" cy="2743200"/>
+                          </a:xfrm>
+                          <a:prstGeom prst="rect"/>
+                        </pic:spPr>
+                      </pic:pic>
+                    </a:graphicData>
+                  </a:graphic>
+                </wp:inline>
+              </w:drawing>
+            </w:r>
+          </w:p>
+          <w:p>
+            <w:pPr>
+              <w:spacing w:after="20"/>
+            </w:pPr>
+            <w:r>
+              <w:rPr>
+                <w:rFonts w:ascii="Georgia" w:hAnsi="Georgia" w:cs="Georgia"/>
+                <w:b/>
+                <w:i w:val="0"/>
+                <w:color w:val="222222"/>
+                <w:sz w:val="15"/>
+              </w:rPr>
+              <w:t>AC</w:t>
+            </w:r>
+            <w:r>
+              <w:rPr>
+                <w:rFonts w:ascii="Georgia" w:hAnsi="Georgia" w:cs="Georgia"/>
+                <w:b w:val="0"/>
+                <w:i w:val="0"/>
+                <w:color w:val="222222"/>
+                <w:sz w:val="15"/>
+              </w:rPr>
+              <w:t xml:space="preserve"> 16 (natural armor)  </w:t>
+            </w:r>
+            <w:r>
+              <w:rPr>
+                <w:rFonts w:ascii="Georgia" w:hAnsi="Georgia" w:cs="Georgia"/>
+                <w:b/>
+                <w:i w:val="0"/>
+                <w:color w:val="222222"/>
+                <w:sz w:val="15"/>
+              </w:rPr>
+              <w:t>HP</w:t>
+            </w:r>
+            <w:r>
+              <w:rPr>
+                <w:rFonts w:ascii="Georgia" w:hAnsi="Georgia" w:cs="Georgia"/>
+                <w:b w:val="0"/>
+                <w:i w:val="0"/>
+                <w:color w:val="222222"/>
+                <w:sz w:val="15"/>
+              </w:rPr>
+              <w:t xml:space="preserve"> 95 (10d10 + 40)  </w:t>
+            </w:r>
+            <w:r>
+              <w:rPr>
+                <w:rFonts w:ascii="Georgia" w:hAnsi="Georgia" w:cs="Georgia"/>
+                <w:b/>
+                <w:i w:val="0"/>
+                <w:color w:val="222222"/>
+                <w:sz w:val="15"/>
+              </w:rPr>
+              <w:t>Speed</w:t>
+            </w:r>
+            <w:r>
+              <w:rPr>
+                <w:rFonts w:ascii="Georgia" w:hAnsi="Georgia" w:cs="Georgia"/>
+                <w:b w:val="0"/>
+                <w:i w:val="0"/>
+                <w:color w:val="222222"/>
+                <w:sz w:val="15"/>
+              </w:rPr>
+              <w:t xml:space="preserve"> 30 ft., burrow 30 ft.</w:t>
+            </w:r>
+          </w:p>
+          <w:p>
+            <w:pPr>
+              <w:spacing w:after="20"/>
+            </w:pPr>
+            <w:r>
+              <w:rPr>
+                <w:rFonts w:ascii="Georgia" w:hAnsi="Georgia" w:cs="Georgia"/>
+                <w:b/>
+                <w:i w:val="0"/>
+                <w:color w:val="222222"/>
+                <w:sz w:val="15"/>
+              </w:rPr>
+              <w:t>STR</w:t>
+            </w:r>
+            <w:r>
+              <w:rPr>
+                <w:rFonts w:ascii="Georgia" w:hAnsi="Georgia" w:cs="Georgia"/>
+                <w:b w:val="0"/>
+                <w:i w:val="0"/>
+                <w:color w:val="222222"/>
+                <w:sz w:val="15"/>
+              </w:rPr>
+              <w:t xml:space="preserve"> 20  </w:t>
+            </w:r>
+            <w:r>
+              <w:rPr>
+                <w:rFonts w:ascii="Georgia" w:hAnsi="Georgia" w:cs="Georgia"/>
+                <w:b/>
+                <w:i w:val="0"/>
+                <w:color w:val="222222"/>
+                <w:sz w:val="15"/>
+              </w:rPr>
+              <w:t>DEX</w:t>
+            </w:r>
+            <w:r>
+              <w:rPr>
+                <w:rFonts w:ascii="Georgia" w:hAnsi="Georgia" w:cs="Georgia"/>
+                <w:b w:val="0"/>
+                <w:i w:val="0"/>
+                <w:color w:val="222222"/>
+                <w:sz w:val="15"/>
+              </w:rPr>
+              <w:t xml:space="preserve"> 10  </w:t>
+            </w:r>
+            <w:r>
+              <w:rPr>
+                <w:rFonts w:ascii="Georgia" w:hAnsi="Georgia" w:cs="Georgia"/>
+                <w:b/>
+                <w:i w:val="0"/>
+                <w:color w:val="222222"/>
+                <w:sz w:val="15"/>
+              </w:rPr>
+              <w:t>CON</w:t>
+            </w:r>
+            <w:r>
+              <w:rPr>
+                <w:rFonts w:ascii="Georgia" w:hAnsi="Georgia" w:cs="Georgia"/>
+                <w:b w:val="0"/>
+                <w:i w:val="0"/>
+                <w:color w:val="222222"/>
+                <w:sz w:val="15"/>
+              </w:rPr>
+              <w:t xml:space="preserve"> 18  </w:t>
+            </w:r>
+            <w:r>
+              <w:rPr>
+                <w:rFonts w:ascii="Georgia" w:hAnsi="Georgia" w:cs="Georgia"/>
+                <w:b/>
+                <w:i w:val="0"/>
+                <w:color w:val="222222"/>
+                <w:sz w:val="15"/>
+              </w:rPr>
+              <w:t>INT</w:t>
+            </w:r>
+            <w:r>
+              <w:rPr>
+                <w:rFonts w:ascii="Georgia" w:hAnsi="Georgia" w:cs="Georgia"/>
+                <w:b w:val="0"/>
+                <w:i w:val="0"/>
+                <w:color w:val="222222"/>
+                <w:sz w:val="15"/>
+              </w:rPr>
+              <w:t xml:space="preserve"> 5  </w:t>
+            </w:r>
+            <w:r>
+              <w:rPr>
+                <w:rFonts w:ascii="Georgia" w:hAnsi="Georgia" w:cs="Georgia"/>
+                <w:b/>
+                <w:i w:val="0"/>
+                <w:color w:val="222222"/>
+                <w:sz w:val="15"/>
+              </w:rPr>
+              <w:t>WIS</w:t>
+            </w:r>
+            <w:r>
+              <w:rPr>
+                <w:rFonts w:ascii="Georgia" w:hAnsi="Georgia" w:cs="Georgia"/>
+                <w:b w:val="0"/>
+                <w:i w:val="0"/>
+                <w:color w:val="222222"/>
+                <w:sz w:val="15"/>
+              </w:rPr>
+              <w:t xml:space="preserve"> 11  </w:t>
+            </w:r>
+            <w:r>
+              <w:rPr>
+                <w:rFonts w:ascii="Georgia" w:hAnsi="Georgia" w:cs="Georgia"/>
+                <w:b/>
+                <w:i w:val="0"/>
+                <w:color w:val="222222"/>
+                <w:sz w:val="15"/>
+              </w:rPr>
+              <w:t>CHA</w:t>
+            </w:r>
+            <w:r>
+              <w:rPr>
+                <w:rFonts w:ascii="Georgia" w:hAnsi="Georgia" w:cs="Georgia"/>
+                <w:b w:val="0"/>
+                <w:i w:val="0"/>
+                <w:color w:val="222222"/>
+                <w:sz w:val="15"/>
+              </w:rPr>
+              <w:t xml:space="preserve"> 6</w:t>
+            </w:r>
+          </w:p>
+          <w:p>
+            <w:pPr>
+              <w:spacing w:after="20"/>
+            </w:pPr>
+            <w:r>
+              <w:rPr>
+                <w:rFonts w:ascii="Georgia" w:hAnsi="Georgia" w:cs="Georgia"/>
+                <w:b/>
+                <w:i w:val="0"/>
+                <w:color w:val="222222"/>
+                <w:sz w:val="15"/>
+              </w:rPr>
+              <w:t>Immunities</w:t>
+            </w:r>
+            <w:r>
+              <w:rPr>
+                <w:rFonts w:ascii="Georgia" w:hAnsi="Georgia" w:cs="Georgia"/>
+                <w:b w:val="0"/>
+                <w:i w:val="0"/>
+                <w:color w:val="222222"/>
+                <w:sz w:val="15"/>
+              </w:rPr>
+              <w:t xml:space="preserve"> fire, poison; exhaustion, paralyzed, petrified, poisoned, prone</w:t>
+            </w:r>
+          </w:p>
+          <w:p>
+            <w:pPr>
+              <w:spacing w:after="20"/>
+            </w:pPr>
+            <w:r>
+              <w:rPr>
+                <w:rFonts w:ascii="Georgia" w:hAnsi="Georgia" w:cs="Georgia"/>
+                <w:b/>
+                <w:i w:val="0"/>
+                <w:color w:val="222222"/>
+                <w:sz w:val="15"/>
+              </w:rPr>
+              <w:t>Resistances</w:t>
+            </w:r>
+            <w:r>
+              <w:rPr>
+                <w:rFonts w:ascii="Georgia" w:hAnsi="Georgia" w:cs="Georgia"/>
+                <w:b w:val="0"/>
+                <w:i w:val="0"/>
+                <w:color w:val="222222"/>
+                <w:sz w:val="15"/>
+              </w:rPr>
+              <w:t xml:space="preserve"> nonmagical bludgeoning, piercing, slashing (non adamantine)</w:t>
+            </w:r>
+          </w:p>
+          <w:p>
+            <w:pPr>
+              <w:spacing w:after="20"/>
+            </w:pPr>
+            <w:r>
+              <w:rPr>
+                <w:rFonts w:ascii="Georgia" w:hAnsi="Georgia" w:cs="Georgia"/>
+                <w:b/>
+                <w:i w:val="0"/>
+                <w:color w:val="222222"/>
+                <w:sz w:val="15"/>
+              </w:rPr>
+              <w:t>Senses</w:t>
+            </w:r>
+            <w:r>
+              <w:rPr>
+                <w:rFonts w:ascii="Georgia" w:hAnsi="Georgia" w:cs="Georgia"/>
+                <w:b w:val="0"/>
+                <w:i w:val="0"/>
+                <w:color w:val="222222"/>
+                <w:sz w:val="15"/>
+              </w:rPr>
+              <w:t xml:space="preserve"> darkvision 60 ft., tremorsense 60 ft.</w:t>
+            </w:r>
+          </w:p>
+          <w:p>
+            <w:pPr>
+              <w:spacing w:after="20"/>
+            </w:pPr>
+            <w:r>
+              <w:rPr>
+                <w:rFonts w:ascii="Georgia" w:hAnsi="Georgia" w:cs="Georgia"/>
+                <w:b/>
+                <w:i w:val="0"/>
+                <w:color w:val="222222"/>
+                <w:sz w:val="15"/>
+              </w:rPr>
+              <w:t>Challenge</w:t>
+            </w:r>
+            <w:r>
+              <w:rPr>
+                <w:rFonts w:ascii="Georgia" w:hAnsi="Georgia" w:cs="Georgia"/>
+                <w:b w:val="0"/>
+                <w:i w:val="0"/>
+                <w:color w:val="222222"/>
+                <w:sz w:val="15"/>
+              </w:rPr>
+              <w:t xml:space="preserve"> 4 (1,100 XP)</w:t>
+            </w:r>
+          </w:p>
+          <w:p>
+            <w:pPr>
+              <w:keepNext/>
+              <w:spacing w:before="60" w:after="20"/>
+            </w:pPr>
+            <w:r>
+              <w:rPr>
+                <w:rFonts w:ascii="Georgia" w:hAnsi="Georgia" w:cs="Georgia"/>
+                <w:b/>
+                <w:color w:val="8B2020"/>
+                <w:sz w:val="16"/>
+              </w:rPr>
+              <w:t>Traits</w:t>
+            </w:r>
+          </w:p>
+          <w:p>
+            <w:pPr>
+              <w:spacing w:after="20"/>
+            </w:pPr>
+            <w:r>
+              <w:rPr>
+                <w:rFonts w:ascii="Georgia" w:hAnsi="Georgia" w:cs="Georgia"/>
+                <w:b/>
+                <w:i/>
+                <w:color w:val="222222"/>
+                <w:sz w:val="15"/>
+              </w:rPr>
+              <w:t xml:space="preserve">Earth Glide. </w:t>
+            </w:r>
+            <w:r>
+              <w:rPr>
+                <w:rFonts w:ascii="Georgia" w:hAnsi="Georgia" w:cs="Georgia"/>
+                <w:b w:val="0"/>
+                <w:i w:val="0"/>
+                <w:color w:val="222222"/>
+                <w:sz w:val="15"/>
+              </w:rPr>
+              <w:t>Terranox can burrow through nonmagical, unworked earth and stone without disturbing the material it moves through.</w:t>
+            </w:r>
+          </w:p>
+          <w:p>
+            <w:pPr>
+              <w:spacing w:after="20"/>
+            </w:pPr>
+            <w:r>
+              <w:rPr>
+                <w:rFonts w:ascii="Georgia" w:hAnsi="Georgia" w:cs="Georgia"/>
+                <w:b/>
+                <w:i/>
+                <w:color w:val="222222"/>
+                <w:sz w:val="15"/>
+              </w:rPr>
+              <w:t xml:space="preserve">Immutable Form. </w:t>
+            </w:r>
+            <w:r>
+              <w:rPr>
+                <w:rFonts w:ascii="Georgia" w:hAnsi="Georgia" w:cs="Georgia"/>
+                <w:b w:val="0"/>
+                <w:i w:val="0"/>
+                <w:color w:val="222222"/>
+                <w:sz w:val="15"/>
+              </w:rPr>
+              <w:t>Immune to any spell or effect that would alter its form.</w:t>
+            </w:r>
+          </w:p>
+          <w:p>
+            <w:pPr>
+              <w:spacing w:after="20"/>
+            </w:pPr>
+            <w:r>
+              <w:rPr>
+                <w:rFonts w:ascii="Georgia" w:hAnsi="Georgia" w:cs="Georgia"/>
+                <w:b/>
+                <w:i/>
+                <w:color w:val="222222"/>
+                <w:sz w:val="15"/>
+              </w:rPr>
+              <w:t xml:space="preserve">Elemental Resilience. </w:t>
+            </w:r>
+            <w:r>
+              <w:rPr>
+                <w:rFonts w:ascii="Georgia" w:hAnsi="Georgia" w:cs="Georgia"/>
+                <w:b w:val="0"/>
+                <w:i w:val="0"/>
+                <w:color w:val="222222"/>
+                <w:sz w:val="15"/>
+              </w:rPr>
+              <w:t>Advantage on saving throws against spells and other magical effects.</w:t>
+            </w:r>
+          </w:p>
+          <w:p>
+            <w:pPr>
+              <w:spacing w:after="20"/>
+            </w:pPr>
+            <w:r>
+              <w:rPr>
+                <w:rFonts w:ascii="Georgia" w:hAnsi="Georgia" w:cs="Georgia"/>
+                <w:b/>
+                <w:i/>
+                <w:color w:val="222222"/>
+                <w:sz w:val="15"/>
+              </w:rPr>
+              <w:t xml:space="preserve">Siege Monster. </w:t>
+            </w:r>
+            <w:r>
+              <w:rPr>
+                <w:rFonts w:ascii="Georgia" w:hAnsi="Georgia" w:cs="Georgia"/>
+                <w:b w:val="0"/>
+                <w:i w:val="0"/>
+                <w:color w:val="222222"/>
+                <w:sz w:val="15"/>
+              </w:rPr>
+              <w:t>Deals double damage to objects and structures.</w:t>
+            </w:r>
+          </w:p>
+          <w:p>
+            <w:pPr>
+              <w:keepNext/>
+              <w:spacing w:before="60" w:after="20"/>
+            </w:pPr>
+            <w:r>
+              <w:rPr>
+                <w:rFonts w:ascii="Georgia" w:hAnsi="Georgia" w:cs="Georgia"/>
+                <w:b/>
+                <w:color w:val="8B2020"/>
+                <w:sz w:val="16"/>
+              </w:rPr>
+              <w:t>Actions</w:t>
+            </w:r>
+          </w:p>
+          <w:p>
+            <w:pPr>
+              <w:spacing w:after="20"/>
+            </w:pPr>
+            <w:r>
+              <w:rPr>
+                <w:rFonts w:ascii="Georgia" w:hAnsi="Georgia" w:cs="Georgia"/>
+                <w:b/>
+                <w:i/>
+                <w:color w:val="222222"/>
+                <w:sz w:val="15"/>
+              </w:rPr>
+              <w:t xml:space="preserve">Multiattack. </w:t>
+            </w:r>
+            <w:r>
+              <w:rPr>
+                <w:rFonts w:ascii="Georgia" w:hAnsi="Georgia" w:cs="Georgia"/>
+                <w:b w:val="0"/>
+                <w:i w:val="0"/>
+                <w:color w:val="222222"/>
+                <w:sz w:val="15"/>
+              </w:rPr>
+              <w:t>Terranox makes one Bite attack and one Tail Slam attack.</w:t>
+            </w:r>
+          </w:p>
+          <w:p>
+            <w:pPr>
+              <w:spacing w:after="20"/>
+            </w:pPr>
+            <w:r>
+              <w:rPr>
+                <w:rFonts w:ascii="Georgia" w:hAnsi="Georgia" w:cs="Georgia"/>
+                <w:b/>
+                <w:i/>
+                <w:color w:val="222222"/>
+                <w:sz w:val="15"/>
+              </w:rPr>
+              <w:t xml:space="preserve">Bite. </w:t>
+            </w:r>
+            <w:r>
+              <w:rPr>
+                <w:rFonts w:ascii="Georgia" w:hAnsi="Georgia" w:cs="Georgia"/>
+                <w:b w:val="0"/>
+                <w:i/>
+                <w:color w:val="222222"/>
+                <w:sz w:val="15"/>
+              </w:rPr>
+              <w:t>Melee Attack:</w:t>
+            </w:r>
+            <w:r>
+              <w:rPr>
+                <w:rFonts w:ascii="Georgia" w:hAnsi="Georgia" w:cs="Georgia"/>
+                <w:b w:val="0"/>
+                <w:i w:val="0"/>
+                <w:color w:val="222222"/>
+                <w:sz w:val="15"/>
+              </w:rPr>
+              <w:t xml:space="preserve"> +7, reach 10 ft. </w:t>
+            </w:r>
+            <w:r>
+              <w:rPr>
+                <w:rFonts w:ascii="Georgia" w:hAnsi="Georgia" w:cs="Georgia"/>
+                <w:b w:val="0"/>
+                <w:i/>
+                <w:color w:val="222222"/>
+                <w:sz w:val="15"/>
+              </w:rPr>
+              <w:t>Hit:</w:t>
+            </w:r>
+            <w:r>
+              <w:rPr>
+                <w:rFonts w:ascii="Georgia" w:hAnsi="Georgia" w:cs="Georgia"/>
+                <w:b w:val="0"/>
+                <w:i w:val="0"/>
+                <w:color w:val="222222"/>
+                <w:sz w:val="15"/>
+              </w:rPr>
+              <w:t xml:space="preserve"> 2d10 + 5 piercing.</w:t>
+            </w:r>
+          </w:p>
+          <w:p>
+            <w:pPr>
+              <w:spacing w:after="20"/>
+            </w:pPr>
+            <w:r>
+              <w:rPr>
+                <w:rFonts w:ascii="Georgia" w:hAnsi="Georgia" w:cs="Georgia"/>
+                <w:b/>
+                <w:i/>
+                <w:color w:val="222222"/>
+                <w:sz w:val="15"/>
+              </w:rPr>
+              <w:t xml:space="preserve">Tail Slam. </w:t>
+            </w:r>
+            <w:r>
+              <w:rPr>
+                <w:rFonts w:ascii="Georgia" w:hAnsi="Georgia" w:cs="Georgia"/>
+                <w:b w:val="0"/>
+                <w:i/>
+                <w:color w:val="222222"/>
+                <w:sz w:val="15"/>
+              </w:rPr>
+              <w:t>Melee Attack:</w:t>
+            </w:r>
+            <w:r>
+              <w:rPr>
+                <w:rFonts w:ascii="Georgia" w:hAnsi="Georgia" w:cs="Georgia"/>
+                <w:b w:val="0"/>
+                <w:i w:val="0"/>
+                <w:color w:val="222222"/>
+                <w:sz w:val="15"/>
+              </w:rPr>
+              <w:t xml:space="preserve"> +7, reach 15 ft. </w:t>
+            </w:r>
+            <w:r>
+              <w:rPr>
+                <w:rFonts w:ascii="Georgia" w:hAnsi="Georgia" w:cs="Georgia"/>
+                <w:b w:val="0"/>
+                <w:i/>
+                <w:color w:val="222222"/>
+                <w:sz w:val="15"/>
+              </w:rPr>
+              <w:t>Hit:</w:t>
+            </w:r>
+            <w:r>
+              <w:rPr>
+                <w:rFonts w:ascii="Georgia" w:hAnsi="Georgia" w:cs="Georgia"/>
+                <w:b w:val="0"/>
+                <w:i w:val="0"/>
+                <w:color w:val="222222"/>
+                <w:sz w:val="15"/>
+              </w:rPr>
+              <w:t xml:space="preserve"> 2d8 + 5 bludgeoning, and the target must succeed on a DC 15 Strength save or be knocked prone.</w:t>
+            </w:r>
+          </w:p>
+          <w:p>
+            <w:pPr>
+              <w:spacing w:after="20"/>
+            </w:pPr>
+            <w:r>
+              <w:rPr>
+                <w:rFonts w:ascii="Georgia" w:hAnsi="Georgia" w:cs="Georgia"/>
+                <w:b/>
+                <w:i/>
+                <w:color w:val="222222"/>
+                <w:sz w:val="15"/>
+              </w:rPr>
+              <w:t xml:space="preserve">Stone Coil (Recharge 5-6). </w:t>
+            </w:r>
+            <w:r>
+              <w:rPr>
+                <w:rFonts w:ascii="Georgia" w:hAnsi="Georgia" w:cs="Georgia"/>
+                <w:b w:val="0"/>
+                <w:i w:val="0"/>
+                <w:color w:val="222222"/>
+                <w:sz w:val="15"/>
+              </w:rPr>
+              <w:t>One creature must succeed on a DC 15 Dexterity save or be grappled and restrained (escape DC 15), taking 1d8 + 5 bludgeoning at the start of each of Terranox's turns.</w:t>
+            </w:r>
+          </w:p>
+          <w:p>
+            <w:pPr>
+              <w:spacing w:after="20"/>
+            </w:pPr>
+            <w:r>
+              <w:rPr>
+                <w:rFonts w:ascii="Georgia" w:hAnsi="Georgia" w:cs="Georgia"/>
+                <w:b/>
+                <w:i/>
+                <w:color w:val="222222"/>
+                <w:sz w:val="15"/>
+              </w:rPr>
+              <w:t xml:space="preserve">Earthquake Stomp (Recharge 6). </w:t>
+            </w:r>
+            <w:r>
+              <w:rPr>
+                <w:rFonts w:ascii="Georgia" w:hAnsi="Georgia" w:cs="Georgia"/>
+                <w:b w:val="0"/>
+                <w:i w:val="0"/>
+                <w:color w:val="222222"/>
+                <w:sz w:val="15"/>
+              </w:rPr>
+              <w:t xml:space="preserve">20-foot radius; DC 15 Dexterity save. </w:t>
+            </w:r>
+            <w:r>
+              <w:rPr>
+                <w:rFonts w:ascii="Georgia" w:hAnsi="Georgia" w:cs="Georgia"/>
+                <w:b w:val="0"/>
+                <w:i/>
+                <w:color w:val="222222"/>
+                <w:sz w:val="15"/>
+              </w:rPr>
+              <w:t>Failure:</w:t>
+            </w:r>
+            <w:r>
+              <w:rPr>
+                <w:rFonts w:ascii="Georgia" w:hAnsi="Georgia" w:cs="Georgia"/>
+                <w:b w:val="0"/>
+                <w:i w:val="0"/>
+                <w:color w:val="222222"/>
+                <w:sz w:val="15"/>
+              </w:rPr>
+              <w:t xml:space="preserve"> 4d6 bludgeoning and knocked prone. </w:t>
+            </w:r>
+            <w:r>
+              <w:rPr>
+                <w:rFonts w:ascii="Georgia" w:hAnsi="Georgia" w:cs="Georgia"/>
+                <w:b w:val="0"/>
+                <w:i/>
+                <w:color w:val="222222"/>
+                <w:sz w:val="15"/>
+              </w:rPr>
+              <w:t>Success:</w:t>
+            </w:r>
+            <w:r>
+              <w:rPr>
+                <w:rFonts w:ascii="Georgia" w:hAnsi="Georgia" w:cs="Georgia"/>
+                <w:b w:val="0"/>
+                <w:i w:val="0"/>
+                <w:color w:val="222222"/>
+                <w:sz w:val="15"/>
+              </w:rPr>
+              <w:t xml:space="preserve"> half damage.</w:t>
+            </w:r>
+          </w:p>
+        </w:tc>
+      </w:tr>
+    </w:tbl>
+    <w:p>
+      <w:pPr>
+        <w:spacing w:after="40"/>
+      </w:pPr>
+    </w:p>
+    <w:p>
+      <w:pPr>
+        <w:spacing w:before="40" w:after="160"/>
+      </w:pPr>
+      <w:r>
+        <w:rPr>
+          <w:rFonts w:ascii="Georgia" w:hAnsi="Georgia" w:cs="Georgia"/>
+          <w:b/>
+          <w:color w:val="8B2020"/>
+          <w:sz w:val="18"/>
+        </w:rPr>
+        <w:t xml:space="preserve">Tactics: </w:t>
+      </w:r>
+      <w:r>
+        <w:rPr>
+          <w:rFonts w:ascii="Georgia" w:hAnsi="Georgia" w:cs="Georgia"/>
+          <w:b w:val="0"/>
+          <w:i/>
+          <w:color w:val="222222"/>
+          <w:sz w:val="18"/>
+        </w:rPr>
+        <w:t xml:space="preserve">No parley: it opens on the nearest intruder, uses Earthquake Stomp to scatter the party's formation, and saves Stone Coil for spellcasters and ranged attackers. Fire splashes off it, so the flame tricks fail again. The battlefield fights too: loose rocks make natural cover, and each round on a d6 roll of 5 or 6 rocks shake free of the cliffs (DC 12 Dexterity save or 1d10 bludgeoning); the longer the battle roars, the more attention it risks drawing. </w:t>
       </w:r>
       <w:r>
         <w:rPr>
           <w:rFonts w:ascii="Georgia" w:hAnsi="Georgia" w:cs="Georgia"/>
           <w:b/>
-          <w:i w:val="0"/>
+          <w:i/>
           <w:color w:val="222222"/>
           <w:sz w:val="18"/>
         </w:rPr>
-        <w:t>CR 4</w:t>
+        <w:t>Dials:</w:t>
       </w:r>
       <w:r>
         <w:rPr>
           <w:rFonts w:ascii="Georgia" w:hAnsi="Georgia" w:cs="Georgia"/>
           <w:b w:val="0"/>
-          <w:i w:val="0"/>
+          <w:i/>
           <w:color w:val="222222"/>
           <w:sz w:val="18"/>
         </w:rPr>
-        <w:t xml:space="preserve"> (1,100 XP). AC 16 (natural armor), HP 95 (10d10 + 40), Speed 30 ft., burrow 30 ft.</w:t>
+        <w:t xml:space="preserve"> easier, 75 HP, save DCs 13, Stone Coil restrains without damage; harder, 110 HP, rockfalls on 4 to 6. </w:t>
       </w:r>
-    </w:p>
-    <w:p>
-      <w:pPr>
-        <w:pBdr>
-          <w:left w:val="single" w:sz="18" w:space="12" w:color="8B2020"/>
-        </w:pBdr>
-        <w:shd w:val="clear" w:color="auto" w:fill="FCF6F6"/>
-        <w:spacing w:before="30" w:after="70"/>
-        <w:ind w:left="340" w:right="340"/>
-      </w:pPr>
-      <w:r>
-        <w:rPr>
-          <w:rFonts w:ascii="Georgia" w:hAnsi="Georgia" w:cs="Georgia"/>
-          <w:b w:val="0"/>
-          <w:i w:val="0"/>
-          <w:color w:val="222222"/>
-          <w:sz w:val="18"/>
-        </w:rPr>
-        <w:t>STR 20, DEX 10, CON 18, INT 5, WIS 11, CHA 6. Darkvision 60 ft., tremorsense 60 ft.</w:t>
-      </w:r>
-    </w:p>
-    <w:p>
-      <w:pPr>
-        <w:pBdr>
-          <w:left w:val="single" w:sz="18" w:space="12" w:color="8B2020"/>
-        </w:pBdr>
-        <w:shd w:val="clear" w:color="auto" w:fill="FCF6F6"/>
-        <w:spacing w:before="30" w:after="70"/>
-        <w:ind w:left="340" w:right="340"/>
-      </w:pPr>
-      <w:r>
-        <w:rPr>
-          <w:rFonts w:ascii="Georgia" w:hAnsi="Georgia" w:cs="Georgia"/>
-          <w:b w:val="0"/>
-          <w:i w:val="0"/>
-          <w:color w:val="222222"/>
-          <w:sz w:val="18"/>
-        </w:rPr>
-        <w:t>Immunities fire, poison; exhaustion, paralyzed, petrified, poisoned, prone. Resistances nonmagical bludgeoning, piercing, slashing (non adamantine).</w:t>
-      </w:r>
-    </w:p>
-    <w:p>
-      <w:pPr>
-        <w:pBdr>
-          <w:left w:val="single" w:sz="18" w:space="12" w:color="8B2020"/>
-        </w:pBdr>
-        <w:shd w:val="clear" w:color="auto" w:fill="FCF6F6"/>
-        <w:spacing w:before="30" w:after="70"/>
-        <w:ind w:left="340" w:right="340"/>
-      </w:pPr>
       <w:r>
         <w:rPr>
           <w:rFonts w:ascii="Georgia" w:hAnsi="Georgia" w:cs="Georgia"/>
           <w:b/>
-          <w:i w:val="0"/>
+          <w:i/>
           <w:color w:val="222222"/>
           <w:sz w:val="18"/>
         </w:rPr>
-        <w:t>Earth Glide / Immutable Form / Elemental Resilience / Siege Monster.</w:t>
+        <w:t>Defeat is survivable:</w:t>
       </w:r>
       <w:r>
         <w:rPr>
           <w:rFonts w:ascii="Georgia" w:hAnsi="Georgia" w:cs="Georgia"/>
           <w:b w:val="0"/>
-          <w:i w:val="0"/>
+          <w:i/>
           <w:color w:val="222222"/>
           <w:sz w:val="18"/>
         </w:rPr>
-        <w:t xml:space="preserve"> Burrows through unworked stone without a trace; immune to form altering effects; advantage on saves against magic; double damage to objects and structures.</w:t>
+        <w:t xml:space="preserve"> it leaves fallen heroes unconscious but alive and burrows away; they wake hurt, free to try the pass again. </w:t>
       </w:r>
-    </w:p>
-    <w:p>
-      <w:pPr>
-        <w:pBdr>
-          <w:left w:val="single" w:sz="18" w:space="12" w:color="8B2020"/>
-        </w:pBdr>
-        <w:shd w:val="clear" w:color="auto" w:fill="FCF6F6"/>
-        <w:spacing w:before="30" w:after="70"/>
-        <w:ind w:left="340" w:right="340"/>
-      </w:pPr>
       <w:r>
         <w:rPr>
           <w:rFonts w:ascii="Georgia" w:hAnsi="Georgia" w:cs="Georgia"/>
           <w:b/>
-          <w:i w:val="0"/>
+          <w:i/>
           <w:color w:val="222222"/>
           <w:sz w:val="18"/>
         </w:rPr>
-        <w:t>Multiattack.</w:t>
+        <w:t>Victory:</w:t>
       </w:r>
       <w:r>
         <w:rPr>
           <w:rFonts w:ascii="Georgia" w:hAnsi="Georgia" w:cs="Georgia"/>
           <w:b w:val="0"/>
-          <w:i w:val="0"/>
+          <w:i/>
           <w:color w:val="222222"/>
           <w:sz w:val="18"/>
         </w:rPr>
-        <w:t xml:space="preserve"> One Bite and one Tail Slam.</w:t>
-      </w:r>
-    </w:p>
-    <w:p>
-      <w:pPr>
-        <w:pBdr>
-          <w:left w:val="single" w:sz="18" w:space="12" w:color="8B2020"/>
-        </w:pBdr>
-        <w:shd w:val="clear" w:color="auto" w:fill="FCF6F6"/>
-        <w:spacing w:before="30" w:after="70"/>
-        <w:ind w:left="340" w:right="340"/>
-      </w:pPr>
-      <w:r>
-        <w:rPr>
-          <w:rFonts w:ascii="Georgia" w:hAnsi="Georgia" w:cs="Georgia"/>
-          <w:b/>
-          <w:i w:val="0"/>
-          <w:color w:val="222222"/>
-          <w:sz w:val="18"/>
-        </w:rPr>
-        <w:t>Bite.</w:t>
-      </w:r>
-      <w:r>
-        <w:rPr>
-          <w:rFonts w:ascii="Georgia" w:hAnsi="Georgia" w:cs="Georgia"/>
-          <w:b w:val="0"/>
-          <w:i w:val="0"/>
-          <w:color w:val="222222"/>
-          <w:sz w:val="18"/>
-        </w:rPr>
-        <w:t xml:space="preserve"> +7, reach 10 ft., 2d10 + 5 piercing.</w:t>
-      </w:r>
-    </w:p>
-    <w:p>
-      <w:pPr>
-        <w:pBdr>
-          <w:left w:val="single" w:sz="18" w:space="12" w:color="8B2020"/>
-        </w:pBdr>
-        <w:shd w:val="clear" w:color="auto" w:fill="FCF6F6"/>
-        <w:spacing w:before="30" w:after="70"/>
-        <w:ind w:left="340" w:right="340"/>
-      </w:pPr>
-      <w:r>
-        <w:rPr>
-          <w:rFonts w:ascii="Georgia" w:hAnsi="Georgia" w:cs="Georgia"/>
-          <w:b/>
-          <w:i w:val="0"/>
-          <w:color w:val="222222"/>
-          <w:sz w:val="18"/>
-        </w:rPr>
-        <w:t>Tail Slam.</w:t>
-      </w:r>
-      <w:r>
-        <w:rPr>
-          <w:rFonts w:ascii="Georgia" w:hAnsi="Georgia" w:cs="Georgia"/>
-          <w:b w:val="0"/>
-          <w:i w:val="0"/>
-          <w:color w:val="222222"/>
-          <w:sz w:val="18"/>
-        </w:rPr>
-        <w:t xml:space="preserve"> +7, reach 15 ft., 2d8 + 5 bludgeoning; DC 15 Strength save or prone.</w:t>
-      </w:r>
-    </w:p>
-    <w:p>
-      <w:pPr>
-        <w:pBdr>
-          <w:left w:val="single" w:sz="18" w:space="12" w:color="8B2020"/>
-        </w:pBdr>
-        <w:shd w:val="clear" w:color="auto" w:fill="FCF6F6"/>
-        <w:spacing w:before="30" w:after="70"/>
-        <w:ind w:left="340" w:right="340"/>
-      </w:pPr>
-      <w:r>
-        <w:rPr>
-          <w:rFonts w:ascii="Georgia" w:hAnsi="Georgia" w:cs="Georgia"/>
-          <w:b/>
-          <w:i w:val="0"/>
-          <w:color w:val="222222"/>
-          <w:sz w:val="18"/>
-        </w:rPr>
-        <w:t>Stone Coil (Recharge 5-6).</w:t>
-      </w:r>
-      <w:r>
-        <w:rPr>
-          <w:rFonts w:ascii="Georgia" w:hAnsi="Georgia" w:cs="Georgia"/>
-          <w:b w:val="0"/>
-          <w:i w:val="0"/>
-          <w:color w:val="222222"/>
-          <w:sz w:val="18"/>
-        </w:rPr>
-        <w:t xml:space="preserve"> DC 15 Dexterity save or grappled and restrained (escape DC 15), 1d8 + 5 bludgeoning at the start of each of its turns.</w:t>
-      </w:r>
-    </w:p>
-    <w:p>
-      <w:pPr>
-        <w:pBdr>
-          <w:left w:val="single" w:sz="18" w:space="12" w:color="8B2020"/>
-        </w:pBdr>
-        <w:shd w:val="clear" w:color="auto" w:fill="FCF6F6"/>
-        <w:spacing w:before="30" w:after="70"/>
-        <w:ind w:left="340" w:right="340"/>
-      </w:pPr>
-      <w:r>
-        <w:rPr>
-          <w:rFonts w:ascii="Georgia" w:hAnsi="Georgia" w:cs="Georgia"/>
-          <w:b/>
-          <w:i w:val="0"/>
-          <w:color w:val="222222"/>
-          <w:sz w:val="18"/>
-        </w:rPr>
-        <w:t>Earthquake Stomp (Recharge 6).</w:t>
-      </w:r>
-      <w:r>
-        <w:rPr>
-          <w:rFonts w:ascii="Georgia" w:hAnsi="Georgia" w:cs="Georgia"/>
-          <w:b w:val="0"/>
-          <w:i w:val="0"/>
-          <w:color w:val="222222"/>
-          <w:sz w:val="18"/>
-        </w:rPr>
-        <w:t xml:space="preserve"> 20 ft. radius, DC 15 Dexterity save; 4d6 bludgeoning and prone on a failure, half damage on a success.</w:t>
+        <w:t xml:space="preserve"> it collapses into inert stone with the Earth Mote in the rubble.</w:t>
       </w:r>
     </w:p>
     <w:sectPr>

--- a/sessions/session_02_oakshade_village.docx
+++ b/sessions/session_02_oakshade_village.docx
@@ -2614,6 +2614,54 @@
     <w:p>
       <w:pPr>
         <w:keepNext/>
+        <w:spacing w:before="200" w:after="20"/>
+        <w:ind w:left="500" w:right="500"/>
+        <w:pBdr>
+          <w:top w:val="double" w:sz="6" w:space="4" w:color="1F4D78"/>
+        </w:pBdr>
+      </w:pPr>
+      <w:r>
+        <w:rPr>
+          <w:rFonts w:ascii="Georgia" w:hAnsi="Georgia" w:cs="Georgia"/>
+          <w:b/>
+          <w:color w:val="1F4D78"/>
+          <w:sz w:val="16"/>
+        </w:rPr>
+        <w:t xml:space="preserve">✦ LORE OF ELARIA ✦  </w:t>
+      </w:r>
+      <w:r>
+        <w:rPr>
+          <w:rFonts w:ascii="Georgia" w:hAnsi="Georgia" w:cs="Georgia"/>
+          <w:b/>
+          <w:color w:val="1F4D78"/>
+          <w:sz w:val="19"/>
+        </w:rPr>
+        <w:t>The Warden's Price</w:t>
+      </w:r>
+    </w:p>
+    <w:p>
+      <w:pPr>
+        <w:keepLines/>
+        <w:spacing w:before="20" w:after="200"/>
+        <w:ind w:left="500" w:right="500"/>
+        <w:pBdr>
+          <w:bottom w:val="double" w:sz="6" w:space="4" w:color="1F4D78"/>
+        </w:pBdr>
+      </w:pPr>
+      <w:r>
+        <w:rPr>
+          <w:rFonts w:ascii="Georgia" w:hAnsi="Georgia" w:cs="Georgia"/>
+          <w:b w:val="0"/>
+          <w:i/>
+          <w:color w:val="222222"/>
+          <w:sz w:val="19"/>
+        </w:rPr>
+        <w:t>Elaria spent her power the way a candle spends itself: all at once, on purpose, so others could see. When Maldrith was sealed beyond the last wall, the Warden had nothing left but her name and her sign, the seven-pointed star wrapped in a leafed vine. She scattered what remained into small safeguards and lay down to sleep.</w:t>
+      </w:r>
+    </w:p>
+    <w:p>
+      <w:pPr>
+        <w:keepNext/>
         <w:spacing w:before="400" w:after="120"/>
         <w:pBdr>
           <w:bottom w:val="single" w:sz="6" w:space="4" w:color="B8860B"/>
@@ -2848,6 +2896,54 @@
           <w:sz w:val="19"/>
         </w:rPr>
         <w:t xml:space="preserve"> Loose rocks litter the narrow path and make natural cover. Each round, roll a d6: on a 5 or 6, rocks shake free of the cliffs, DC 12 Dexterity save or 1d10 bludgeoning. The longer the battle roars, the more attention it risks drawing.</w:t>
+      </w:r>
+    </w:p>
+    <w:p>
+      <w:pPr>
+        <w:keepNext/>
+        <w:spacing w:before="200" w:after="20"/>
+        <w:ind w:left="500" w:right="500"/>
+        <w:pBdr>
+          <w:top w:val="double" w:sz="6" w:space="4" w:color="1F4D78"/>
+        </w:pBdr>
+      </w:pPr>
+      <w:r>
+        <w:rPr>
+          <w:rFonts w:ascii="Georgia" w:hAnsi="Georgia" w:cs="Georgia"/>
+          <w:b/>
+          <w:color w:val="1F4D78"/>
+          <w:sz w:val="16"/>
+        </w:rPr>
+        <w:t xml:space="preserve">✦ LORE OF ELARIA ✦  </w:t>
+      </w:r>
+      <w:r>
+        <w:rPr>
+          <w:rFonts w:ascii="Georgia" w:hAnsi="Georgia" w:cs="Georgia"/>
+          <w:b/>
+          <w:color w:val="1F4D78"/>
+          <w:sz w:val="19"/>
+        </w:rPr>
+        <w:t>The Grove Roads</w:t>
+      </w:r>
+    </w:p>
+    <w:p>
+      <w:pPr>
+        <w:keepLines/>
+        <w:spacing w:before="20" w:after="200"/>
+        <w:ind w:left="500" w:right="500"/>
+        <w:pBdr>
+          <w:bottom w:val="double" w:sz="6" w:space="4" w:color="1F4D78"/>
+        </w:pBdr>
+      </w:pPr>
+      <w:r>
+        <w:rPr>
+          <w:rFonts w:ascii="Georgia" w:hAnsi="Georgia" w:cs="Georgia"/>
+          <w:b w:val="0"/>
+          <w:i/>
+          <w:color w:val="222222"/>
+          <w:sz w:val="19"/>
+        </w:rPr>
+        <w:t>The wild country between the cliffs and the coast has never been tamed, only crossed. The old grove roads are kept by creatures rather than kingdoms, and travelers of the Long Peace learned the etiquette that still holds: walk through singing, take nothing green, and leave a bite of supper at the trailhead.</w:t>
       </w:r>
     </w:p>
     <w:p>
@@ -3064,6 +3160,54 @@
           <w:sz w:val="21"/>
         </w:rPr>
         <w:t xml:space="preserve"> of the serpent's hide. The professor is going to have questions. So do they.</w:t>
+      </w:r>
+    </w:p>
+    <w:p>
+      <w:pPr>
+        <w:keepNext/>
+        <w:spacing w:before="200" w:after="20"/>
+        <w:ind w:left="500" w:right="500"/>
+        <w:pBdr>
+          <w:top w:val="double" w:sz="6" w:space="4" w:color="1F4D78"/>
+        </w:pBdr>
+      </w:pPr>
+      <w:r>
+        <w:rPr>
+          <w:rFonts w:ascii="Georgia" w:hAnsi="Georgia" w:cs="Georgia"/>
+          <w:b/>
+          <w:color w:val="1F4D78"/>
+          <w:sz w:val="16"/>
+        </w:rPr>
+        <w:t xml:space="preserve">✦ LORE OF ELARIA ✦  </w:t>
+      </w:r>
+      <w:r>
+        <w:rPr>
+          <w:rFonts w:ascii="Georgia" w:hAnsi="Georgia" w:cs="Georgia"/>
+          <w:b/>
+          <w:color w:val="1F4D78"/>
+          <w:sz w:val="19"/>
+        </w:rPr>
+        <w:t>The Clockmaker's Gift</w:t>
+      </w:r>
+    </w:p>
+    <w:p>
+      <w:pPr>
+        <w:keepLines/>
+        <w:spacing w:before="20" w:after="200"/>
+        <w:ind w:left="500" w:right="500"/>
+        <w:pBdr>
+          <w:bottom w:val="double" w:sz="6" w:space="4" w:color="1F4D78"/>
+        </w:pBdr>
+      </w:pPr>
+      <w:r>
+        <w:rPr>
+          <w:rFonts w:ascii="Georgia" w:hAnsi="Georgia" w:cs="Georgia"/>
+          <w:b w:val="0"/>
+          <w:i/>
+          <w:color w:val="222222"/>
+          <w:sz w:val="19"/>
+        </w:rPr>
+        <w:t>The oldest tale says the world was wound like a clock: five planes set turning around the Material world, each cradled by a star lit for it alone. Elaria was not the clockmaker. She was the one who stayed behind to keep it wound.</w:t>
       </w:r>
     </w:p>
     <w:p>
@@ -5332,6 +5476,54 @@
           <w:sz w:val="18"/>
         </w:rPr>
         <w:t>The boss coordinates: archers on the flanks focus the party's back line while the worg and orc press the front, and the hobgoblin's covered position hands Stabby a perfect chance to catch an arrow out of the air with Deflect Attacks. Beaten, the survivors flee into the brush. The Grimfang remember.</w:t>
+      </w:r>
+    </w:p>
+    <w:p>
+      <w:pPr>
+        <w:keepNext/>
+        <w:spacing w:before="200" w:after="20"/>
+        <w:ind w:left="500" w:right="500"/>
+        <w:pBdr>
+          <w:top w:val="double" w:sz="6" w:space="4" w:color="1F4D78"/>
+        </w:pBdr>
+      </w:pPr>
+      <w:r>
+        <w:rPr>
+          <w:rFonts w:ascii="Georgia" w:hAnsi="Georgia" w:cs="Georgia"/>
+          <w:b/>
+          <w:color w:val="1F4D78"/>
+          <w:sz w:val="16"/>
+        </w:rPr>
+        <w:t xml:space="preserve">✦ LORE OF ELARIA ✦  </w:t>
+      </w:r>
+      <w:r>
+        <w:rPr>
+          <w:rFonts w:ascii="Georgia" w:hAnsi="Georgia" w:cs="Georgia"/>
+          <w:b/>
+          <w:color w:val="1F4D78"/>
+          <w:sz w:val="19"/>
+        </w:rPr>
+        <w:t>The Thorn Clans</w:t>
+      </w:r>
+    </w:p>
+    <w:p>
+      <w:pPr>
+        <w:keepLines/>
+        <w:spacing w:before="20" w:after="200"/>
+        <w:ind w:left="500" w:right="500"/>
+        <w:pBdr>
+          <w:bottom w:val="double" w:sz="6" w:space="4" w:color="1F4D78"/>
+        </w:pBdr>
+      </w:pPr>
+      <w:r>
+        <w:rPr>
+          <w:rFonts w:ascii="Georgia" w:hAnsi="Georgia" w:cs="Georgia"/>
+          <w:b w:val="0"/>
+          <w:i/>
+          <w:color w:val="222222"/>
+          <w:sz w:val="19"/>
+        </w:rPr>
+        <w:t>Goblins tell it plainly: when the world was woven, some threads stuck out, quick and bright and impossible to trim flat. Those threads became goblins. The briar-maze of Bloodthorn Hollow grew up around the clans, they say, because even the thorns wanted to keep them.</w:t>
       </w:r>
     </w:p>
     <w:p>

--- a/sessions/session_02_oakshade_village.docx
+++ b/sessions/session_02_oakshade_village.docx
@@ -4394,18 +4394,24 @@
           </w:p>
           <w:p>
             <w:pPr>
-              <w:spacing w:after="60"/>
-              <w:jc w:val="center"/>
+              <w:spacing w:after="20"/>
             </w:pPr>
             <w:r>
               <w:drawing>
-                <wp:inline xmlns:a="http://schemas.openxmlformats.org/drawingml/2006/main" xmlns:pic="http://schemas.openxmlformats.org/drawingml/2006/picture">
-                  <wp:extent cx="2743200" cy="2743200"/>
+                <wp:anchor xmlns:a="http://schemas.openxmlformats.org/drawingml/2006/main" behindDoc="0" distT="91440" distB="100584" distL="201600" distR="201600" simplePos="0" locked="0" layoutInCell="1" allowOverlap="0" relativeHeight="2">
+                  <wp:simplePos x="0" y="0"/>
+                  <wp:positionH relativeFrom="column">
+                    <wp:align>right</wp:align>
+                  </wp:positionH>
+                  <wp:positionV relativeFrom="paragraph">
+                    <wp:posOffset>0</wp:posOffset>
+                  </wp:positionV>
+                  <wp:extent cx="2560320" cy="2560320"/>
+                  <wp:effectExtent l="0" t="0" r="0" b="0"/>
+                  <wp:wrapSquare wrapText="bothSides"/>
                   <wp:docPr id="12" name="Picture 12"/>
-                  <wp:cNvGraphicFramePr>
-                    <a:graphicFrameLocks noChangeAspect="1"/>
-                  </wp:cNvGraphicFramePr>
-                  <a:graphic>
+                  <wp:cNvGraphicFramePr/>
+                  <a:graphic xmlns:pic="http://schemas.openxmlformats.org/drawingml/2006/picture">
                     <a:graphicData uri="http://schemas.openxmlformats.org/drawingml/2006/picture">
                       <pic:pic>
                         <pic:nvPicPr>
@@ -4421,28 +4427,23 @@
                         <pic:spPr>
                           <a:xfrm>
                             <a:off x="0" y="0"/>
-                            <a:ext cx="2743200" cy="2743200"/>
+                            <a:ext cx="2560320" cy="2560320"/>
                           </a:xfrm>
                           <a:prstGeom prst="rect"/>
                         </pic:spPr>
                       </pic:pic>
                     </a:graphicData>
                   </a:graphic>
-                </wp:inline>
+                </wp:anchor>
               </w:drawing>
             </w:r>
-          </w:p>
-          <w:p>
-            <w:pPr>
-              <w:spacing w:after="20"/>
-            </w:pPr>
             <w:r>
               <w:rPr>
                 <w:rFonts w:ascii="Georgia" w:hAnsi="Georgia" w:cs="Georgia"/>
                 <w:b/>
                 <w:i w:val="0"/>
                 <w:color w:val="222222"/>
-                <w:sz w:val="15"/>
+                <w:sz w:val="17"/>
               </w:rPr>
               <w:t>AC</w:t>
             </w:r>
@@ -4452,7 +4453,7 @@
                 <w:b w:val="0"/>
                 <w:i w:val="0"/>
                 <w:color w:val="222222"/>
-                <w:sz w:val="15"/>
+                <w:sz w:val="17"/>
               </w:rPr>
               <w:t xml:space="preserve"> 13 (natural armor)  </w:t>
             </w:r>
@@ -4462,7 +4463,7 @@
                 <w:b/>
                 <w:i w:val="0"/>
                 <w:color w:val="222222"/>
-                <w:sz w:val="15"/>
+                <w:sz w:val="17"/>
               </w:rPr>
               <w:t>HP</w:t>
             </w:r>
@@ -4472,7 +4473,7 @@
                 <w:b w:val="0"/>
                 <w:i w:val="0"/>
                 <w:color w:val="222222"/>
-                <w:sz w:val="15"/>
+                <w:sz w:val="17"/>
               </w:rPr>
               <w:t xml:space="preserve"> 22 (4d6 + 8)  </w:t>
             </w:r>
@@ -4482,7 +4483,7 @@
                 <w:b/>
                 <w:i w:val="0"/>
                 <w:color w:val="222222"/>
-                <w:sz w:val="15"/>
+                <w:sz w:val="17"/>
               </w:rPr>
               <w:t>Speed</w:t>
             </w:r>
@@ -4492,7 +4493,7 @@
                 <w:b w:val="0"/>
                 <w:i w:val="0"/>
                 <w:color w:val="222222"/>
-                <w:sz w:val="15"/>
+                <w:sz w:val="17"/>
               </w:rPr>
               <w:t xml:space="preserve"> 20 ft., swim 30 ft.</w:t>
             </w:r>
@@ -4507,7 +4508,7 @@
                 <w:b/>
                 <w:i w:val="0"/>
                 <w:color w:val="222222"/>
-                <w:sz w:val="15"/>
+                <w:sz w:val="17"/>
               </w:rPr>
               <w:t>STR</w:t>
             </w:r>
@@ -4517,7 +4518,7 @@
                 <w:b w:val="0"/>
                 <w:i w:val="0"/>
                 <w:color w:val="222222"/>
-                <w:sz w:val="15"/>
+                <w:sz w:val="17"/>
               </w:rPr>
               <w:t xml:space="preserve"> 12  </w:t>
             </w:r>
@@ -4527,7 +4528,7 @@
                 <w:b/>
                 <w:i w:val="0"/>
                 <w:color w:val="222222"/>
-                <w:sz w:val="15"/>
+                <w:sz w:val="17"/>
               </w:rPr>
               <w:t>DEX</w:t>
             </w:r>
@@ -4537,7 +4538,7 @@
                 <w:b w:val="0"/>
                 <w:i w:val="0"/>
                 <w:color w:val="222222"/>
-                <w:sz w:val="15"/>
+                <w:sz w:val="17"/>
               </w:rPr>
               <w:t xml:space="preserve"> 14  </w:t>
             </w:r>
@@ -4547,7 +4548,7 @@
                 <w:b/>
                 <w:i w:val="0"/>
                 <w:color w:val="222222"/>
-                <w:sz w:val="15"/>
+                <w:sz w:val="17"/>
               </w:rPr>
               <w:t>CON</w:t>
             </w:r>
@@ -4557,7 +4558,7 @@
                 <w:b w:val="0"/>
                 <w:i w:val="0"/>
                 <w:color w:val="222222"/>
-                <w:sz w:val="15"/>
+                <w:sz w:val="17"/>
               </w:rPr>
               <w:t xml:space="preserve"> 14  </w:t>
             </w:r>
@@ -4567,7 +4568,7 @@
                 <w:b/>
                 <w:i w:val="0"/>
                 <w:color w:val="222222"/>
-                <w:sz w:val="15"/>
+                <w:sz w:val="17"/>
               </w:rPr>
               <w:t>INT</w:t>
             </w:r>
@@ -4577,7 +4578,7 @@
                 <w:b w:val="0"/>
                 <w:i w:val="0"/>
                 <w:color w:val="222222"/>
-                <w:sz w:val="15"/>
+                <w:sz w:val="17"/>
               </w:rPr>
               <w:t xml:space="preserve"> 6  </w:t>
             </w:r>
@@ -4587,7 +4588,7 @@
                 <w:b/>
                 <w:i w:val="0"/>
                 <w:color w:val="222222"/>
-                <w:sz w:val="15"/>
+                <w:sz w:val="17"/>
               </w:rPr>
               <w:t>WIS</w:t>
             </w:r>
@@ -4597,7 +4598,7 @@
                 <w:b w:val="0"/>
                 <w:i w:val="0"/>
                 <w:color w:val="222222"/>
-                <w:sz w:val="15"/>
+                <w:sz w:val="17"/>
               </w:rPr>
               <w:t xml:space="preserve"> 12  </w:t>
             </w:r>
@@ -4607,7 +4608,7 @@
                 <w:b/>
                 <w:i w:val="0"/>
                 <w:color w:val="222222"/>
-                <w:sz w:val="15"/>
+                <w:sz w:val="17"/>
               </w:rPr>
               <w:t>CHA</w:t>
             </w:r>
@@ -4617,7 +4618,7 @@
                 <w:b w:val="0"/>
                 <w:i w:val="0"/>
                 <w:color w:val="222222"/>
-                <w:sz w:val="15"/>
+                <w:sz w:val="17"/>
               </w:rPr>
               <w:t xml:space="preserve"> 8</w:t>
             </w:r>
@@ -4632,7 +4633,7 @@
                 <w:b/>
                 <w:i w:val="0"/>
                 <w:color w:val="222222"/>
-                <w:sz w:val="15"/>
+                <w:sz w:val="17"/>
               </w:rPr>
               <w:t>Skills</w:t>
             </w:r>
@@ -4642,7 +4643,7 @@
                 <w:b w:val="0"/>
                 <w:i w:val="0"/>
                 <w:color w:val="222222"/>
-                <w:sz w:val="15"/>
+                <w:sz w:val="17"/>
               </w:rPr>
               <w:t xml:space="preserve"> Stealth +4, Perception +3</w:t>
             </w:r>
@@ -4657,7 +4658,7 @@
                 <w:b/>
                 <w:i w:val="0"/>
                 <w:color w:val="222222"/>
-                <w:sz w:val="15"/>
+                <w:sz w:val="17"/>
               </w:rPr>
               <w:t>Resistances</w:t>
             </w:r>
@@ -4667,7 +4668,7 @@
                 <w:b w:val="0"/>
                 <w:i w:val="0"/>
                 <w:color w:val="222222"/>
-                <w:sz w:val="15"/>
+                <w:sz w:val="17"/>
               </w:rPr>
               <w:t xml:space="preserve"> fire  </w:t>
             </w:r>
@@ -4677,7 +4678,7 @@
                 <w:b/>
                 <w:i w:val="0"/>
                 <w:color w:val="222222"/>
-                <w:sz w:val="15"/>
+                <w:sz w:val="17"/>
               </w:rPr>
               <w:t>Vulnerabilities</w:t>
             </w:r>
@@ -4687,7 +4688,7 @@
                 <w:b w:val="0"/>
                 <w:i w:val="0"/>
                 <w:color w:val="222222"/>
-                <w:sz w:val="15"/>
+                <w:sz w:val="17"/>
               </w:rPr>
               <w:t xml:space="preserve"> lightning</w:t>
             </w:r>
@@ -4702,7 +4703,7 @@
                 <w:b/>
                 <w:i w:val="0"/>
                 <w:color w:val="222222"/>
-                <w:sz w:val="15"/>
+                <w:sz w:val="17"/>
               </w:rPr>
               <w:t>Senses</w:t>
             </w:r>
@@ -4712,7 +4713,7 @@
                 <w:b w:val="0"/>
                 <w:i w:val="0"/>
                 <w:color w:val="222222"/>
-                <w:sz w:val="15"/>
+                <w:sz w:val="17"/>
               </w:rPr>
               <w:t xml:space="preserve"> darkvision 60 ft.  </w:t>
             </w:r>
@@ -4722,7 +4723,7 @@
                 <w:b/>
                 <w:i w:val="0"/>
                 <w:color w:val="222222"/>
-                <w:sz w:val="15"/>
+                <w:sz w:val="17"/>
               </w:rPr>
               <w:t>Languages</w:t>
             </w:r>
@@ -4732,7 +4733,7 @@
                 <w:b w:val="0"/>
                 <w:i w:val="0"/>
                 <w:color w:val="222222"/>
-                <w:sz w:val="15"/>
+                <w:sz w:val="17"/>
               </w:rPr>
               <w:t xml:space="preserve"> understands Aquan</w:t>
             </w:r>
@@ -4747,7 +4748,7 @@
                 <w:b/>
                 <w:i w:val="0"/>
                 <w:color w:val="222222"/>
-                <w:sz w:val="15"/>
+                <w:sz w:val="17"/>
               </w:rPr>
               <w:t>Challenge</w:t>
             </w:r>
@@ -4757,7 +4758,7 @@
                 <w:b w:val="0"/>
                 <w:i w:val="0"/>
                 <w:color w:val="222222"/>
-                <w:sz w:val="15"/>
+                <w:sz w:val="17"/>
               </w:rPr>
               <w:t xml:space="preserve"> 1/2 (100 XP)</w:t>
             </w:r>
@@ -4772,7 +4773,7 @@
                 <w:rFonts w:ascii="Georgia" w:hAnsi="Georgia" w:cs="Georgia"/>
                 <w:b/>
                 <w:color w:val="8B2020"/>
-                <w:sz w:val="16"/>
+                <w:sz w:val="18"/>
               </w:rPr>
               <w:t>Traits</w:t>
             </w:r>
@@ -4787,7 +4788,7 @@
                 <w:b/>
                 <w:i/>
                 <w:color w:val="222222"/>
-                <w:sz w:val="15"/>
+                <w:sz w:val="17"/>
               </w:rPr>
               <w:t xml:space="preserve">Amphibious. </w:t>
             </w:r>
@@ -4797,7 +4798,7 @@
                 <w:b w:val="0"/>
                 <w:i w:val="0"/>
                 <w:color w:val="222222"/>
-                <w:sz w:val="15"/>
+                <w:sz w:val="17"/>
               </w:rPr>
               <w:t>The mudskip can breathe air and water.</w:t>
             </w:r>
@@ -4812,7 +4813,7 @@
                 <w:b/>
                 <w:i/>
                 <w:color w:val="222222"/>
-                <w:sz w:val="15"/>
+                <w:sz w:val="17"/>
               </w:rPr>
               <w:t xml:space="preserve">Mud Dweller. </w:t>
             </w:r>
@@ -4822,7 +4823,7 @@
                 <w:b w:val="0"/>
                 <w:i w:val="0"/>
                 <w:color w:val="222222"/>
-                <w:sz w:val="15"/>
+                <w:sz w:val="17"/>
               </w:rPr>
               <w:t>Ignores difficult terrain made of mud or shallow water.</w:t>
             </w:r>
@@ -4837,7 +4838,7 @@
                 <w:b/>
                 <w:i/>
                 <w:color w:val="222222"/>
-                <w:sz w:val="15"/>
+                <w:sz w:val="17"/>
               </w:rPr>
               <w:t xml:space="preserve">Slippery. </w:t>
             </w:r>
@@ -4847,7 +4848,7 @@
                 <w:b w:val="0"/>
                 <w:i w:val="0"/>
                 <w:color w:val="222222"/>
-                <w:sz w:val="15"/>
+                <w:sz w:val="17"/>
               </w:rPr>
               <w:t>Advantage on ability checks and saving throws made to escape a grapple.</w:t>
             </w:r>
@@ -4862,7 +4863,7 @@
                 <w:rFonts w:ascii="Georgia" w:hAnsi="Georgia" w:cs="Georgia"/>
                 <w:b/>
                 <w:color w:val="8B2020"/>
-                <w:sz w:val="16"/>
+                <w:sz w:val="18"/>
               </w:rPr>
               <w:t>Actions</w:t>
             </w:r>
@@ -4877,7 +4878,7 @@
                 <w:b/>
                 <w:i/>
                 <w:color w:val="222222"/>
-                <w:sz w:val="15"/>
+                <w:sz w:val="17"/>
               </w:rPr>
               <w:t xml:space="preserve">Multiattack. </w:t>
             </w:r>
@@ -4887,7 +4888,7 @@
                 <w:b w:val="0"/>
                 <w:i w:val="0"/>
                 <w:color w:val="222222"/>
-                <w:sz w:val="15"/>
+                <w:sz w:val="17"/>
               </w:rPr>
               <w:t>The mudskip makes one Mud Spit attack and one Tail Slap attack.</w:t>
             </w:r>
@@ -4902,7 +4903,7 @@
                 <w:b/>
                 <w:i/>
                 <w:color w:val="222222"/>
-                <w:sz w:val="15"/>
+                <w:sz w:val="17"/>
               </w:rPr>
               <w:t xml:space="preserve">Mud Spit. </w:t>
             </w:r>
@@ -4912,7 +4913,7 @@
                 <w:b w:val="0"/>
                 <w:i/>
                 <w:color w:val="222222"/>
-                <w:sz w:val="15"/>
+                <w:sz w:val="17"/>
               </w:rPr>
               <w:t>Ranged Attack:</w:t>
             </w:r>
@@ -4922,7 +4923,7 @@
                 <w:b w:val="0"/>
                 <w:i w:val="0"/>
                 <w:color w:val="222222"/>
-                <w:sz w:val="15"/>
+                <w:sz w:val="17"/>
               </w:rPr>
               <w:t xml:space="preserve"> +4, range 30 ft. </w:t>
             </w:r>
@@ -4932,7 +4933,7 @@
                 <w:b w:val="0"/>
                 <w:i/>
                 <w:color w:val="222222"/>
-                <w:sz w:val="15"/>
+                <w:sz w:val="17"/>
               </w:rPr>
               <w:t>Hit:</w:t>
             </w:r>
@@ -4942,7 +4943,7 @@
                 <w:b w:val="0"/>
                 <w:i w:val="0"/>
                 <w:color w:val="222222"/>
-                <w:sz w:val="15"/>
+                <w:sz w:val="17"/>
               </w:rPr>
               <w:t xml:space="preserve"> 1d6 + 2 bludgeoning, and the target must succeed on a DC 12 Dexterity save or its speed is reduced by 10 ft. until the end of its next turn.</w:t>
             </w:r>
@@ -4957,7 +4958,7 @@
                 <w:b/>
                 <w:i/>
                 <w:color w:val="222222"/>
-                <w:sz w:val="15"/>
+                <w:sz w:val="17"/>
               </w:rPr>
               <w:t xml:space="preserve">Tail Slap. </w:t>
             </w:r>
@@ -4967,7 +4968,7 @@
                 <w:b w:val="0"/>
                 <w:i/>
                 <w:color w:val="222222"/>
-                <w:sz w:val="15"/>
+                <w:sz w:val="17"/>
               </w:rPr>
               <w:t>Melee Attack:</w:t>
             </w:r>
@@ -4977,7 +4978,7 @@
                 <w:b w:val="0"/>
                 <w:i w:val="0"/>
                 <w:color w:val="222222"/>
-                <w:sz w:val="15"/>
+                <w:sz w:val="17"/>
               </w:rPr>
               <w:t xml:space="preserve"> +4, reach 5 ft. </w:t>
             </w:r>
@@ -4987,7 +4988,7 @@
                 <w:b w:val="0"/>
                 <w:i/>
                 <w:color w:val="222222"/>
-                <w:sz w:val="15"/>
+                <w:sz w:val="17"/>
               </w:rPr>
               <w:t>Hit:</w:t>
             </w:r>
@@ -4997,7 +4998,7 @@
                 <w:b w:val="0"/>
                 <w:i w:val="0"/>
                 <w:color w:val="222222"/>
-                <w:sz w:val="15"/>
+                <w:sz w:val="17"/>
               </w:rPr>
               <w:t xml:space="preserve"> 1d8 + 2 bludgeoning.</w:t>
             </w:r>
@@ -5012,7 +5013,7 @@
                 <w:b/>
                 <w:i/>
                 <w:color w:val="222222"/>
-                <w:sz w:val="15"/>
+                <w:sz w:val="17"/>
               </w:rPr>
               <w:t xml:space="preserve">Mud Splash (Recharge 5-6). </w:t>
             </w:r>
@@ -5022,7 +5023,7 @@
                 <w:b w:val="0"/>
                 <w:i w:val="0"/>
                 <w:color w:val="222222"/>
-                <w:sz w:val="15"/>
+                <w:sz w:val="17"/>
               </w:rPr>
               <w:t xml:space="preserve">15-foot cone; DC 12 Dexterity save. </w:t>
             </w:r>
@@ -5032,7 +5033,7 @@
                 <w:b w:val="0"/>
                 <w:i/>
                 <w:color w:val="222222"/>
-                <w:sz w:val="15"/>
+                <w:sz w:val="17"/>
               </w:rPr>
               <w:t>Failure:</w:t>
             </w:r>
@@ -5042,7 +5043,7 @@
                 <w:b w:val="0"/>
                 <w:i w:val="0"/>
                 <w:color w:val="222222"/>
-                <w:sz w:val="15"/>
+                <w:sz w:val="17"/>
               </w:rPr>
               <w:t xml:space="preserve"> 2d6 + 2 bludgeoning and blinded until the end of its next turn. </w:t>
             </w:r>
@@ -5052,7 +5053,7 @@
                 <w:b w:val="0"/>
                 <w:i/>
                 <w:color w:val="222222"/>
-                <w:sz w:val="15"/>
+                <w:sz w:val="17"/>
               </w:rPr>
               <w:t>Success:</w:t>
             </w:r>
@@ -5062,7 +5063,7 @@
                 <w:b w:val="0"/>
                 <w:i w:val="0"/>
                 <w:color w:val="222222"/>
-                <w:sz w:val="15"/>
+                <w:sz w:val="17"/>
               </w:rPr>
               <w:t xml:space="preserve"> half damage.</w:t>
             </w:r>
@@ -5070,11 +5071,6 @@
         </w:tc>
       </w:tr>
     </w:tbl>
-    <w:p>
-      <w:pPr>
-        <w:spacing w:after="40"/>
-      </w:pPr>
-    </w:p>
     <w:p>
       <w:pPr>
         <w:spacing w:before="40" w:after="160"/>
@@ -5193,18 +5189,24 @@
           </w:p>
           <w:p>
             <w:pPr>
-              <w:spacing w:after="60"/>
-              <w:jc w:val="center"/>
+              <w:spacing w:after="20"/>
             </w:pPr>
             <w:r>
               <w:drawing>
-                <wp:inline xmlns:a="http://schemas.openxmlformats.org/drawingml/2006/main" xmlns:pic="http://schemas.openxmlformats.org/drawingml/2006/picture">
-                  <wp:extent cx="2926080" cy="2926080"/>
+                <wp:anchor xmlns:a="http://schemas.openxmlformats.org/drawingml/2006/main" behindDoc="0" distT="91440" distB="100584" distL="201600" distR="201600" simplePos="0" locked="0" layoutInCell="1" allowOverlap="0" relativeHeight="2">
+                  <wp:simplePos x="0" y="0"/>
+                  <wp:positionH relativeFrom="column">
+                    <wp:align>right</wp:align>
+                  </wp:positionH>
+                  <wp:positionV relativeFrom="paragraph">
+                    <wp:posOffset>0</wp:posOffset>
+                  </wp:positionV>
+                  <wp:extent cx="2560320" cy="2560320"/>
+                  <wp:effectExtent l="0" t="0" r="0" b="0"/>
+                  <wp:wrapSquare wrapText="bothSides"/>
                   <wp:docPr id="13" name="Picture 13"/>
-                  <wp:cNvGraphicFramePr>
-                    <a:graphicFrameLocks noChangeAspect="1"/>
-                  </wp:cNvGraphicFramePr>
-                  <a:graphic>
+                  <wp:cNvGraphicFramePr/>
+                  <a:graphic xmlns:pic="http://schemas.openxmlformats.org/drawingml/2006/picture">
                     <a:graphicData uri="http://schemas.openxmlformats.org/drawingml/2006/picture">
                       <pic:pic>
                         <pic:nvPicPr>
@@ -5220,28 +5222,23 @@
                         <pic:spPr>
                           <a:xfrm>
                             <a:off x="0" y="0"/>
-                            <a:ext cx="2926080" cy="2926080"/>
+                            <a:ext cx="2560320" cy="2560320"/>
                           </a:xfrm>
                           <a:prstGeom prst="rect"/>
                         </pic:spPr>
                       </pic:pic>
                     </a:graphicData>
                   </a:graphic>
-                </wp:inline>
+                </wp:anchor>
               </w:drawing>
             </w:r>
-          </w:p>
-          <w:p>
-            <w:pPr>
-              <w:spacing w:after="20"/>
-            </w:pPr>
             <w:r>
               <w:rPr>
                 <w:rFonts w:ascii="Georgia" w:hAnsi="Georgia" w:cs="Georgia"/>
                 <w:b/>
                 <w:i w:val="0"/>
                 <w:color w:val="222222"/>
-                <w:sz w:val="15"/>
+                <w:sz w:val="17"/>
               </w:rPr>
               <w:t>The roster.</w:t>
             </w:r>
@@ -5251,7 +5248,7 @@
                 <w:b w:val="0"/>
                 <w:i w:val="0"/>
                 <w:color w:val="222222"/>
-                <w:sz w:val="15"/>
+                <w:sz w:val="17"/>
               </w:rPr>
               <w:t xml:space="preserve"> 2× </w:t>
             </w:r>
@@ -5261,7 +5258,7 @@
                 <w:b/>
                 <w:i w:val="0"/>
                 <w:color w:val="222222"/>
-                <w:sz w:val="15"/>
+                <w:sz w:val="17"/>
               </w:rPr>
               <w:t>Goblin</w:t>
             </w:r>
@@ -5271,7 +5268,7 @@
                 <w:b w:val="0"/>
                 <w:i w:val="0"/>
                 <w:color w:val="222222"/>
-                <w:sz w:val="15"/>
+                <w:sz w:val="17"/>
               </w:rPr>
               <w:t xml:space="preserve"> with shortbows on the flanks, 1× </w:t>
             </w:r>
@@ -5281,7 +5278,7 @@
                 <w:b/>
                 <w:i w:val="0"/>
                 <w:color w:val="222222"/>
-                <w:sz w:val="15"/>
+                <w:sz w:val="17"/>
               </w:rPr>
               <w:t>Worg</w:t>
             </w:r>
@@ -5291,7 +5288,7 @@
                 <w:b w:val="0"/>
                 <w:i w:val="0"/>
                 <w:color w:val="222222"/>
-                <w:sz w:val="15"/>
+                <w:sz w:val="17"/>
               </w:rPr>
               <w:t xml:space="preserve"> and 1× </w:t>
             </w:r>
@@ -5301,7 +5298,7 @@
                 <w:b/>
                 <w:i w:val="0"/>
                 <w:color w:val="222222"/>
-                <w:sz w:val="15"/>
+                <w:sz w:val="17"/>
               </w:rPr>
               <w:t>Orc</w:t>
             </w:r>
@@ -5311,7 +5308,7 @@
                 <w:b w:val="0"/>
                 <w:i w:val="0"/>
                 <w:color w:val="222222"/>
-                <w:sz w:val="15"/>
+                <w:sz w:val="17"/>
               </w:rPr>
               <w:t xml:space="preserve"> with a great club in the melee, 1× </w:t>
             </w:r>
@@ -5321,7 +5318,7 @@
                 <w:b/>
                 <w:i w:val="0"/>
                 <w:color w:val="222222"/>
-                <w:sz w:val="15"/>
+                <w:sz w:val="17"/>
               </w:rPr>
               <w:t>Hobgoblin</w:t>
             </w:r>
@@ -5331,7 +5328,7 @@
                 <w:b w:val="0"/>
                 <w:i w:val="0"/>
                 <w:color w:val="222222"/>
-                <w:sz w:val="15"/>
+                <w:sz w:val="17"/>
               </w:rPr>
               <w:t xml:space="preserve"> with a crossbow at the rear, and 1× </w:t>
             </w:r>
@@ -5341,7 +5338,7 @@
                 <w:b/>
                 <w:i w:val="0"/>
                 <w:color w:val="222222"/>
-                <w:sz w:val="15"/>
+                <w:sz w:val="17"/>
               </w:rPr>
               <w:t>Goblin Boss</w:t>
             </w:r>
@@ -5351,7 +5348,7 @@
                 <w:b w:val="0"/>
                 <w:i w:val="0"/>
                 <w:color w:val="222222"/>
-                <w:sz w:val="15"/>
+                <w:sz w:val="17"/>
               </w:rPr>
               <w:t xml:space="preserve"> (scarred; taunts the Bloodfang) at the center.</w:t>
             </w:r>
@@ -5366,7 +5363,7 @@
                 <w:b/>
                 <w:i w:val="0"/>
                 <w:color w:val="222222"/>
-                <w:sz w:val="15"/>
+                <w:sz w:val="17"/>
               </w:rPr>
               <w:t>Statistics.</w:t>
             </w:r>
@@ -5376,7 +5373,7 @@
                 <w:b w:val="0"/>
                 <w:i w:val="0"/>
                 <w:color w:val="222222"/>
-                <w:sz w:val="15"/>
+                <w:sz w:val="17"/>
               </w:rPr>
               <w:t xml:space="preserve"> Standard 2024 Monster Manual values for each creature. If you track XP, award the standard amounts for the roster.</w:t>
             </w:r>
@@ -5391,7 +5388,7 @@
                 <w:rFonts w:ascii="Georgia" w:hAnsi="Georgia" w:cs="Georgia"/>
                 <w:b/>
                 <w:color w:val="8B2020"/>
-                <w:sz w:val="16"/>
+                <w:sz w:val="18"/>
               </w:rPr>
               <w:t>Traits</w:t>
             </w:r>
@@ -5406,7 +5403,7 @@
                 <w:b/>
                 <w:i/>
                 <w:color w:val="222222"/>
-                <w:sz w:val="15"/>
+                <w:sz w:val="17"/>
               </w:rPr>
               <w:t xml:space="preserve">The Grudge. </w:t>
             </w:r>
@@ -5416,7 +5413,7 @@
                 <w:b w:val="0"/>
                 <w:i w:val="0"/>
                 <w:color w:val="222222"/>
-                <w:sz w:val="15"/>
+                <w:sz w:val="17"/>
               </w:rPr>
               <w:t>The Grimfang are a rival clan with an old score against Stabby's people; the boss taunts the Bloodfang runaway all through the fight, about weakness, and about the little monk who left.</w:t>
             </w:r>
@@ -5431,7 +5428,7 @@
                 <w:b/>
                 <w:i/>
                 <w:color w:val="222222"/>
-                <w:sz w:val="15"/>
+                <w:sz w:val="17"/>
               </w:rPr>
               <w:t xml:space="preserve">If It Goes Wrong. </w:t>
             </w:r>
@@ -5441,7 +5438,7 @@
                 <w:b w:val="0"/>
                 <w:i w:val="0"/>
                 <w:color w:val="222222"/>
-                <w:sz w:val="15"/>
+                <w:sz w:val="17"/>
               </w:rPr>
               <w:t>The Grimfang want to humble the Bloodfang runaway, not finish anyone: fallen heroes wake at the roadside, bruised and lighter by their shiniest valuables, with goblin laughter fading in the brush.</w:t>
             </w:r>
@@ -5449,11 +5446,6 @@
         </w:tc>
       </w:tr>
     </w:tbl>
-    <w:p>
-      <w:pPr>
-        <w:spacing w:after="40"/>
-      </w:pPr>
-    </w:p>
     <w:p>
       <w:pPr>
         <w:spacing w:before="40" w:after="160"/>
@@ -5620,18 +5612,24 @@
           </w:p>
           <w:p>
             <w:pPr>
-              <w:spacing w:after="60"/>
-              <w:jc w:val="center"/>
+              <w:spacing w:after="20"/>
             </w:pPr>
             <w:r>
               <w:drawing>
-                <wp:inline xmlns:a="http://schemas.openxmlformats.org/drawingml/2006/main" xmlns:pic="http://schemas.openxmlformats.org/drawingml/2006/picture">
-                  <wp:extent cx="2743200" cy="2743200"/>
+                <wp:anchor xmlns:a="http://schemas.openxmlformats.org/drawingml/2006/main" behindDoc="0" distT="91440" distB="100584" distL="201600" distR="201600" simplePos="0" locked="0" layoutInCell="1" allowOverlap="0" relativeHeight="2">
+                  <wp:simplePos x="0" y="0"/>
+                  <wp:positionH relativeFrom="column">
+                    <wp:align>right</wp:align>
+                  </wp:positionH>
+                  <wp:positionV relativeFrom="paragraph">
+                    <wp:posOffset>0</wp:posOffset>
+                  </wp:positionV>
+                  <wp:extent cx="2560320" cy="2560320"/>
+                  <wp:effectExtent l="0" t="0" r="0" b="0"/>
+                  <wp:wrapSquare wrapText="bothSides"/>
                   <wp:docPr id="14" name="Picture 14"/>
-                  <wp:cNvGraphicFramePr>
-                    <a:graphicFrameLocks noChangeAspect="1"/>
-                  </wp:cNvGraphicFramePr>
-                  <a:graphic>
+                  <wp:cNvGraphicFramePr/>
+                  <a:graphic xmlns:pic="http://schemas.openxmlformats.org/drawingml/2006/picture">
                     <a:graphicData uri="http://schemas.openxmlformats.org/drawingml/2006/picture">
                       <pic:pic>
                         <pic:nvPicPr>
@@ -5647,28 +5645,23 @@
                         <pic:spPr>
                           <a:xfrm>
                             <a:off x="0" y="0"/>
-                            <a:ext cx="2743200" cy="2743200"/>
+                            <a:ext cx="2560320" cy="2560320"/>
                           </a:xfrm>
                           <a:prstGeom prst="rect"/>
                         </pic:spPr>
                       </pic:pic>
                     </a:graphicData>
                   </a:graphic>
-                </wp:inline>
+                </wp:anchor>
               </w:drawing>
             </w:r>
-          </w:p>
-          <w:p>
-            <w:pPr>
-              <w:spacing w:after="20"/>
-            </w:pPr>
             <w:r>
               <w:rPr>
                 <w:rFonts w:ascii="Georgia" w:hAnsi="Georgia" w:cs="Georgia"/>
                 <w:b/>
                 <w:i w:val="0"/>
                 <w:color w:val="222222"/>
-                <w:sz w:val="15"/>
+                <w:sz w:val="17"/>
               </w:rPr>
               <w:t>AC</w:t>
             </w:r>
@@ -5678,7 +5671,7 @@
                 <w:b w:val="0"/>
                 <w:i w:val="0"/>
                 <w:color w:val="222222"/>
-                <w:sz w:val="15"/>
+                <w:sz w:val="17"/>
               </w:rPr>
               <w:t xml:space="preserve"> 16 (natural armor)  </w:t>
             </w:r>
@@ -5688,7 +5681,7 @@
                 <w:b/>
                 <w:i w:val="0"/>
                 <w:color w:val="222222"/>
-                <w:sz w:val="15"/>
+                <w:sz w:val="17"/>
               </w:rPr>
               <w:t>HP</w:t>
             </w:r>
@@ -5698,7 +5691,7 @@
                 <w:b w:val="0"/>
                 <w:i w:val="0"/>
                 <w:color w:val="222222"/>
-                <w:sz w:val="15"/>
+                <w:sz w:val="17"/>
               </w:rPr>
               <w:t xml:space="preserve"> 95 (10d10 + 40)  </w:t>
             </w:r>
@@ -5708,7 +5701,7 @@
                 <w:b/>
                 <w:i w:val="0"/>
                 <w:color w:val="222222"/>
-                <w:sz w:val="15"/>
+                <w:sz w:val="17"/>
               </w:rPr>
               <w:t>Speed</w:t>
             </w:r>
@@ -5718,7 +5711,7 @@
                 <w:b w:val="0"/>
                 <w:i w:val="0"/>
                 <w:color w:val="222222"/>
-                <w:sz w:val="15"/>
+                <w:sz w:val="17"/>
               </w:rPr>
               <w:t xml:space="preserve"> 30 ft., burrow 30 ft.</w:t>
             </w:r>
@@ -5733,7 +5726,7 @@
                 <w:b/>
                 <w:i w:val="0"/>
                 <w:color w:val="222222"/>
-                <w:sz w:val="15"/>
+                <w:sz w:val="17"/>
               </w:rPr>
               <w:t>STR</w:t>
             </w:r>
@@ -5743,7 +5736,7 @@
                 <w:b w:val="0"/>
                 <w:i w:val="0"/>
                 <w:color w:val="222222"/>
-                <w:sz w:val="15"/>
+                <w:sz w:val="17"/>
               </w:rPr>
               <w:t xml:space="preserve"> 20  </w:t>
             </w:r>
@@ -5753,7 +5746,7 @@
                 <w:b/>
                 <w:i w:val="0"/>
                 <w:color w:val="222222"/>
-                <w:sz w:val="15"/>
+                <w:sz w:val="17"/>
               </w:rPr>
               <w:t>DEX</w:t>
             </w:r>
@@ -5763,7 +5756,7 @@
                 <w:b w:val="0"/>
                 <w:i w:val="0"/>
                 <w:color w:val="222222"/>
-                <w:sz w:val="15"/>
+                <w:sz w:val="17"/>
               </w:rPr>
               <w:t xml:space="preserve"> 10  </w:t>
             </w:r>
@@ -5773,7 +5766,7 @@
                 <w:b/>
                 <w:i w:val="0"/>
                 <w:color w:val="222222"/>
-                <w:sz w:val="15"/>
+                <w:sz w:val="17"/>
               </w:rPr>
               <w:t>CON</w:t>
             </w:r>
@@ -5783,7 +5776,7 @@
                 <w:b w:val="0"/>
                 <w:i w:val="0"/>
                 <w:color w:val="222222"/>
-                <w:sz w:val="15"/>
+                <w:sz w:val="17"/>
               </w:rPr>
               <w:t xml:space="preserve"> 18  </w:t>
             </w:r>
@@ -5793,7 +5786,7 @@
                 <w:b/>
                 <w:i w:val="0"/>
                 <w:color w:val="222222"/>
-                <w:sz w:val="15"/>
+                <w:sz w:val="17"/>
               </w:rPr>
               <w:t>INT</w:t>
             </w:r>
@@ -5803,7 +5796,7 @@
                 <w:b w:val="0"/>
                 <w:i w:val="0"/>
                 <w:color w:val="222222"/>
-                <w:sz w:val="15"/>
+                <w:sz w:val="17"/>
               </w:rPr>
               <w:t xml:space="preserve"> 5  </w:t>
             </w:r>
@@ -5813,7 +5806,7 @@
                 <w:b/>
                 <w:i w:val="0"/>
                 <w:color w:val="222222"/>
-                <w:sz w:val="15"/>
+                <w:sz w:val="17"/>
               </w:rPr>
               <w:t>WIS</w:t>
             </w:r>
@@ -5823,7 +5816,7 @@
                 <w:b w:val="0"/>
                 <w:i w:val="0"/>
                 <w:color w:val="222222"/>
-                <w:sz w:val="15"/>
+                <w:sz w:val="17"/>
               </w:rPr>
               <w:t xml:space="preserve"> 11  </w:t>
             </w:r>
@@ -5833,7 +5826,7 @@
                 <w:b/>
                 <w:i w:val="0"/>
                 <w:color w:val="222222"/>
-                <w:sz w:val="15"/>
+                <w:sz w:val="17"/>
               </w:rPr>
               <w:t>CHA</w:t>
             </w:r>
@@ -5843,7 +5836,7 @@
                 <w:b w:val="0"/>
                 <w:i w:val="0"/>
                 <w:color w:val="222222"/>
-                <w:sz w:val="15"/>
+                <w:sz w:val="17"/>
               </w:rPr>
               <w:t xml:space="preserve"> 6</w:t>
             </w:r>
@@ -5858,7 +5851,7 @@
                 <w:b/>
                 <w:i w:val="0"/>
                 <w:color w:val="222222"/>
-                <w:sz w:val="15"/>
+                <w:sz w:val="17"/>
               </w:rPr>
               <w:t>Immunities</w:t>
             </w:r>
@@ -5868,7 +5861,7 @@
                 <w:b w:val="0"/>
                 <w:i w:val="0"/>
                 <w:color w:val="222222"/>
-                <w:sz w:val="15"/>
+                <w:sz w:val="17"/>
               </w:rPr>
               <w:t xml:space="preserve"> fire, poison; exhaustion, paralyzed, petrified, poisoned, prone</w:t>
             </w:r>
@@ -5883,7 +5876,7 @@
                 <w:b/>
                 <w:i w:val="0"/>
                 <w:color w:val="222222"/>
-                <w:sz w:val="15"/>
+                <w:sz w:val="17"/>
               </w:rPr>
               <w:t>Resistances</w:t>
             </w:r>
@@ -5893,7 +5886,7 @@
                 <w:b w:val="0"/>
                 <w:i w:val="0"/>
                 <w:color w:val="222222"/>
-                <w:sz w:val="15"/>
+                <w:sz w:val="17"/>
               </w:rPr>
               <w:t xml:space="preserve"> nonmagical bludgeoning, piercing, slashing (non adamantine)</w:t>
             </w:r>
@@ -5908,7 +5901,7 @@
                 <w:b/>
                 <w:i w:val="0"/>
                 <w:color w:val="222222"/>
-                <w:sz w:val="15"/>
+                <w:sz w:val="17"/>
               </w:rPr>
               <w:t>Senses</w:t>
             </w:r>
@@ -5918,7 +5911,7 @@
                 <w:b w:val="0"/>
                 <w:i w:val="0"/>
                 <w:color w:val="222222"/>
-                <w:sz w:val="15"/>
+                <w:sz w:val="17"/>
               </w:rPr>
               <w:t xml:space="preserve"> darkvision 60 ft., tremorsense 60 ft.</w:t>
             </w:r>
@@ -5933,7 +5926,7 @@
                 <w:b/>
                 <w:i w:val="0"/>
                 <w:color w:val="222222"/>
-                <w:sz w:val="15"/>
+                <w:sz w:val="17"/>
               </w:rPr>
               <w:t>Challenge</w:t>
             </w:r>
@@ -5943,7 +5936,7 @@
                 <w:b w:val="0"/>
                 <w:i w:val="0"/>
                 <w:color w:val="222222"/>
-                <w:sz w:val="15"/>
+                <w:sz w:val="17"/>
               </w:rPr>
               <w:t xml:space="preserve"> 4 (1,100 XP)</w:t>
             </w:r>
@@ -5958,7 +5951,7 @@
                 <w:rFonts w:ascii="Georgia" w:hAnsi="Georgia" w:cs="Georgia"/>
                 <w:b/>
                 <w:color w:val="8B2020"/>
-                <w:sz w:val="16"/>
+                <w:sz w:val="18"/>
               </w:rPr>
               <w:t>Traits</w:t>
             </w:r>
@@ -5973,7 +5966,7 @@
                 <w:b/>
                 <w:i/>
                 <w:color w:val="222222"/>
-                <w:sz w:val="15"/>
+                <w:sz w:val="17"/>
               </w:rPr>
               <w:t xml:space="preserve">Earth Glide. </w:t>
             </w:r>
@@ -5983,7 +5976,7 @@
                 <w:b w:val="0"/>
                 <w:i w:val="0"/>
                 <w:color w:val="222222"/>
-                <w:sz w:val="15"/>
+                <w:sz w:val="17"/>
               </w:rPr>
               <w:t>Terranox can burrow through nonmagical, unworked earth and stone without disturbing the material it moves through.</w:t>
             </w:r>
@@ -5998,7 +5991,7 @@
                 <w:b/>
                 <w:i/>
                 <w:color w:val="222222"/>
-                <w:sz w:val="15"/>
+                <w:sz w:val="17"/>
               </w:rPr>
               <w:t xml:space="preserve">Immutable Form. </w:t>
             </w:r>
@@ -6008,7 +6001,7 @@
                 <w:b w:val="0"/>
                 <w:i w:val="0"/>
                 <w:color w:val="222222"/>
-                <w:sz w:val="15"/>
+                <w:sz w:val="17"/>
               </w:rPr>
               <w:t>Immune to any spell or effect that would alter its form.</w:t>
             </w:r>
@@ -6023,7 +6016,7 @@
                 <w:b/>
                 <w:i/>
                 <w:color w:val="222222"/>
-                <w:sz w:val="15"/>
+                <w:sz w:val="17"/>
               </w:rPr>
               <w:t xml:space="preserve">Elemental Resilience. </w:t>
             </w:r>
@@ -6033,7 +6026,7 @@
                 <w:b w:val="0"/>
                 <w:i w:val="0"/>
                 <w:color w:val="222222"/>
-                <w:sz w:val="15"/>
+                <w:sz w:val="17"/>
               </w:rPr>
               <w:t>Advantage on saving throws against spells and other magical effects.</w:t>
             </w:r>
@@ -6048,7 +6041,7 @@
                 <w:b/>
                 <w:i/>
                 <w:color w:val="222222"/>
-                <w:sz w:val="15"/>
+                <w:sz w:val="17"/>
               </w:rPr>
               <w:t xml:space="preserve">Siege Monster. </w:t>
             </w:r>
@@ -6058,7 +6051,7 @@
                 <w:b w:val="0"/>
                 <w:i w:val="0"/>
                 <w:color w:val="222222"/>
-                <w:sz w:val="15"/>
+                <w:sz w:val="17"/>
               </w:rPr>
               <w:t>Deals double damage to objects and structures.</w:t>
             </w:r>
@@ -6073,7 +6066,7 @@
                 <w:rFonts w:ascii="Georgia" w:hAnsi="Georgia" w:cs="Georgia"/>
                 <w:b/>
                 <w:color w:val="8B2020"/>
-                <w:sz w:val="16"/>
+                <w:sz w:val="18"/>
               </w:rPr>
               <w:t>Actions</w:t>
             </w:r>
@@ -6088,7 +6081,7 @@
                 <w:b/>
                 <w:i/>
                 <w:color w:val="222222"/>
-                <w:sz w:val="15"/>
+                <w:sz w:val="17"/>
               </w:rPr>
               <w:t xml:space="preserve">Multiattack. </w:t>
             </w:r>
@@ -6098,7 +6091,7 @@
                 <w:b w:val="0"/>
                 <w:i w:val="0"/>
                 <w:color w:val="222222"/>
-                <w:sz w:val="15"/>
+                <w:sz w:val="17"/>
               </w:rPr>
               <w:t>Terranox makes one Bite attack and one Tail Slam attack.</w:t>
             </w:r>
@@ -6113,7 +6106,7 @@
                 <w:b/>
                 <w:i/>
                 <w:color w:val="222222"/>
-                <w:sz w:val="15"/>
+                <w:sz w:val="17"/>
               </w:rPr>
               <w:t xml:space="preserve">Bite. </w:t>
             </w:r>
@@ -6123,7 +6116,7 @@
                 <w:b w:val="0"/>
                 <w:i/>
                 <w:color w:val="222222"/>
-                <w:sz w:val="15"/>
+                <w:sz w:val="17"/>
               </w:rPr>
               <w:t>Melee Attack:</w:t>
             </w:r>
@@ -6133,7 +6126,7 @@
                 <w:b w:val="0"/>
                 <w:i w:val="0"/>
                 <w:color w:val="222222"/>
-                <w:sz w:val="15"/>
+                <w:sz w:val="17"/>
               </w:rPr>
               <w:t xml:space="preserve"> +7, reach 10 ft. </w:t>
             </w:r>
@@ -6143,7 +6136,7 @@
                 <w:b w:val="0"/>
                 <w:i/>
                 <w:color w:val="222222"/>
-                <w:sz w:val="15"/>
+                <w:sz w:val="17"/>
               </w:rPr>
               <w:t>Hit:</w:t>
             </w:r>
@@ -6153,7 +6146,7 @@
                 <w:b w:val="0"/>
                 <w:i w:val="0"/>
                 <w:color w:val="222222"/>
-                <w:sz w:val="15"/>
+                <w:sz w:val="17"/>
               </w:rPr>
               <w:t xml:space="preserve"> 2d10 + 5 piercing.</w:t>
             </w:r>
@@ -6168,7 +6161,7 @@
                 <w:b/>
                 <w:i/>
                 <w:color w:val="222222"/>
-                <w:sz w:val="15"/>
+                <w:sz w:val="17"/>
               </w:rPr>
               <w:t xml:space="preserve">Tail Slam. </w:t>
             </w:r>
@@ -6178,7 +6171,7 @@
                 <w:b w:val="0"/>
                 <w:i/>
                 <w:color w:val="222222"/>
-                <w:sz w:val="15"/>
+                <w:sz w:val="17"/>
               </w:rPr>
               <w:t>Melee Attack:</w:t>
             </w:r>
@@ -6188,7 +6181,7 @@
                 <w:b w:val="0"/>
                 <w:i w:val="0"/>
                 <w:color w:val="222222"/>
-                <w:sz w:val="15"/>
+                <w:sz w:val="17"/>
               </w:rPr>
               <w:t xml:space="preserve"> +7, reach 15 ft. </w:t>
             </w:r>
@@ -6198,7 +6191,7 @@
                 <w:b w:val="0"/>
                 <w:i/>
                 <w:color w:val="222222"/>
-                <w:sz w:val="15"/>
+                <w:sz w:val="17"/>
               </w:rPr>
               <w:t>Hit:</w:t>
             </w:r>
@@ -6208,7 +6201,7 @@
                 <w:b w:val="0"/>
                 <w:i w:val="0"/>
                 <w:color w:val="222222"/>
-                <w:sz w:val="15"/>
+                <w:sz w:val="17"/>
               </w:rPr>
               <w:t xml:space="preserve"> 2d8 + 5 bludgeoning, and the target must succeed on a DC 15 Strength save or be knocked prone.</w:t>
             </w:r>
@@ -6223,7 +6216,7 @@
                 <w:b/>
                 <w:i/>
                 <w:color w:val="222222"/>
-                <w:sz w:val="15"/>
+                <w:sz w:val="17"/>
               </w:rPr>
               <w:t xml:space="preserve">Stone Coil (Recharge 5-6). </w:t>
             </w:r>
@@ -6233,7 +6226,7 @@
                 <w:b w:val="0"/>
                 <w:i w:val="0"/>
                 <w:color w:val="222222"/>
-                <w:sz w:val="15"/>
+                <w:sz w:val="17"/>
               </w:rPr>
               <w:t>One creature must succeed on a DC 15 Dexterity save or be grappled and restrained (escape DC 15), taking 1d8 + 5 bludgeoning at the start of each of Terranox's turns.</w:t>
             </w:r>
@@ -6248,7 +6241,7 @@
                 <w:b/>
                 <w:i/>
                 <w:color w:val="222222"/>
-                <w:sz w:val="15"/>
+                <w:sz w:val="17"/>
               </w:rPr>
               <w:t xml:space="preserve">Earthquake Stomp (Recharge 6). </w:t>
             </w:r>
@@ -6258,7 +6251,7 @@
                 <w:b w:val="0"/>
                 <w:i w:val="0"/>
                 <w:color w:val="222222"/>
-                <w:sz w:val="15"/>
+                <w:sz w:val="17"/>
               </w:rPr>
               <w:t xml:space="preserve">20-foot radius; DC 15 Dexterity save. </w:t>
             </w:r>
@@ -6268,7 +6261,7 @@
                 <w:b w:val="0"/>
                 <w:i/>
                 <w:color w:val="222222"/>
-                <w:sz w:val="15"/>
+                <w:sz w:val="17"/>
               </w:rPr>
               <w:t>Failure:</w:t>
             </w:r>
@@ -6278,7 +6271,7 @@
                 <w:b w:val="0"/>
                 <w:i w:val="0"/>
                 <w:color w:val="222222"/>
-                <w:sz w:val="15"/>
+                <w:sz w:val="17"/>
               </w:rPr>
               <w:t xml:space="preserve"> 4d6 bludgeoning and knocked prone. </w:t>
             </w:r>
@@ -6288,7 +6281,7 @@
                 <w:b w:val="0"/>
                 <w:i/>
                 <w:color w:val="222222"/>
-                <w:sz w:val="15"/>
+                <w:sz w:val="17"/>
               </w:rPr>
               <w:t>Success:</w:t>
             </w:r>
@@ -6298,7 +6291,7 @@
                 <w:b w:val="0"/>
                 <w:i w:val="0"/>
                 <w:color w:val="222222"/>
-                <w:sz w:val="15"/>
+                <w:sz w:val="17"/>
               </w:rPr>
               <w:t xml:space="preserve"> half damage.</w:t>
             </w:r>
@@ -6306,11 +6299,6 @@
         </w:tc>
       </w:tr>
     </w:tbl>
-    <w:p>
-      <w:pPr>
-        <w:spacing w:after="40"/>
-      </w:pPr>
-    </w:p>
     <w:p>
       <w:pPr>
         <w:spacing w:before="40" w:after="160"/>

--- a/sessions/session_02_oakshade_village.docx
+++ b/sessions/session_02_oakshade_village.docx
@@ -5201,7 +5201,7 @@
                   <wp:positionV relativeFrom="paragraph">
                     <wp:posOffset>0</wp:posOffset>
                   </wp:positionV>
-                  <wp:extent cx="2560320" cy="2560320"/>
+                  <wp:extent cx="2560320" cy="1706880"/>
                   <wp:effectExtent l="0" t="0" r="0" b="0"/>
                   <wp:wrapSquare wrapText="bothSides"/>
                   <wp:docPr id="13" name="Picture 13"/>
@@ -5222,7 +5222,7 @@
                         <pic:spPr>
                           <a:xfrm>
                             <a:off x="0" y="0"/>
-                            <a:ext cx="2560320" cy="2560320"/>
+                            <a:ext cx="2560320" cy="1706880"/>
                           </a:xfrm>
                           <a:prstGeom prst="rect"/>
                         </pic:spPr>

--- a/sessions/session_02_oakshade_village.docx
+++ b/sessions/session_02_oakshade_village.docx
@@ -4397,47 +4397,6 @@
               <w:spacing w:after="20"/>
             </w:pPr>
             <w:r>
-              <w:drawing>
-                <wp:anchor xmlns:a="http://schemas.openxmlformats.org/drawingml/2006/main" behindDoc="0" distT="91440" distB="100584" distL="201600" distR="201600" simplePos="0" locked="0" layoutInCell="1" allowOverlap="0" relativeHeight="2">
-                  <wp:simplePos x="0" y="0"/>
-                  <wp:positionH relativeFrom="column">
-                    <wp:align>right</wp:align>
-                  </wp:positionH>
-                  <wp:positionV relativeFrom="paragraph">
-                    <wp:posOffset>0</wp:posOffset>
-                  </wp:positionV>
-                  <wp:extent cx="2560320" cy="2560320"/>
-                  <wp:effectExtent l="0" t="0" r="0" b="0"/>
-                  <wp:wrapSquare wrapText="bothSides"/>
-                  <wp:docPr id="12" name="Picture 12"/>
-                  <wp:cNvGraphicFramePr/>
-                  <a:graphic xmlns:pic="http://schemas.openxmlformats.org/drawingml/2006/picture">
-                    <a:graphicData uri="http://schemas.openxmlformats.org/drawingml/2006/picture">
-                      <pic:pic>
-                        <pic:nvPicPr>
-                          <pic:cNvPr id="0" name="image.jpg"/>
-                          <pic:cNvPicPr/>
-                        </pic:nvPicPr>
-                        <pic:blipFill>
-                          <a:blip r:embed="rId21"/>
-                          <a:stretch>
-                            <a:fillRect/>
-                          </a:stretch>
-                        </pic:blipFill>
-                        <pic:spPr>
-                          <a:xfrm>
-                            <a:off x="0" y="0"/>
-                            <a:ext cx="2560320" cy="2560320"/>
-                          </a:xfrm>
-                          <a:prstGeom prst="rect"/>
-                        </pic:spPr>
-                      </pic:pic>
-                    </a:graphicData>
-                  </a:graphic>
-                </wp:anchor>
-              </w:drawing>
-            </w:r>
-            <w:r>
               <w:rPr>
                 <w:rFonts w:ascii="Georgia" w:hAnsi="Georgia" w:cs="Georgia"/>
                 <w:b/>
@@ -5068,6 +5027,46 @@
               <w:t xml:space="preserve"> half damage.</w:t>
             </w:r>
           </w:p>
+          <w:p>
+            <w:pPr>
+              <w:spacing w:before="100" w:after="20"/>
+              <w:jc w:val="center"/>
+            </w:pPr>
+            <w:r>
+              <w:drawing>
+                <wp:inline xmlns:a="http://schemas.openxmlformats.org/drawingml/2006/main" xmlns:pic="http://schemas.openxmlformats.org/drawingml/2006/picture">
+                  <wp:extent cx="2743200" cy="2743200"/>
+                  <wp:docPr id="12" name="Picture 12"/>
+                  <wp:cNvGraphicFramePr>
+                    <a:graphicFrameLocks noChangeAspect="1"/>
+                  </wp:cNvGraphicFramePr>
+                  <a:graphic>
+                    <a:graphicData uri="http://schemas.openxmlformats.org/drawingml/2006/picture">
+                      <pic:pic>
+                        <pic:nvPicPr>
+                          <pic:cNvPr id="0" name="image.jpg"/>
+                          <pic:cNvPicPr/>
+                        </pic:nvPicPr>
+                        <pic:blipFill>
+                          <a:blip r:embed="rId21"/>
+                          <a:stretch>
+                            <a:fillRect/>
+                          </a:stretch>
+                        </pic:blipFill>
+                        <pic:spPr>
+                          <a:xfrm>
+                            <a:off x="0" y="0"/>
+                            <a:ext cx="2743200" cy="2743200"/>
+                          </a:xfrm>
+                          <a:prstGeom prst="rect"/>
+                        </pic:spPr>
+                      </pic:pic>
+                    </a:graphicData>
+                  </a:graphic>
+                </wp:inline>
+              </w:drawing>
+            </w:r>
+          </w:p>
         </w:tc>
       </w:tr>
     </w:tbl>
@@ -5191,47 +5190,6 @@
             <w:pPr>
               <w:spacing w:after="20"/>
             </w:pPr>
-            <w:r>
-              <w:drawing>
-                <wp:anchor xmlns:a="http://schemas.openxmlformats.org/drawingml/2006/main" behindDoc="0" distT="91440" distB="100584" distL="201600" distR="201600" simplePos="0" locked="0" layoutInCell="1" allowOverlap="0" relativeHeight="2">
-                  <wp:simplePos x="0" y="0"/>
-                  <wp:positionH relativeFrom="column">
-                    <wp:align>right</wp:align>
-                  </wp:positionH>
-                  <wp:positionV relativeFrom="paragraph">
-                    <wp:posOffset>0</wp:posOffset>
-                  </wp:positionV>
-                  <wp:extent cx="2560320" cy="1706880"/>
-                  <wp:effectExtent l="0" t="0" r="0" b="0"/>
-                  <wp:wrapSquare wrapText="bothSides"/>
-                  <wp:docPr id="13" name="Picture 13"/>
-                  <wp:cNvGraphicFramePr/>
-                  <a:graphic xmlns:pic="http://schemas.openxmlformats.org/drawingml/2006/picture">
-                    <a:graphicData uri="http://schemas.openxmlformats.org/drawingml/2006/picture">
-                      <pic:pic>
-                        <pic:nvPicPr>
-                          <pic:cNvPr id="0" name="image.jpg"/>
-                          <pic:cNvPicPr/>
-                        </pic:nvPicPr>
-                        <pic:blipFill>
-                          <a:blip r:embed="rId22"/>
-                          <a:stretch>
-                            <a:fillRect/>
-                          </a:stretch>
-                        </pic:blipFill>
-                        <pic:spPr>
-                          <a:xfrm>
-                            <a:off x="0" y="0"/>
-                            <a:ext cx="2560320" cy="1706880"/>
-                          </a:xfrm>
-                          <a:prstGeom prst="rect"/>
-                        </pic:spPr>
-                      </pic:pic>
-                    </a:graphicData>
-                  </a:graphic>
-                </wp:anchor>
-              </w:drawing>
-            </w:r>
             <w:r>
               <w:rPr>
                 <w:rFonts w:ascii="Georgia" w:hAnsi="Georgia" w:cs="Georgia"/>
@@ -5443,6 +5401,46 @@
               <w:t>The Grimfang want to humble the Bloodfang runaway, not finish anyone: fallen heroes wake at the roadside, bruised and lighter by their shiniest valuables, with goblin laughter fading in the brush.</w:t>
             </w:r>
           </w:p>
+          <w:p>
+            <w:pPr>
+              <w:spacing w:before="100" w:after="20"/>
+              <w:jc w:val="center"/>
+            </w:pPr>
+            <w:r>
+              <w:drawing>
+                <wp:inline xmlns:a="http://schemas.openxmlformats.org/drawingml/2006/main" xmlns:pic="http://schemas.openxmlformats.org/drawingml/2006/picture">
+                  <wp:extent cx="4800600" cy="3200400"/>
+                  <wp:docPr id="13" name="Picture 13"/>
+                  <wp:cNvGraphicFramePr>
+                    <a:graphicFrameLocks noChangeAspect="1"/>
+                  </wp:cNvGraphicFramePr>
+                  <a:graphic>
+                    <a:graphicData uri="http://schemas.openxmlformats.org/drawingml/2006/picture">
+                      <pic:pic>
+                        <pic:nvPicPr>
+                          <pic:cNvPr id="0" name="image.jpg"/>
+                          <pic:cNvPicPr/>
+                        </pic:nvPicPr>
+                        <pic:blipFill>
+                          <a:blip r:embed="rId22"/>
+                          <a:stretch>
+                            <a:fillRect/>
+                          </a:stretch>
+                        </pic:blipFill>
+                        <pic:spPr>
+                          <a:xfrm>
+                            <a:off x="0" y="0"/>
+                            <a:ext cx="4800600" cy="3200400"/>
+                          </a:xfrm>
+                          <a:prstGeom prst="rect"/>
+                        </pic:spPr>
+                      </pic:pic>
+                    </a:graphicData>
+                  </a:graphic>
+                </wp:inline>
+              </w:drawing>
+            </w:r>
+          </w:p>
         </w:tc>
       </w:tr>
     </w:tbl>
@@ -5614,47 +5612,6 @@
             <w:pPr>
               <w:spacing w:after="20"/>
             </w:pPr>
-            <w:r>
-              <w:drawing>
-                <wp:anchor xmlns:a="http://schemas.openxmlformats.org/drawingml/2006/main" behindDoc="0" distT="91440" distB="100584" distL="201600" distR="201600" simplePos="0" locked="0" layoutInCell="1" allowOverlap="0" relativeHeight="2">
-                  <wp:simplePos x="0" y="0"/>
-                  <wp:positionH relativeFrom="column">
-                    <wp:align>right</wp:align>
-                  </wp:positionH>
-                  <wp:positionV relativeFrom="paragraph">
-                    <wp:posOffset>0</wp:posOffset>
-                  </wp:positionV>
-                  <wp:extent cx="2560320" cy="2560320"/>
-                  <wp:effectExtent l="0" t="0" r="0" b="0"/>
-                  <wp:wrapSquare wrapText="bothSides"/>
-                  <wp:docPr id="14" name="Picture 14"/>
-                  <wp:cNvGraphicFramePr/>
-                  <a:graphic xmlns:pic="http://schemas.openxmlformats.org/drawingml/2006/picture">
-                    <a:graphicData uri="http://schemas.openxmlformats.org/drawingml/2006/picture">
-                      <pic:pic>
-                        <pic:nvPicPr>
-                          <pic:cNvPr id="0" name="image.jpg"/>
-                          <pic:cNvPicPr/>
-                        </pic:nvPicPr>
-                        <pic:blipFill>
-                          <a:blip r:embed="rId23"/>
-                          <a:stretch>
-                            <a:fillRect/>
-                          </a:stretch>
-                        </pic:blipFill>
-                        <pic:spPr>
-                          <a:xfrm>
-                            <a:off x="0" y="0"/>
-                            <a:ext cx="2560320" cy="2560320"/>
-                          </a:xfrm>
-                          <a:prstGeom prst="rect"/>
-                        </pic:spPr>
-                      </pic:pic>
-                    </a:graphicData>
-                  </a:graphic>
-                </wp:anchor>
-              </w:drawing>
-            </w:r>
             <w:r>
               <w:rPr>
                 <w:rFonts w:ascii="Georgia" w:hAnsi="Georgia" w:cs="Georgia"/>
@@ -6296,6 +6253,46 @@
               <w:t xml:space="preserve"> half damage.</w:t>
             </w:r>
           </w:p>
+          <w:p>
+            <w:pPr>
+              <w:spacing w:before="100" w:after="20"/>
+              <w:jc w:val="center"/>
+            </w:pPr>
+            <w:r>
+              <w:drawing>
+                <wp:inline xmlns:a="http://schemas.openxmlformats.org/drawingml/2006/main" xmlns:pic="http://schemas.openxmlformats.org/drawingml/2006/picture">
+                  <wp:extent cx="2743200" cy="2743200"/>
+                  <wp:docPr id="14" name="Picture 14"/>
+                  <wp:cNvGraphicFramePr>
+                    <a:graphicFrameLocks noChangeAspect="1"/>
+                  </wp:cNvGraphicFramePr>
+                  <a:graphic>
+                    <a:graphicData uri="http://schemas.openxmlformats.org/drawingml/2006/picture">
+                      <pic:pic>
+                        <pic:nvPicPr>
+                          <pic:cNvPr id="0" name="image.jpg"/>
+                          <pic:cNvPicPr/>
+                        </pic:nvPicPr>
+                        <pic:blipFill>
+                          <a:blip r:embed="rId23"/>
+                          <a:stretch>
+                            <a:fillRect/>
+                          </a:stretch>
+                        </pic:blipFill>
+                        <pic:spPr>
+                          <a:xfrm>
+                            <a:off x="0" y="0"/>
+                            <a:ext cx="2743200" cy="2743200"/>
+                          </a:xfrm>
+                          <a:prstGeom prst="rect"/>
+                        </pic:spPr>
+                      </pic:pic>
+                    </a:graphicData>
+                  </a:graphic>
+                </wp:inline>
+              </w:drawing>
+            </w:r>
+          </w:p>
         </w:tc>
       </w:tr>
     </w:tbl>

--- a/sessions/session_02_oakshade_village.docx
+++ b/sessions/session_02_oakshade_village.docx
@@ -1460,6 +1460,26 @@
           <w:sz w:val="19"/>
         </w:rPr>
         <w:t xml:space="preserve"> for the professor.</w:t>
+      </w:r>
+    </w:p>
+    <w:p>
+      <w:pPr>
+        <w:pBdr>
+          <w:left w:val="single" w:sz="18" w:space="12" w:color="B8860B"/>
+        </w:pBdr>
+        <w:shd w:val="clear" w:color="auto" w:fill="FBF6EA"/>
+        <w:spacing w:before="30" w:after="70"/>
+        <w:ind w:left="340" w:right="340"/>
+      </w:pPr>
+      <w:r>
+        <w:rPr>
+          <w:rFonts w:ascii="Georgia" w:hAnsi="Georgia" w:cs="Georgia"/>
+          <w:b w:val="0"/>
+          <w:i w:val="0"/>
+          <w:color w:val="222222"/>
+          <w:sz w:val="21"/>
+        </w:rPr>
+        <w:t>For a mile or two the road is kind. The party hauls itself back onto dry ground, Stabby scraping mud from his ears and loudly declaring the marsh his sworn enemy, and there is a little while of easy walking and easier laughter, the warm quiet of friends who have just won something together.</w:t>
       </w:r>
     </w:p>
     <w:p>
@@ -3918,7 +3938,7 @@
           <w:color w:val="222222"/>
           <w:sz w:val="21"/>
         </w:rPr>
-        <w:t>Next: Session 3, in which the professor examines the Essence Sphere, three small creatures wait in three baskets, and a dark figure watches from the top of Stormwatch Cliffs.</w:t>
+        <w:t>Next: Session 3, in which the professor examines the Essence Sphere, three small creatures roam his laboratory, and a dark figure watches from the top of Stormwatch Cliffs.</w:t>
       </w:r>
     </w:p>
     <w:p>

--- a/sessions/session_02_oakshade_village.docx
+++ b/sessions/session_02_oakshade_village.docx
@@ -118,7 +118,7 @@
     </w:p>
     <w:p>
       <w:pPr>
-        <w:spacing w:after="140"/>
+        <w:spacing w:after="240"/>
         <w:jc w:val="center"/>
       </w:pPr>
       <w:r>
@@ -1989,7 +1989,7 @@
     </w:p>
     <w:p>
       <w:pPr>
-        <w:spacing w:after="140"/>
+        <w:spacing w:after="240"/>
         <w:jc w:val="center"/>
       </w:pPr>
       <w:r>
@@ -2200,7 +2200,7 @@
     </w:p>
     <w:p>
       <w:pPr>
-        <w:spacing w:after="140"/>
+        <w:spacing w:after="240"/>
         <w:jc w:val="center"/>
       </w:pPr>
       <w:r>
@@ -2775,7 +2775,7 @@
     </w:p>
     <w:p>
       <w:pPr>
-        <w:spacing w:after="140"/>
+        <w:spacing w:after="240"/>
         <w:jc w:val="center"/>
       </w:pPr>
       <w:r>
@@ -3009,7 +3009,7 @@
     </w:p>
     <w:p>
       <w:pPr>
-        <w:spacing w:after="140"/>
+        <w:spacing w:after="240"/>
         <w:jc w:val="center"/>
       </w:pPr>
       <w:r>
@@ -3347,7 +3347,7 @@
     </w:p>
     <w:p>
       <w:pPr>
-        <w:spacing w:after="140"/>
+        <w:spacing w:after="240"/>
         <w:jc w:val="center"/>
       </w:pPr>
       <w:r>
@@ -3533,7 +3533,7 @@
     </w:p>
     <w:p>
       <w:pPr>
-        <w:spacing w:after="140"/>
+        <w:spacing w:after="240"/>
         <w:jc w:val="center"/>
       </w:pPr>
       <w:r>
